--- a/por/docx/41.content.docx
+++ b/por/docx/41.content.docx
@@ -11,6 +11,15 @@
         <w:pStyle w:val="Heading2"/>
       </w:pPr>
       <w:r>
+        <w:t>Resource: Notas de Estudo (Tyndale)</w:t>
+      </w:r>
+      <w:r/>
+    </w:p>
+    <w:p>
+      <w:pPr>
+        <w:pStyle w:val="Heading2"/>
+      </w:pPr>
+      <w:r>
         <w:t>License Information</w:t>
       </w:r>
       <w:r/>
@@ -21,7 +30,7 @@
         <w:rPr>
           <w:b/>
         </w:rPr>
-        <w:t>Study Notes (Tyndale)</w:t>
+        <w:t>Notas de Estudo (Tyndale)</w:t>
       </w:r>
       <w:r>
         <w:t xml:space="preserve"> (Portuguese) is based on</w:t>
@@ -74,7 +83,7 @@
         <w:pStyle w:val="Heading1"/>
       </w:pPr>
       <w:r>
-        <w:t>Study Notes (Tyndale)</w:t>
+        <w:t>Notas de Estudo (Tyndale)</w:t>
       </w:r>
     </w:p>
     <w:p>
@@ -83,6 +92,51 @@
           <w:headerReference w:type="even" r:id="rId8"/>
           <w:headerReference w:type="default" r:id="rId9"/>
           <w:footerReference w:type="default" r:id="rId10"/>
+          <w:footnotePr>
+            <w:numRestart w:val="eachSect"/>
+          </w:footnotePr>
+          <w:type w:val="continuous"/>
+          <w:pgSz w:w="12240" w:h="15840" w:code="1"/>
+          <w:pgMar w:top="1440" w:right="1440" w:bottom="1440" w:left="1440" w:header="504" w:footer="504" w:gutter="0"/>
+          <w:cols w:space="708"/>
+          <w:titlePg/>
+          <w:docGrid w:linePitch="360"/>
+        </w:sectPr>
+      </w:pPr>
+    </w:p>
+    <w:p>
+      <w:r/>
+    </w:p>
+    <w:p>
+      <w:pPr>
+        <w:pStyle w:val="Heading2"/>
+      </w:pPr>
+      <w:r>
+        <w:t>MRK</w:t>
+      </w:r>
+      <w:r/>
+    </w:p>
+    <w:p>
+      <w:r/>
+      <w:r>
+        <w:rPr>
+          <w:i/>
+        </w:rPr>
+        <w:t>Marcos 1.1, Mark 1:2–3, Mark 1:2–8, Marcos 1.3, Marcos 1.4, Marcos 1.5, Marcos 1.6, Marcos 1.7, Marcos 1.8, Marcos 1.9, Marcos 1.10, Marcos 1.11, Marcos 1.12–13, Marcos 1.14, Marcos 1.14–15, Marcos 1.15, Marcos 1.16–20, Marcos 1.17, Mark 1.19–20, Marcos 1.21, Marcos 1.21–28, Marcos 1.22, Marcos 1.23–24, Marcos 1.25, Marcos 1.26, Marcos 1.27–28, Marcos 1.29–30, Marcos 1.31, Marcos 1.32–34, Marcos 1.33, Marcos 1.34, Marcos 1.35, Marcos 1.38–39, Marcos 1.40, Marcos 1.41, Marcos 1.43–45, Marcos 2.1, Marcos 2.1–12, Marcos 2.1–3.6, Marcos 2.4, Marcos 2.5, Marcos 2.6–7, Marcos 2.9–11, Marcos 2.12, Marcos 2.13–15, Marcos 2.13–17, Marcos 2.16, Marcos 2.17, Marcos 2.18–22, Marcos 2.19–20, Marcos 2.21–22, Marcos 2.23–28, Marcos 2.25–26, Marcos 2.27–28, Marcos 3.1–2, Marcos 3.1–6, Marcos 3.3–4, Marcos 3.5–6, Marcos 3.7–12, Marcos 3.9, Marcos 3.10, Marcos 3.11–12, Marcos 3.13–19, Marcos 3.14–15, Marcos 3.16–18, Marcos 3.17, Marcos 3.18, Marcos 3.19, Marcos 3.20, Marcos 3.20–35, Marcos 3.21, Marcos 3.22, Marcos 3.23–27, Marcos 3.27, Marcos 3.28–30, Marcos 3.31–35, Marcos 3.33–34, Marcos 3.35, Marcos 4.1, Marcos 4.1–34, Marcos 4.2, Marcos 4.3–9, Marcos 4.10, Marcos 4.11–12, Marcos 4.13, Marcos 4.14–20, Marcos 4.21, Marcos 4.21–25, Marcos 4.22–23, Marcos 4.24, Marcos 4.26–29, Marcos 4.26–34, Marcos 4.29, Marcos 4.30–32, Marcos 4.33–34, Marcos 4.35–41, Marcos 4.35–5.43, Marcos 4.38, Marcos 4.39–40, Marcos 4.41, Marcos 5.1, Marcos 5.1–20, Marcos 5.2–5, Marcos 5.6–8, Marcos 5.9, Marcos 5.10–13, Marcos 5.15–16, Marcos 5.17, Marcos 5.18, Marcos 5.19–20, Marcos 5.21–22, Marcos 5.21–43, Marcos 5.23, Marcos 5.24–34, Marcos 5.27–29, Marcos 5.33–34, Marcos 5.35–43, Marcos 5.36, Marcos 5.37, Marcos 5.38, Marcos 5.39, Marcos 5.40, Marcos 5.41, Marcos 5.42, Marcos 5.43, Marcos 6.1–2, Marcos 6.1–6, Marcos 6.3–4, Marcos 6.5–6, Marcos 6.6, Marcos 6.6–8.21, Marcos 6.7, Marcos 6.7–13, Marcos 6.8–9, Marcos 6.10, Marcos 6.11, Marcos 6.12–13, Marcos 6.14, Marcos 6.14–29, Marcos 6.15, Marcos 6.17, Marcos 6.18, Marcos 6.19–28, Marcos 6.22, Marcos 6.29, Marcos 6.30, Marcos 6.30–44, Marcos 6.31–33, Marcos 6.34, Marcos 6.35–36, Marcos 6.37, Marcos 6.41, Marcos 6.42–44, Marcos 6.45–46, Marcos 6.45–52, Marcos 6.48, Marcos 6.49–50, Marcos 6.51, Marcos 6.52, Marcos 6.53, Marcos 6.53–56, Marcos 6.56, Marcos 7.1, Marcos 7.1–23, Marcos 7.2–4, Marcos 7.5, Marcos 7.6–8, Marcos 7.9–13, Marcos 7.11–12, Marcos 7.13, Marcos 7.14–23, Marcos 7.20–22, Marcos 7.24, Marcos 7.24–30, Marcos 7.25–26, Marcos 7.27–28, Marcos 7.29–30, Marcos 7.31–37, Marcos 7.33, Marcos 7.34, Marcos 7.36–37, Marcos 8.1–3, Marcos 8.1–10, Marcos 8.4, Marcos 8.5, Marcos 8.6–7, Marcos 8.8, Marcos 8.10–13, Marcos 8.11, Marcos 8.12, Marcos 8.14, Marcos 8.14–21, Marcos 8.15, Marcos 8.16, Marcos 8.17–20, Marcos 8.19–20, Marcos 8.21, Marcos 8.22–26, Marcos 8.23, Marcos 8.24–25, Marcos 8.26, Marcos 8.27–28, Marcos 8.27–38, Marcos 8.27–9.1, Marcos 8.29–30, Marcos 8.31, Marcos 8.31–38, Marcos 8.32, Marcos 8.33, Marcos 8.34–38, Marcos 8.35, Marcos 8.36–37, Marcos 8.38, Marcos 9.1, Marcos 9.2–8, Marcos 9.4, Marcos 9.5–6, Marcos 9.7, Marcos 9.8, Marcos 9.9, Marcos 9.10, Marcos 9.11, Marcos 9.12, Marcos 9.13, Marcos 9.14, Marcos 9.14–29, Marcos 9.15, Marcos 9.18, Marcos 9.19, Marcos 9.20, Marcos 9.21–22, Marcos 9.23, Marcos 9.24, Marcos 9.25, Marcos 9.26–27, Marcos 9.28–29, Marcos 9.30–10.31, Marcos 9.31, Marcos 9.32, Marcos 9.33–34, Marcos 9.33–50, Marcos 9.35, Marcos 9.36–37, Marcos 9.38–41, Marcos 9.40, Marcos 9.42–50, Marcos 9.43, Marcos 9.43–48, Marcos 9.48, Marcos 9.49–50, Mark 10:1–2, Mark 10:3, Mark 10:4, Marcos 10.5–9, Marcos 10.10, Marcos 10.11–12, Marcos 10.13, Marcos 10.13–16, Marcos 10.14–15, Marcos 10.17, Marcos 10.17–31, Marcos 10.18, Marcos 10.19, Marcos 10.20, Marcos 10.21, Marcos 10.22, Marcos 10.23–27, Marcos 10.24, Marcos 10.25, Marcos 10.26, Marcos 10.27, Marcos 10.28, Marcos 10.29–30, Marcos 10.31, Marcos 10.32–34, Marcos 10.33, Marcos 10.35–45, Marcos 10.37, Marcos 10.38, Marcos 10.39, Marcos 10.40, Marcos 10.41, Marcos 10.42–44, Marcos 10.45, Marcos 10.46, Marcos 10.46–52, Marcos 10.47–48, Marcos 10.50, Marcos 10.51, Marcos 10.52, Marcos 11.1, Marcos 11.1–13.37, Marcos 11.2–3, Marcos 11.3, Marcos 11.4–6, Marcos 11.7–8, Marcos 11.9–10, Marcos 11.11, Marcos 11.12–25, Marcos 11.13–14, Marcos 11.15–16, Marcos 11.15–19, Marcos 11.16, Marcos 11.17, Marcos 11.18, Marcos 11.19, Marcos 11.20–21, Marcos 11.22–23, Marcos 11.24–25, Marcos 11.27, Marcos 11.27–33, Marcos 11.28, Marcos 11.29–30, Marcos 11.31–32, Marcos 11.33, Marcos 12.1, Marcos 12.1–12, Marcos 12.2–5, Marcos 12.6, Marcos 12.7, Marcos 12.8, Marcos 12.9, Marcos 12.10–11, Marcos 12.12, Marcos 12.13–17, Marcos 12.14, Marcos 12.15, Marcos 12.16, Marcos 12.17, Marcos 12.18, Marcos 12.18–27, Marcos 12.19, Marcos 12.24–27, Marcos 12.28, Marcos 12.28–34, Marcos 12.29–31, Marcos 12.32–33, Marcos 12.34, Marcos 12.35–37, Marcos 12.36, Marcos 12.38–39, Marcos 12.40, Marcos 12.41–42, Marcos 12.41–44, Marcos 12.43–44, Marcos 13.1, Marcos 13.1–37, Marcos 13.2, Marcos 13.3–4, Marcos 13.5–6, Marcos 13.5–23, Marcos 13.7, Marcos 13.9, Marcos 13.10, Marcos 13.11, Marcos 13.12–13, Marcos 13.14, Marcos 13.14–20, Marcos 13.15–16, Marcos 13.17, Marcos 13.18, Marcos 13.19, Marcos 13.20, Marcos 13.21–23, Marcos 13.24–25, Marcos 13.24–27, Marcos 13.27, Marcos 13.28–31, Marcos 13.29, Marcos 13.30, Marcos 13.31, Marcos 13.32, Marcos 13.32–37, Marcos 13.33–37, Marcos 13.34–35, Marcos 13.37, Marcos 14.1–2, Marcos 14.1–16.8, Marcos 14.3–9, Marcos 14.4–5, Marcos 14.6–8, Marcos 14.8, Marcos 14.9, Marcos 14.10–11, Marcos 14.12, Marcos 14.12–32, Marcos 14.13–15, Marcos 14.17, Marcos 14.18, Marcos 14.19, Marcos 14.21, Marcos 14.22–25, Marcos 14.24, Marcos 14.25, Marcos 14.26–27, Marcos 14.28, Marcos 14.29–31, Marcos 14.32, Marcos 14.33–34, Marcos 14.35–36, Marcos 14.37–38, Marcos 14.41–42, Marcos 14.43, Marcos 14.44–45, Marcos 14.47, Marcos 14.49, Marcos 14.50, Marcos 14.51–52, Marcos 14.53–54, Marcos 14.53–65, Marcos 14.55–59, Marcos 14.60–61, Marcos 14.62, Marcos 14.63–64, Marcos 14.65, Marcos 14.66–72, Marcos 14.67, Marcos 14.68, Marcos 14.69–70, Marcos 14.71, Marcos 14.72, Marcos 15.1, Marcos 15.1–15, Marcos 15.2, Marcos 15.3–5, Marcos 15.6–8, Marcos 15.9–14, Marcos 15.15, Marcos 15.16, Marcos 15.16–41, Marcos 15.17, Marcos 15.18, Marcos 15.21–22, Marcos 15.23, Marcos 15.24, Marcos 15.25, Marcos 15.26, Marcos 15.27, Marcos 15.29–32, Marcos 15.32, Marcos 15.33, Marcos 15.34, Marcos 15.35–36, Marcos 15.37, Marcos 15.38, Marcos 15.39, Marcos 15.40–41, Marcos 15.43–45, Marcos 15.46, Marcos 16.1, Marcos 16.3–4, Marcos 16.7, Marcos 16.8, Marcos 16.9–20</w:t>
+      </w:r>
+      <w:r/>
+    </w:p>
+    <w:p>
+      <w:r/>
+      <w:r>
+        <w:t xml:space="preserve"> </w:t>
+      </w:r>
+      <w:r/>
+      <w:r/>
+    </w:p>
+    <w:p>
+      <w:pPr>
+        <w:sectPr>
           <w:footnotePr>
             <w:numRestart w:val="eachSect"/>
           </w:footnotePr>

--- a/por/docx/41.content.docx
+++ b/por/docx/41.content.docx
@@ -163,13 +163,6 @@
         <w:rPr>
           <w:lang w:val="pt_PT" w:bidi="pt_PT"/>
         </w:rPr>
-      </w:r>
-      <w:r>
-        <w:rPr>
-          <w:i/>
-          <w:lang w:val="pt_PT" w:bidi="pt_PT"/>
-        </w:rPr>
-        <w:t>Marcos 1.1, Mark 1:2–3, Mark 1:2–8, Marcos 1.3, Marcos 1.4, Marcos 1.5, Marcos 1.6, Marcos 1.7, Marcos 1.8, Marcos 1.9, Marcos 1.10, Marcos 1.11, Marcos 1.12–13, Marcos 1.14, Marcos 1.14–15, Marcos 1.15, Marcos 1.16–20, Marcos 1.17, Mark 1.19–20, Marcos 1.21, Marcos 1.21–28, Marcos 1.22, Marcos 1.23–24, Marcos 1.25, Marcos 1.26, Marcos 1.27–28, Marcos 1.29–30, Marcos 1.31, Marcos 1.32–34, Marcos 1.33, Marcos 1.34, Marcos 1.35, Marcos 1.38–39, Marcos 1.40, Marcos 1.41, Marcos 1.43–45, Marcos 2.1, Marcos 2.1–12, Marcos 2.1–3.6, Marcos 2.4, Marcos 2.5, Marcos 2.6–7, Marcos 2.9–11, Marcos 2.12, Marcos 2.13–15, Marcos 2.13–17, Marcos 2.16, Marcos 2.17, Marcos 2.18–22, Marcos 2.19–20, Marcos 2.21–22, Marcos 2.23–28, Marcos 2.25–26, Marcos 2.27–28, Marcos 3.1–2, Marcos 3.1–6, Marcos 3.3–4, Marcos 3.5–6, Marcos 3.7–12, Marcos 3.9, Marcos 3.10, Marcos 3.11–12, Marcos 3.13–19, Marcos 3.14–15, Marcos 3.16–18, Marcos 3.17, Marcos 3.18, Marcos 3.19, Marcos 3.20, Marcos 3.20–35, Marcos 3.21, Marcos 3.22, Marcos 3.23–27, Marcos 3.27, Marcos 3.28–30, Marcos 3.31–35, Marcos 3.33–34, Marcos 3.35, Marcos 4.1, Marcos 4.1–34, Marcos 4.2, Marcos 4.3–9, Marcos 4.10, Marcos 4.11–12, Marcos 4.13, Marcos 4.14–20, Marcos 4.21, Marcos 4.21–25, Marcos 4.22–23, Marcos 4.24, Marcos 4.26–29, Marcos 4.26–34, Marcos 4.29, Marcos 4.30–32, Marcos 4.33–34, Marcos 4.35–41, Marcos 4.35–5.43, Marcos 4.38, Marcos 4.39–40, Marcos 4.41, Marcos 5.1, Marcos 5.1–20, Marcos 5.2–5, Marcos 5.6–8, Marcos 5.9, Marcos 5.10–13, Marcos 5.15–16, Marcos 5.17, Marcos 5.18, Marcos 5.19–20, Marcos 5.21–22, Marcos 5.21–43, Marcos 5.23, Marcos 5.24–34, Marcos 5.27–29, Marcos 5.33–34, Marcos 5.35–43, Marcos 5.36, Marcos 5.37, Marcos 5.38, Marcos 5.39, Marcos 5.40, Marcos 5.41, Marcos 5.42, Marcos 5.43, Marcos 6.1–2, Marcos 6.1–6, Marcos 6.3–4, Marcos 6.5–6, Marcos 6.6, Marcos 6.6–8.21, Marcos 6.7, Marcos 6.7–13, Marcos 6.8–9, Marcos 6.10, Marcos 6.11, Marcos 6.12–13, Marcos 6.14, Marcos 6.14–29, Marcos 6.15, Marcos 6.17, Marcos 6.18, Marcos 6.19–28, Marcos 6.22, Marcos 6.29, Marcos 6.30, Marcos 6.30–44, Marcos 6.31–33, Marcos 6.34, Marcos 6.35–36, Marcos 6.37, Marcos 6.41, Marcos 6.42–44, Marcos 6.45–46, Marcos 6.45–52, Marcos 6.48, Marcos 6.49–50, Marcos 6.51, Marcos 6.52, Marcos 6.53, Marcos 6.53–56, Marcos 6.56, Marcos 7.1, Marcos 7.1–23, Marcos 7.2–4, Marcos 7.5, Marcos 7.6–8, Marcos 7.9–13, Marcos 7.11–12, Marcos 7.13, Marcos 7.14–23, Marcos 7.20–22, Marcos 7.24, Marcos 7.24–30, Marcos 7.25–26, Marcos 7.27–28, Marcos 7.29–30, Marcos 7.31–37, Marcos 7.33, Marcos 7.34, Marcos 7.36–37, Marcos 8.1–3, Marcos 8.1–10, Marcos 8.4, Marcos 8.5, Marcos 8.6–7, Marcos 8.8, Marcos 8.10–13, Marcos 8.11, Marcos 8.12, Marcos 8.14, Marcos 8.14–21, Marcos 8.15, Marcos 8.16, Marcos 8.17–20, Marcos 8.19–20, Marcos 8.21, Marcos 8.22–26, Marcos 8.23, Marcos 8.24–25, Marcos 8.26, Marcos 8.27–28, Marcos 8.27–38, Marcos 8.27–9.1, Marcos 8.29–30, Marcos 8.31, Marcos 8.31–38, Marcos 8.32, Marcos 8.33, Marcos 8.34–38, Marcos 8.35, Marcos 8.36–37, Marcos 8.38, Marcos 9.1, Marcos 9.2–8, Marcos 9.4, Marcos 9.5–6, Marcos 9.7, Marcos 9.8, Marcos 9.9, Marcos 9.10, Marcos 9.11, Marcos 9.12, Marcos 9.13, Marcos 9.14, Marcos 9.14–29, Marcos 9.15, Marcos 9.18, Marcos 9.19, Marcos 9.20, Marcos 9.21–22, Marcos 9.23, Marcos 9.24, Marcos 9.25, Marcos 9.26–27, Marcos 9.28–29, Marcos 9.30–10.31, Marcos 9.31, Marcos 9.32, Marcos 9.33–34, Marcos 9.33–50, Marcos 9.35, Marcos 9.36–37, Marcos 9.38–41, Marcos 9.40, Marcos 9.42–50, Marcos 9.43, Marcos 9.43–48, Marcos 9.48, Marcos 9.49–50, Mark 10:1–2, Mark 10:3, Mark 10:4, Marcos 10.5–9, Marcos 10.10, Marcos 10.11–12, Marcos 10.13, Marcos 10.13–16, Marcos 10.14–15, Marcos 10.17, Marcos 10.17–31, Marcos 10.18, Marcos 10.19, Marcos 10.20, Marcos 10.21, Marcos 10.22, Marcos 10.23–27, Marcos 10.24, Marcos 10.25, Marcos 10.26, Marcos 10.27, Marcos 10.28, Marcos 10.29–30, Marcos 10.31, Marcos 10.32–34, Marcos 10.33, Marcos 10.35–45, Marcos 10.37, Marcos 10.38, Marcos 10.39, Marcos 10.40, Marcos 10.41, Marcos 10.42–44, Marcos 10.45, Marcos 10.46, Marcos 10.46–52, Marcos 10.47–48, Marcos 10.50, Marcos 10.51, Marcos 10.52, Marcos 11.1, Marcos 11.1–13.37, Marcos 11.2–3, Marcos 11.3, Marcos 11.4–6, Marcos 11.7–8, Marcos 11.9–10, Marcos 11.11, Marcos 11.12–25, Marcos 11.13–14, Marcos 11.15–16, Marcos 11.15–19, Marcos 11.16, Marcos 11.17, Marcos 11.18, Marcos 11.19, Marcos 11.20–21, Marcos 11.22–23, Marcos 11.24–25, Marcos 11.27, Marcos 11.27–33, Marcos 11.28, Marcos 11.29–30, Marcos 11.31–32, Marcos 11.33, Marcos 12.1, Marcos 12.1–12, Marcos 12.2–5, Marcos 12.6, Marcos 12.7, Marcos 12.8, Marcos 12.9, Marcos 12.10–11, Marcos 12.12, Marcos 12.13–17, Marcos 12.14, Marcos 12.15, Marcos 12.16, Marcos 12.17, Marcos 12.18, Marcos 12.18–27, Marcos 12.19, Marcos 12.24–27, Marcos 12.28, Marcos 12.28–34, Marcos 12.29–31, Marcos 12.32–33, Marcos 12.34, Marcos 12.35–37, Marcos 12.36, Marcos 12.38–39, Marcos 12.40, Marcos 12.41–42, Marcos 12.41–44, Marcos 12.43–44, Marcos 13.1, Marcos 13.1–37, Marcos 13.2, Marcos 13.3–4, Marcos 13.5–6, Marcos 13.5–23, Marcos 13.7, Marcos 13.9, Marcos 13.10, Marcos 13.11, Marcos 13.12–13, Marcos 13.14, Marcos 13.14–20, Marcos 13.15–16, Marcos 13.17, Marcos 13.18, Marcos 13.19, Marcos 13.20, Marcos 13.21–23, Marcos 13.24–25, Marcos 13.24–27, Marcos 13.27, Marcos 13.28–31, Marcos 13.29, Marcos 13.30, Marcos 13.31, Marcos 13.32, Marcos 13.32–37, Marcos 13.33–37, Marcos 13.34–35, Marcos 13.37, Marcos 14.1–2, Marcos 14.1–16.8, Marcos 14.3–9, Marcos 14.4–5, Marcos 14.6–8, Marcos 14.8, Marcos 14.9, Marcos 14.10–11, Marcos 14.12, Marcos 14.12–32, Marcos 14.13–15, Marcos 14.17, Marcos 14.18, Marcos 14.19, Marcos 14.21, Marcos 14.22–25, Marcos 14.24, Marcos 14.25, Marcos 14.26–27, Marcos 14.28, Marcos 14.29–31, Marcos 14.32, Marcos 14.33–34, Marcos 14.35–36, Marcos 14.37–38, Marcos 14.41–42, Marcos 14.43, Marcos 14.44–45, Marcos 14.47, Marcos 14.49, Marcos 14.50, Marcos 14.51–52, Marcos 14.53–54, Marcos 14.53–65, Marcos 14.55–59, Marcos 14.60–61, Marcos 14.62, Marcos 14.63–64, Marcos 14.65, Marcos 14.66–72, Marcos 14.67, Marcos 14.68, Marcos 14.69–70, Marcos 14.71, Marcos 14.72, Marcos 15.1, Marcos 15.1–15, Marcos 15.2, Marcos 15.3–5, Marcos 15.6–8, Marcos 15.9–14, Marcos 15.15, Marcos 15.16, Marcos 15.16–41, Marcos 15.17, Marcos 15.18, Marcos 15.21–22, Marcos 15.23, Marcos 15.24, Marcos 15.25, Marcos 15.26, Marcos 15.27, Marcos 15.29–32, Marcos 15.32, Marcos 15.33, Marcos 15.34, Marcos 15.35–36, Marcos 15.37, Marcos 15.38, Marcos 15.39, Marcos 15.40–41, Marcos 15.43–45, Marcos 15.46, Marcos 16.1, Marcos 16.3–4, Marcos 16.7, Marcos 16.8, Marcos 16.9–20</w:t>
       </w:r>
       <w:r>
         <w:rPr>

--- a/por/docx/41.content.docx
+++ b/por/docx/41.content.docx
@@ -150,19 +150,6 @@
           <w:lang w:val="pt_PT" w:bidi="pt_PT"/>
         </w:rPr>
         <w:t>MRK</w:t>
-      </w:r>
-      <w:r>
-        <w:rPr>
-          <w:lang w:val="pt_PT" w:bidi="pt_PT"/>
-        </w:rPr>
-      </w:r>
-    </w:p>
-    <w:p>
-      <w:pPr/>
-      <w:r>
-        <w:rPr>
-          <w:lang w:val="pt_PT" w:bidi="pt_PT"/>
-        </w:rPr>
       </w:r>
       <w:r>
         <w:rPr>

--- a/por/docx/41.content.docx
+++ b/por/docx/41.content.docx
@@ -19,7 +19,7 @@
         <w:rPr>
           <w:lang w:val="pt_PT" w:bidi="pt_PT"/>
         </w:rPr>
-        <w:t>Resource: Notas de Estudo (Tyndale)</w:t>
+        <w:t>Resource: Tyndale Open Study Notes</w:t>
       </w:r>
       <w:r>
         <w:rPr>
@@ -112,7 +112,7 @@
         <w:rPr>
           <w:lang w:val="pt_PT" w:bidi="pt_PT"/>
         </w:rPr>
-        <w:t>Notas de Estudo (Tyndale)</w:t>
+        <w:t>Tyndale Open Study Notes</w:t>
       </w:r>
     </w:p>
     <w:p>

--- a/por/docx/41.content.docx
+++ b/por/docx/41.content.docx
@@ -31492,7 +31492,7 @@
         <w:rPr>
           <w:lang w:val="pt_PT" w:bidi="pt_PT"/>
         </w:rPr>
-        <w:t xml:space="preserve">Seja qualquer coisa que Tiago e João quisessem experimentar, Jesus não tinha autoridade para conceder seu pedido. Somente Deus Pai poderia (veja também </w:t>
+        <w:t xml:space="preserve">Jesus não atendeu ao pedido deles. Esses lugares pertencem àqueles para quem Deus Pai os preparou (veja também </w:t>
       </w:r>
       <w:hyperlink r:id="rId711">
         <w:r>
@@ -43300,33 +43300,20 @@
         <w:rPr>
           <w:lang w:val="pt_PT" w:bidi="pt_PT"/>
         </w:rPr>
-        <w:t xml:space="preserve">), esta cláusula claramente se refere a algo inapropriado acontecendo no Templo em Jerusalém. • (Leitor, preste atenção!): Marcos alertou seus leitores originais a prestarem atenção à sua descrição deste sinal, o que indica que a expressão exigia pensamento e discernimento cuidadosos. Os leitores de Marcos deveriam procurar um sinal semelhante ao que aconteceu no tempo de Antíoco Epifânio. • Embora a frase </w:t>
+        <w:t xml:space="preserve">), esta cláusula claramente se refere a algo inapropriado acontecendo no Templo em Jerusalém. • (Leitor, preste atenção!): Marcos alertou seus leitores originais a prestarem atenção à sua descrição deste sinal, o que indica que a expressão exigia pensamento e discernimento cuidadosos. Os leitores de Marcos deveriam procurar um sinal semelhante ao que aconteceu no tempo de Antíoco Epifânio. • Embora a expressão </w:t>
       </w:r>
       <w:r>
         <w:rPr>
           <w:i/>
           <w:lang w:val="pt_PT" w:bidi="pt_PT"/>
         </w:rPr>
-        <w:t>objeto sacrílego que causa profanação</w:t>
-      </w:r>
-      <w:r>
-        <w:rPr>
-          <w:lang w:val="pt_PT" w:bidi="pt_PT"/>
-        </w:rPr>
-        <w:t xml:space="preserve"> seja gramaticalmente neutra, a palavra </w:t>
-      </w:r>
-      <w:r>
-        <w:rPr>
-          <w:i/>
-          <w:lang w:val="pt_PT" w:bidi="pt_PT"/>
-        </w:rPr>
-        <w:t>estando</w:t>
-      </w:r>
-      <w:r>
-        <w:rPr>
-          <w:lang w:val="pt_PT" w:bidi="pt_PT"/>
-        </w:rPr>
-        <w:t xml:space="preserve"> é gramaticalmente masculina, então se refere a uma pessoa e não a uma coisa. Sugestões sobre quem poderia ter sido incluem: (1) o imperador Calígula que, em 39–40 d.C., tentou erguer uma estátua de si mesmo no Templo (Josefo, </w:t>
+        <w:t>a abominação da desolação</w:t>
+      </w:r>
+      <w:r>
+        <w:rPr>
+          <w:lang w:val="pt_PT" w:bidi="pt_PT"/>
+        </w:rPr>
+        <w:t xml:space="preserve"> seja gramaticalmente neutra, a expressão "em pé" (ou "no lugar") é gramaticalmente masculina. Isso pode sugerir uma pessoa por trás do ato, mas não é certo. A expressão ainda pode se referir a uma coisa ou evento. Sugestões sobre quem poderia ter sido incluem: (1) o imperador Calígula que, em 39–40 d.C., tentou erguer uma estátua de si mesmo no Templo (Josefo, </w:t>
       </w:r>
       <w:r>
         <w:rPr>

--- a/por/docx/41.content.docx
+++ b/por/docx/41.content.docx
@@ -27592,7 +27592,25 @@
         <w:rPr>
           <w:lang w:val="pt_PT" w:bidi="pt_PT"/>
         </w:rPr>
-        <w:t xml:space="preserve"> referindo-se ao Vale de Hinom, que fazia fronteira com Jerusalém ao sudoeste. Era um lixão para a cidade, e a queima contínua de lixo lá tornou-se uma metáfora para o lugar final de julgamento para os ímpios.</w:t>
+        <w:t xml:space="preserve"> referindo-se ao Vale de Hinom, que fazia fronteira com Jerusalém ao sudoeste. Tornou-se uma metáfora para o inferno porque os israelitas ofereceram seus filhos como sacrifícios lá (</w:t>
+      </w:r>
+      <w:hyperlink r:id="rId628">
+        <w:r>
+          <w:rPr>
+            <w:lang w:val="pt_PT" w:bidi="pt_PT"/>
+          </w:rPr>
+          <w:rPr>
+            <w:color w:val="0000EE"/>
+            <w:u w:val="single"/>
+          </w:rPr>
+          <w:t>Jr 32.35</w:t>
+        </w:r>
+      </w:hyperlink>
+      <w:r>
+        <w:rPr>
+          <w:lang w:val="pt_PT" w:bidi="pt_PT"/>
+        </w:rPr>
+        <w:t>).</w:t>
       </w:r>
       <w:r>
         <w:rPr>
@@ -27642,7 +27660,7 @@
         </w:rPr>
         <w:t xml:space="preserve">A maioria dos melhores manuscritos não inclui </w:t>
       </w:r>
-      <w:hyperlink r:id="rId628">
+      <w:hyperlink r:id="rId629">
         <w:r>
           <w:rPr>
             <w:lang w:val="pt_PT" w:bidi="pt_PT"/>
@@ -27660,7 +27678,7 @@
         </w:rPr>
         <w:t>,</w:t>
       </w:r>
-      <w:hyperlink r:id="rId629">
+      <w:hyperlink r:id="rId630">
         <w:r>
           <w:rPr>
             <w:lang w:val="pt_PT" w:bidi="pt_PT"/>
@@ -27678,7 +27696,7 @@
         </w:rPr>
         <w:t xml:space="preserve">, mas alguns os incluem. Esses dois versículos foram quase certamente copiados de </w:t>
       </w:r>
-      <w:hyperlink r:id="rId630">
+      <w:hyperlink r:id="rId631">
         <w:r>
           <w:rPr>
             <w:lang w:val="pt_PT" w:bidi="pt_PT"/>
@@ -27744,7 +27762,7 @@
         </w:rPr>
         <w:t xml:space="preserve">A eternidade do inferno é enfatizada pelas frases nunca morre e nunca se apaga (cp. </w:t>
       </w:r>
-      <w:hyperlink r:id="rId631">
+      <w:hyperlink r:id="rId632">
         <w:r>
           <w:rPr>
             <w:lang w:val="pt_PT" w:bidi="pt_PT"/>
@@ -27760,19 +27778,7 @@
         <w:rPr>
           <w:lang w:val="pt_PT" w:bidi="pt_PT"/>
         </w:rPr>
-        <w:t xml:space="preserve">). O horror do inferno é enfatizado por sua descrição como um lugar de fogo eterno, e de decadência e corrupção onde vermes eternamente devoram tudo. O cheiro apodrecido de decomposição e a presença de vermes no Vale de Hinom podem estar por trás dessa imagem (veja </w:t>
-      </w:r>
-      <w:r>
-        <w:rPr>
-          <w:lang w:val="pt_PT" w:bidi="pt_PT"/>
-        </w:rPr>
-        <w:t>nota de estudo em 9.43</w:t>
-      </w:r>
-      <w:r>
-        <w:rPr>
-          <w:lang w:val="pt_PT" w:bidi="pt_PT"/>
-        </w:rPr>
-        <w:t>). Essa imagem é um poderoso aviso para as pessoas se arrependerem a fim de escapar da punição do inferno.</w:t>
+        <w:t>). O horror do inferno é enfatizado por sua descrição como um lugar de fogo eterno, e de decadência e corrupção onde vermes eternamente devoram tudo. Essa imagem é um poderoso aviso para as pessoas se arrependerem a fim de escapar da punição do inferno.</w:t>
       </w:r>
       <w:r>
         <w:rPr>
@@ -27853,7 +27859,7 @@
         </w:rPr>
         <w:t xml:space="preserve">; </w:t>
       </w:r>
-      <w:hyperlink r:id="rId632">
+      <w:hyperlink r:id="rId633">
         <w:r>
           <w:rPr>
             <w:lang w:val="pt_PT" w:bidi="pt_PT"/>
@@ -27871,7 +27877,7 @@
         </w:rPr>
         <w:t xml:space="preserve">; </w:t>
       </w:r>
-      <w:hyperlink r:id="rId633">
+      <w:hyperlink r:id="rId634">
         <w:r>
           <w:rPr>
             <w:lang w:val="pt_PT" w:bidi="pt_PT"/>
@@ -27955,7 +27961,7 @@
         </w:rPr>
         <w:t>,</w:t>
       </w:r>
-      <w:hyperlink r:id="rId634">
+      <w:hyperlink r:id="rId635">
         <w:r>
           <w:rPr>
             <w:lang w:val="pt_PT" w:bidi="pt_PT"/>
@@ -28009,7 +28015,7 @@
         </w:rPr>
         <w:t xml:space="preserve">; </w:t>
       </w:r>
-      <w:hyperlink r:id="rId635">
+      <w:hyperlink r:id="rId636">
         <w:r>
           <w:rPr>
             <w:lang w:val="pt_PT" w:bidi="pt_PT"/>
@@ -28045,7 +28051,7 @@
         </w:rPr>
         <w:t>). João, o Batista, foi decapitado por ensinar que o divórcio e o novo casamento de Herodes Antipas eram ilícitos (</w:t>
       </w:r>
-      <w:hyperlink r:id="rId636">
+      <w:hyperlink r:id="rId637">
         <w:r>
           <w:rPr>
             <w:lang w:val="pt_PT" w:bidi="pt_PT"/>
@@ -28063,7 +28069,7 @@
         </w:rPr>
         <w:t xml:space="preserve">), e de acordo com o historiador judeu, Josefo, João foi martirizado perto da localização atual de Jesus a leste do Rio Jordão, na fortaleza de Herodes Antipas em Maqueronte (veja </w:t>
       </w:r>
-      <w:hyperlink r:id="rId637">
+      <w:hyperlink r:id="rId638">
         <w:r>
           <w:rPr>
             <w:lang w:val="pt_PT" w:bidi="pt_PT"/>
@@ -28142,7 +28148,7 @@
         </w:rPr>
         <w:t xml:space="preserve">Jesus respondeu à pergunta capciosa dos fariseus com uma contra-pergunta (cp. </w:t>
       </w:r>
-      <w:hyperlink r:id="rId638">
+      <w:hyperlink r:id="rId639">
         <w:r>
           <w:rPr>
             <w:lang w:val="pt_PT" w:bidi="pt_PT"/>
@@ -28208,7 +28214,7 @@
         </w:rPr>
         <w:t xml:space="preserve">Os fariseus citaram o que Moisés permitiu. Houve muito debate entre os rabinos sobre o que constituía o "algo errado" (veja </w:t>
       </w:r>
-      <w:hyperlink r:id="rId639">
+      <w:hyperlink r:id="rId640">
         <w:r>
           <w:rPr>
             <w:lang w:val="pt_PT" w:bidi="pt_PT"/>
@@ -28287,7 +28293,7 @@
         </w:rPr>
         <w:t>Deus permitiu o divórcio como uma concessão aos corações duros das pessoas. Mas a vontade de Deus é mais bem expressa nas passagens que Jesus cita da lei de Moisés (</w:t>
       </w:r>
-      <w:hyperlink r:id="rId640">
+      <w:hyperlink r:id="rId641">
         <w:r>
           <w:rPr>
             <w:lang w:val="pt_PT" w:bidi="pt_PT"/>
@@ -28305,7 +28311,7 @@
         </w:rPr>
         <w:t xml:space="preserve">; </w:t>
       </w:r>
-      <w:hyperlink r:id="rId641">
+      <w:hyperlink r:id="rId642">
         <w:r>
           <w:rPr>
             <w:lang w:val="pt_PT" w:bidi="pt_PT"/>
@@ -28323,7 +28329,7 @@
         </w:rPr>
         <w:t xml:space="preserve">; veja também </w:t>
       </w:r>
-      <w:hyperlink r:id="rId642">
+      <w:hyperlink r:id="rId643">
         <w:r>
           <w:rPr>
             <w:lang w:val="pt_PT" w:bidi="pt_PT"/>
@@ -28389,7 +28395,7 @@
         </w:rPr>
         <w:t xml:space="preserve">Jesus, frequentemente, explicava seu ensinamento aos seus discípulos na privacidade de uma casa (veja </w:t>
       </w:r>
-      <w:hyperlink r:id="rId643">
+      <w:hyperlink r:id="rId644">
         <w:r>
           <w:rPr>
             <w:lang w:val="pt_PT" w:bidi="pt_PT"/>
@@ -28425,7 +28431,7 @@
         </w:rPr>
         <w:t xml:space="preserve">, </w:t>
       </w:r>
-      <w:hyperlink r:id="rId644">
+      <w:hyperlink r:id="rId645">
         <w:r>
           <w:rPr>
             <w:lang w:val="pt_PT" w:bidi="pt_PT"/>
@@ -28491,7 +28497,7 @@
         </w:rPr>
         <w:t xml:space="preserve">Quem se divorcia... e se casa com outra pessoa comete adultério: O paralelo em </w:t>
       </w:r>
-      <w:hyperlink r:id="rId645">
+      <w:hyperlink r:id="rId646">
         <w:r>
           <w:rPr>
             <w:lang w:val="pt_PT" w:bidi="pt_PT"/>
@@ -28509,7 +28515,7 @@
         </w:rPr>
         <w:t xml:space="preserve"> concorda com Marcos e não menciona exceções a essa proibição do divórcio, enquanto o relato paralelo de Mateus permite uma exceção em casos de infidelidade (</w:t>
       </w:r>
-      <w:hyperlink r:id="rId646">
+      <w:hyperlink r:id="rId647">
         <w:r>
           <w:rPr>
             <w:lang w:val="pt_PT" w:bidi="pt_PT"/>
@@ -28527,7 +28533,7 @@
         </w:rPr>
         <w:t xml:space="preserve">; veja também </w:t>
       </w:r>
-      <w:hyperlink r:id="rId647">
+      <w:hyperlink r:id="rId648">
         <w:r>
           <w:rPr>
             <w:lang w:val="pt_PT" w:bidi="pt_PT"/>
@@ -28545,7 +28551,7 @@
         </w:rPr>
         <w:t>). Paulo também permite uma exceção se um parceiro descrente abandonar o casamento (</w:t>
       </w:r>
-      <w:hyperlink r:id="rId648">
+      <w:hyperlink r:id="rId649">
         <w:r>
           <w:rPr>
             <w:lang w:val="pt_PT" w:bidi="pt_PT"/>
@@ -28563,7 +28569,7 @@
         </w:rPr>
         <w:t>). O relato de Marcos foca nos princípios fundamentais — Deus odeia o divórcio (</w:t>
       </w:r>
-      <w:hyperlink r:id="rId642">
+      <w:hyperlink r:id="rId643">
         <w:r>
           <w:rPr>
             <w:lang w:val="pt_PT" w:bidi="pt_PT"/>
@@ -28629,7 +28635,7 @@
         </w:rPr>
         <w:t>As idades das crianças não podem ser determinadas a partir desta passagem. A palavra grega paidia pode se referir a um amplo espectro de idades, desde uma criança de doze anos (</w:t>
       </w:r>
-      <w:hyperlink r:id="rId649">
+      <w:hyperlink r:id="rId650">
         <w:r>
           <w:rPr>
             <w:lang w:val="pt_PT" w:bidi="pt_PT"/>
@@ -28647,7 +28653,7 @@
         </w:rPr>
         <w:t>) até um bebê de oito dias (</w:t>
       </w:r>
-      <w:hyperlink r:id="rId650">
+      <w:hyperlink r:id="rId651">
         <w:r>
           <w:rPr>
             <w:lang w:val="pt_PT" w:bidi="pt_PT"/>
@@ -28725,7 +28731,7 @@
         </w:rPr>
         <w:t xml:space="preserve">O amor e a preocupação de Jesus pelas crianças já foram vistos em </w:t>
       </w:r>
-      <w:hyperlink r:id="rId651">
+      <w:hyperlink r:id="rId652">
         <w:r>
           <w:rPr>
             <w:lang w:val="pt_PT" w:bidi="pt_PT"/>
@@ -28743,7 +28749,7 @@
         </w:rPr>
         <w:t xml:space="preserve">; </w:t>
       </w:r>
-      <w:hyperlink r:id="rId652">
+      <w:hyperlink r:id="rId653">
         <w:r>
           <w:rPr>
             <w:lang w:val="pt_PT" w:bidi="pt_PT"/>
@@ -28761,7 +28767,7 @@
         </w:rPr>
         <w:t>,</w:t>
       </w:r>
-      <w:hyperlink r:id="rId653">
+      <w:hyperlink r:id="rId654">
         <w:r>
           <w:rPr>
             <w:lang w:val="pt_PT" w:bidi="pt_PT"/>
@@ -28840,7 +28846,7 @@
         </w:rPr>
         <w:t xml:space="preserve"> </w:t>
       </w:r>
-      <w:hyperlink r:id="rId654">
+      <w:hyperlink r:id="rId655">
         <w:r>
           <w:rPr>
             <w:lang w:val="pt_PT" w:bidi="pt_PT"/>
@@ -28906,7 +28912,7 @@
         </w:rPr>
         <w:t>O homem rico (</w:t>
       </w:r>
-      <w:hyperlink r:id="rId655">
+      <w:hyperlink r:id="rId656">
         <w:r>
           <w:rPr>
             <w:lang w:val="pt_PT" w:bidi="pt_PT"/>
@@ -28924,7 +28930,7 @@
         </w:rPr>
         <w:t>) era um jovem governante (</w:t>
       </w:r>
-      <w:hyperlink r:id="rId656">
+      <w:hyperlink r:id="rId657">
         <w:r>
           <w:rPr>
             <w:lang w:val="pt_PT" w:bidi="pt_PT"/>
@@ -28942,7 +28948,7 @@
         </w:rPr>
         <w:t xml:space="preserve">; </w:t>
       </w:r>
-      <w:hyperlink r:id="rId657">
+      <w:hyperlink r:id="rId658">
         <w:r>
           <w:rPr>
             <w:lang w:val="pt_PT" w:bidi="pt_PT"/>
@@ -28973,7 +28979,7 @@
         </w:rPr>
         <w:t xml:space="preserve"> é um título frequente para Jesus em Marcos (veja </w:t>
       </w:r>
-      <w:hyperlink r:id="rId658">
+      <w:hyperlink r:id="rId659">
         <w:r>
           <w:rPr>
             <w:lang w:val="pt_PT" w:bidi="pt_PT"/>
@@ -28991,7 +28997,7 @@
         </w:rPr>
         <w:t xml:space="preserve">; </w:t>
       </w:r>
-      <w:hyperlink r:id="rId659">
+      <w:hyperlink r:id="rId660">
         <w:r>
           <w:rPr>
             <w:lang w:val="pt_PT" w:bidi="pt_PT"/>
@@ -29027,7 +29033,7 @@
         </w:rPr>
         <w:t xml:space="preserve">, </w:t>
       </w:r>
-      <w:hyperlink r:id="rId660">
+      <w:hyperlink r:id="rId661">
         <w:r>
           <w:rPr>
             <w:lang w:val="pt_PT" w:bidi="pt_PT"/>
@@ -29045,7 +29051,7 @@
         </w:rPr>
         <w:t xml:space="preserve">; </w:t>
       </w:r>
-      <w:hyperlink r:id="rId661">
+      <w:hyperlink r:id="rId662">
         <w:r>
           <w:rPr>
             <w:lang w:val="pt_PT" w:bidi="pt_PT"/>
@@ -29063,7 +29069,7 @@
         </w:rPr>
         <w:t xml:space="preserve">, </w:t>
       </w:r>
-      <w:hyperlink r:id="rId662">
+      <w:hyperlink r:id="rId663">
         <w:r>
           <w:rPr>
             <w:lang w:val="pt_PT" w:bidi="pt_PT"/>
@@ -29099,7 +29105,7 @@
         </w:rPr>
         <w:t xml:space="preserve">, </w:t>
       </w:r>
-      <w:hyperlink r:id="rId663">
+      <w:hyperlink r:id="rId664">
         <w:r>
           <w:rPr>
             <w:lang w:val="pt_PT" w:bidi="pt_PT"/>
@@ -29117,7 +29123,7 @@
         </w:rPr>
         <w:t xml:space="preserve">, </w:t>
       </w:r>
-      <w:hyperlink r:id="rId664">
+      <w:hyperlink r:id="rId665">
         <w:r>
           <w:rPr>
             <w:lang w:val="pt_PT" w:bidi="pt_PT"/>
@@ -29135,7 +29141,7 @@
         </w:rPr>
         <w:t xml:space="preserve">; </w:t>
       </w:r>
-      <w:hyperlink r:id="rId665">
+      <w:hyperlink r:id="rId666">
         <w:r>
           <w:rPr>
             <w:lang w:val="pt_PT" w:bidi="pt_PT"/>
@@ -29153,7 +29159,7 @@
         </w:rPr>
         <w:t xml:space="preserve">; </w:t>
       </w:r>
-      <w:hyperlink r:id="rId666">
+      <w:hyperlink r:id="rId667">
         <w:r>
           <w:rPr>
             <w:lang w:val="pt_PT" w:bidi="pt_PT"/>
@@ -29232,7 +29238,7 @@
         </w:rPr>
         <w:t xml:space="preserve">A história do homem rico continua os temas do discipulado iniciados em </w:t>
       </w:r>
-      <w:hyperlink r:id="rId644">
+      <w:hyperlink r:id="rId645">
         <w:r>
           <w:rPr>
             <w:lang w:val="pt_PT" w:bidi="pt_PT"/>
@@ -29377,7 +29383,7 @@
         </w:rPr>
         <w:t xml:space="preserve">A resposta de Jesus parece estranha para os cristãos que estão familiarizados com o ensino de Paulo sobre este assunto (por exemplo, </w:t>
       </w:r>
-      <w:hyperlink r:id="rId667">
+      <w:hyperlink r:id="rId668">
         <w:r>
           <w:rPr>
             <w:lang w:val="pt_PT" w:bidi="pt_PT"/>
@@ -29395,7 +29401,7 @@
         </w:rPr>
         <w:t xml:space="preserve">; </w:t>
       </w:r>
-      <w:hyperlink r:id="rId668">
+      <w:hyperlink r:id="rId669">
         <w:r>
           <w:rPr>
             <w:lang w:val="pt_PT" w:bidi="pt_PT"/>
@@ -29413,7 +29419,7 @@
         </w:rPr>
         <w:t>). Ao nomear cinco dos Dez Mandamentos, Jesus não estava implicando que o homem poderia ganhar a vida eterna ao cumpri-los; ele estava dizendo quais são os padrões de Deus e permitindo que o homem avaliasse seu próprio desempenho. Amar verdadeiramente a Deus com todo o coração, alma, mente e força, e ao próximo como a si mesmo (</w:t>
       </w:r>
-      <w:hyperlink r:id="rId669">
+      <w:hyperlink r:id="rId670">
         <w:r>
           <w:rPr>
             <w:lang w:val="pt_PT" w:bidi="pt_PT"/>
@@ -29449,7 +29455,7 @@
         </w:rPr>
         <w:t xml:space="preserve">; </w:t>
       </w:r>
-      <w:hyperlink r:id="rId670">
+      <w:hyperlink r:id="rId671">
         <w:r>
           <w:rPr>
             <w:lang w:val="pt_PT" w:bidi="pt_PT"/>
@@ -29467,7 +29473,7 @@
         </w:rPr>
         <w:t>), e guardar seus mandamentos (</w:t>
       </w:r>
-      <w:hyperlink r:id="rId671">
+      <w:hyperlink r:id="rId672">
         <w:r>
           <w:rPr>
             <w:lang w:val="pt_PT" w:bidi="pt_PT"/>
@@ -29485,7 +29491,7 @@
         </w:rPr>
         <w:t xml:space="preserve">; </w:t>
       </w:r>
-      <w:hyperlink r:id="rId672">
+      <w:hyperlink r:id="rId673">
         <w:r>
           <w:rPr>
             <w:lang w:val="pt_PT" w:bidi="pt_PT"/>
@@ -29503,7 +29509,7 @@
         </w:rPr>
         <w:t xml:space="preserve">; </w:t>
       </w:r>
-      <w:hyperlink r:id="rId673">
+      <w:hyperlink r:id="rId674">
         <w:r>
           <w:rPr>
             <w:lang w:val="pt_PT" w:bidi="pt_PT"/>
@@ -29587,7 +29593,7 @@
         </w:rPr>
         <w:t xml:space="preserve">), mas não foi arrogante, como a falta de qualquer repreensão indica (cp. </w:t>
       </w:r>
-      <w:hyperlink r:id="rId674">
+      <w:hyperlink r:id="rId675">
         <w:r>
           <w:rPr>
             <w:lang w:val="pt_PT" w:bidi="pt_PT"/>
@@ -29605,7 +29611,7 @@
         </w:rPr>
         <w:t xml:space="preserve">; </w:t>
       </w:r>
-      <w:hyperlink r:id="rId675">
+      <w:hyperlink r:id="rId676">
         <w:r>
           <w:rPr>
             <w:lang w:val="pt_PT" w:bidi="pt_PT"/>
@@ -29671,7 +29677,7 @@
         </w:rPr>
         <w:t>Em vez de ter uma discussão prolongada sobre o que significa realmente guardar os mandamentos, Jesus focou na questão específica que revelou o problema desse homem. Ele ainda faltava uma coisa: Ele amava as riquezas mais do que amava a Deus, assim quebrando o primeiro e mais importante mandamento (</w:t>
       </w:r>
-      <w:hyperlink r:id="rId676">
+      <w:hyperlink r:id="rId677">
         <w:r>
           <w:rPr>
             <w:lang w:val="pt_PT" w:bidi="pt_PT"/>
@@ -29689,7 +29695,7 @@
         </w:rPr>
         <w:t xml:space="preserve">; </w:t>
       </w:r>
-      <w:hyperlink r:id="rId677">
+      <w:hyperlink r:id="rId678">
         <w:r>
           <w:rPr>
             <w:lang w:val="pt_PT" w:bidi="pt_PT"/>
@@ -29707,7 +29713,7 @@
         </w:rPr>
         <w:t xml:space="preserve">; </w:t>
       </w:r>
-      <w:hyperlink r:id="rId678">
+      <w:hyperlink r:id="rId679">
         <w:r>
           <w:rPr>
             <w:lang w:val="pt_PT" w:bidi="pt_PT"/>
@@ -29743,7 +29749,7 @@
         </w:rPr>
         <w:t xml:space="preserve">; </w:t>
       </w:r>
-      <w:hyperlink r:id="rId679">
+      <w:hyperlink r:id="rId680">
         <w:r>
           <w:rPr>
             <w:lang w:val="pt_PT" w:bidi="pt_PT"/>
@@ -29833,79 +29839,79 @@
         </w:rPr>
         <w:t xml:space="preserve">; </w:t>
       </w:r>
+      <w:hyperlink r:id="rId681">
+        <w:r>
+          <w:rPr>
+            <w:lang w:val="pt_PT" w:bidi="pt_PT"/>
+          </w:rPr>
+          <w:rPr>
+            <w:color w:val="0000EE"/>
+            <w:u w:val="single"/>
+          </w:rPr>
+          <w:t>10.28</w:t>
+        </w:r>
+      </w:hyperlink>
+      <w:r>
+        <w:rPr>
+          <w:lang w:val="pt_PT" w:bidi="pt_PT"/>
+        </w:rPr>
+        <w:t xml:space="preserve">; veja também </w:t>
+      </w:r>
+      <w:hyperlink r:id="rId682">
+        <w:r>
+          <w:rPr>
+            <w:lang w:val="pt_PT" w:bidi="pt_PT"/>
+          </w:rPr>
+          <w:rPr>
+            <w:color w:val="0000EE"/>
+            <w:u w:val="single"/>
+          </w:rPr>
+          <w:t>At 2.38</w:t>
+        </w:r>
+      </w:hyperlink>
+      <w:r>
+        <w:rPr>
+          <w:lang w:val="pt_PT" w:bidi="pt_PT"/>
+        </w:rPr>
+        <w:t xml:space="preserve">; </w:t>
+      </w:r>
+      <w:hyperlink r:id="rId683">
+        <w:r>
+          <w:rPr>
+            <w:lang w:val="pt_PT" w:bidi="pt_PT"/>
+          </w:rPr>
+          <w:rPr>
+            <w:color w:val="0000EE"/>
+            <w:u w:val="single"/>
+          </w:rPr>
+          <w:t>20.21</w:t>
+        </w:r>
+      </w:hyperlink>
+      <w:r>
+        <w:rPr>
+          <w:lang w:val="pt_PT" w:bidi="pt_PT"/>
+        </w:rPr>
+        <w:t>. • O comando de Jesus ao homem rico não era um requisito universal para entrar no Reino de Deus, mas foi dirigido à sua situação particular. Ensina a qualquer um que busca a vida eterna que nada pode vir antes de Deus; o arrependimento (</w:t>
+      </w:r>
+      <w:hyperlink r:id="rId186">
+        <w:r>
+          <w:rPr>
+            <w:lang w:val="pt_PT" w:bidi="pt_PT"/>
+          </w:rPr>
+          <w:rPr>
+            <w:color w:val="0000EE"/>
+            <w:u w:val="single"/>
+          </w:rPr>
+          <w:t>Mc 1.15</w:t>
+        </w:r>
+      </w:hyperlink>
+      <w:r>
+        <w:rPr>
+          <w:lang w:val="pt_PT" w:bidi="pt_PT"/>
+        </w:rPr>
+        <w:t xml:space="preserve">; </w:t>
+      </w:r>
       <w:hyperlink r:id="rId680">
-        <w:r>
-          <w:rPr>
-            <w:lang w:val="pt_PT" w:bidi="pt_PT"/>
-          </w:rPr>
-          <w:rPr>
-            <w:color w:val="0000EE"/>
-            <w:u w:val="single"/>
-          </w:rPr>
-          <w:t>10.28</w:t>
-        </w:r>
-      </w:hyperlink>
-      <w:r>
-        <w:rPr>
-          <w:lang w:val="pt_PT" w:bidi="pt_PT"/>
-        </w:rPr>
-        <w:t xml:space="preserve">; veja também </w:t>
-      </w:r>
-      <w:hyperlink r:id="rId681">
-        <w:r>
-          <w:rPr>
-            <w:lang w:val="pt_PT" w:bidi="pt_PT"/>
-          </w:rPr>
-          <w:rPr>
-            <w:color w:val="0000EE"/>
-            <w:u w:val="single"/>
-          </w:rPr>
-          <w:t>At 2.38</w:t>
-        </w:r>
-      </w:hyperlink>
-      <w:r>
-        <w:rPr>
-          <w:lang w:val="pt_PT" w:bidi="pt_PT"/>
-        </w:rPr>
-        <w:t xml:space="preserve">; </w:t>
-      </w:r>
-      <w:hyperlink r:id="rId682">
-        <w:r>
-          <w:rPr>
-            <w:lang w:val="pt_PT" w:bidi="pt_PT"/>
-          </w:rPr>
-          <w:rPr>
-            <w:color w:val="0000EE"/>
-            <w:u w:val="single"/>
-          </w:rPr>
-          <w:t>20.21</w:t>
-        </w:r>
-      </w:hyperlink>
-      <w:r>
-        <w:rPr>
-          <w:lang w:val="pt_PT" w:bidi="pt_PT"/>
-        </w:rPr>
-        <w:t>. • O comando de Jesus ao homem rico não era um requisito universal para entrar no Reino de Deus, mas foi dirigido à sua situação particular. Ensina a qualquer um que busca a vida eterna que nada pode vir antes de Deus; o arrependimento (</w:t>
-      </w:r>
-      <w:hyperlink r:id="rId186">
-        <w:r>
-          <w:rPr>
-            <w:lang w:val="pt_PT" w:bidi="pt_PT"/>
-          </w:rPr>
-          <w:rPr>
-            <w:color w:val="0000EE"/>
-            <w:u w:val="single"/>
-          </w:rPr>
-          <w:t>Mc 1.15</w:t>
-        </w:r>
-      </w:hyperlink>
-      <w:r>
-        <w:rPr>
-          <w:lang w:val="pt_PT" w:bidi="pt_PT"/>
-        </w:rPr>
-        <w:t xml:space="preserve">; </w:t>
-      </w:r>
-      <w:hyperlink r:id="rId679">
         <w:r>
           <w:rPr>
             <w:lang w:val="pt_PT" w:bidi="pt_PT"/>
@@ -29971,7 +29977,7 @@
         </w:rPr>
         <w:t>Marcos registra a escolha trágica do homem rico. O homem partiu, ainda possuindo suas riquezas terrenas (</w:t>
       </w:r>
-      <w:hyperlink r:id="rId683">
+      <w:hyperlink r:id="rId684">
         <w:r>
           <w:rPr>
             <w:lang w:val="pt_PT" w:bidi="pt_PT"/>
@@ -29989,7 +29995,7 @@
         </w:rPr>
         <w:t>) mas sem tesouro eterno (</w:t>
       </w:r>
-      <w:hyperlink r:id="rId684">
+      <w:hyperlink r:id="rId685">
         <w:r>
           <w:rPr>
             <w:lang w:val="pt_PT" w:bidi="pt_PT"/>
@@ -30151,7 +30157,7 @@
         </w:rPr>
         <w:t xml:space="preserve">Jesus estava enfaticamente alertando que as riquezas são um obstáculo para entrar no Reino de Deus. O camelo era o maior animal na Palestina, o olho de uma agulha o menor buraco. Algumas pessoas ricas evidentemente conseguem superar o problema criado pelas riquezas e seguir Jesus, mas os seguidores de Jesus vinham mais dos pobres do que dos ricos. • Explicações sobre um portão na muralha de Jerusalém chamado “Olho da Agulha” são mal concebidas. Nunca houve tal portão, e essa explicação perde de vista o uso frequente de hipérbole por Jesus em seus ensinamentos (veja também </w:t>
       </w:r>
-      <w:hyperlink r:id="rId685">
+      <w:hyperlink r:id="rId686">
         <w:r>
           <w:rPr>
             <w:lang w:val="pt_PT" w:bidi="pt_PT"/>
@@ -30169,7 +30175,7 @@
         </w:rPr>
         <w:t xml:space="preserve">; </w:t>
       </w:r>
-      <w:hyperlink r:id="rId686">
+      <w:hyperlink r:id="rId687">
         <w:r>
           <w:rPr>
             <w:lang w:val="pt_PT" w:bidi="pt_PT"/>
@@ -30283,7 +30289,7 @@
         </w:rPr>
         <w:t>Este versículo tende a ser interpretado de duas maneiras: (1) Embora a salvação pelo próprio esforço seja impossível, pela graça de Deus as pessoas podem ser salvas pela fé (</w:t>
       </w:r>
-      <w:hyperlink r:id="rId687">
+      <w:hyperlink r:id="rId688">
         <w:r>
           <w:rPr>
             <w:lang w:val="pt_PT" w:bidi="pt_PT"/>
@@ -30367,7 +30373,7 @@
         </w:rPr>
         <w:t xml:space="preserve">; </w:t>
       </w:r>
-      <w:hyperlink r:id="rId688">
+      <w:hyperlink r:id="rId689">
         <w:r>
           <w:rPr>
             <w:lang w:val="pt_PT" w:bidi="pt_PT"/>
@@ -30520,7 +30526,7 @@
         </w:rPr>
         <w:t xml:space="preserve">Mas muitos... maiores então: O relato termina com um provérbio, contrastando a maneira como Deus entende a vida e como as pessoas geralmente a entendem (para ditos semelhantes, veja </w:t>
       </w:r>
-      <w:hyperlink r:id="rId689">
+      <w:hyperlink r:id="rId690">
         <w:r>
           <w:rPr>
             <w:lang w:val="pt_PT" w:bidi="pt_PT"/>
@@ -30538,7 +30544,7 @@
         </w:rPr>
         <w:t xml:space="preserve">; </w:t>
       </w:r>
-      <w:hyperlink r:id="rId690">
+      <w:hyperlink r:id="rId691">
         <w:r>
           <w:rPr>
             <w:lang w:val="pt_PT" w:bidi="pt_PT"/>
@@ -30556,7 +30562,7 @@
         </w:rPr>
         <w:t>). Para aqueles com olhos para ver e ouvidos para ouvir (</w:t>
       </w:r>
-      <w:hyperlink r:id="rId691">
+      <w:hyperlink r:id="rId692">
         <w:r>
           <w:rPr>
             <w:lang w:val="pt_PT" w:bidi="pt_PT"/>
@@ -30574,7 +30580,7 @@
         </w:rPr>
         <w:t xml:space="preserve">; </w:t>
       </w:r>
-      <w:hyperlink r:id="rId692">
+      <w:hyperlink r:id="rId693">
         <w:r>
           <w:rPr>
             <w:lang w:val="pt_PT" w:bidi="pt_PT"/>
@@ -30658,7 +30664,7 @@
         </w:rPr>
         <w:t xml:space="preserve">; </w:t>
       </w:r>
-      <w:hyperlink r:id="rId693">
+      <w:hyperlink r:id="rId694">
         <w:r>
           <w:rPr>
             <w:lang w:val="pt_PT" w:bidi="pt_PT"/>
@@ -30712,7 +30718,7 @@
         </w:rPr>
         <w:t xml:space="preserve">). Ele sabia o que estava prestes a acontecer; o que o esperava em Jerusalém não era uma tragédia nem destino, mas a vontade de Deus (veja </w:t>
       </w:r>
-      <w:hyperlink r:id="rId694">
+      <w:hyperlink r:id="rId695">
         <w:r>
           <w:rPr>
             <w:lang w:val="pt_PT" w:bidi="pt_PT"/>
@@ -30730,7 +30736,7 @@
         </w:rPr>
         <w:t xml:space="preserve">; </w:t>
       </w:r>
-      <w:hyperlink r:id="rId695">
+      <w:hyperlink r:id="rId696">
         <w:r>
           <w:rPr>
             <w:lang w:val="pt_PT" w:bidi="pt_PT"/>
@@ -30796,7 +30802,7 @@
         </w:rPr>
         <w:t>Os principais sacerdotes e os mestres da lei religiosa foram os agentes humanos que cumpriram o propósito de Deus através de seu ódio por Jesus. • Eles não tinham o direito de aplicar a pena capital (</w:t>
       </w:r>
-      <w:hyperlink r:id="rId696">
+      <w:hyperlink r:id="rId697">
         <w:r>
           <w:rPr>
             <w:lang w:val="pt_PT" w:bidi="pt_PT"/>
@@ -30862,7 +30868,7 @@
         </w:rPr>
         <w:t>Após a terceira previsão de Jesus sobre seu sofrimento (</w:t>
       </w:r>
-      <w:hyperlink r:id="rId697">
+      <w:hyperlink r:id="rId698">
         <w:r>
           <w:rPr>
             <w:lang w:val="pt_PT" w:bidi="pt_PT"/>
@@ -30880,7 +30886,7 @@
         </w:rPr>
         <w:t xml:space="preserve">) vem outro exemplo da falha dos discípulos (veja </w:t>
       </w:r>
-      <w:hyperlink r:id="rId694">
+      <w:hyperlink r:id="rId695">
         <w:r>
           <w:rPr>
             <w:lang w:val="pt_PT" w:bidi="pt_PT"/>
@@ -30898,7 +30904,7 @@
         </w:rPr>
         <w:t xml:space="preserve">; </w:t>
       </w:r>
-      <w:hyperlink r:id="rId698">
+      <w:hyperlink r:id="rId699">
         <w:r>
           <w:rPr>
             <w:lang w:val="pt_PT" w:bidi="pt_PT"/>
@@ -30934,7 +30940,7 @@
         </w:rPr>
         <w:t>) e a resposta de Jesus a eles (</w:t>
       </w:r>
-      <w:hyperlink r:id="rId699">
+      <w:hyperlink r:id="rId700">
         <w:r>
           <w:rPr>
             <w:lang w:val="pt_PT" w:bidi="pt_PT"/>
@@ -30952,7 +30958,7 @@
         </w:rPr>
         <w:t>). Então, Jesus explica aos outros discípulos o que significam grandeza e liderança no Reino de Deus (</w:t>
       </w:r>
-      <w:hyperlink r:id="rId700">
+      <w:hyperlink r:id="rId701">
         <w:r>
           <w:rPr>
             <w:lang w:val="pt_PT" w:bidi="pt_PT"/>
@@ -31072,7 +31078,7 @@
         </w:rPr>
         <w:t>). No entanto, eles entenderam completamente errado o que significava ser um líder no Reino de Deus (</w:t>
       </w:r>
-      <w:hyperlink r:id="rId701">
+      <w:hyperlink r:id="rId702">
         <w:r>
           <w:rPr>
             <w:lang w:val="pt_PT" w:bidi="pt_PT"/>
@@ -31138,7 +31144,7 @@
         </w:rPr>
         <w:t>Os dois irmãos não sabiam o que estavam pedindo: Para compartilhar de sua glória, eles devem compartilhar de seu sofrimento como servos. • beber do cálice amargo: Beber de um cálice é frequentemente associado ao sofrimento e à morte (</w:t>
       </w:r>
-      <w:hyperlink r:id="rId702">
+      <w:hyperlink r:id="rId703">
         <w:r>
           <w:rPr>
             <w:lang w:val="pt_PT" w:bidi="pt_PT"/>
@@ -31156,7 +31162,7 @@
         </w:rPr>
         <w:t xml:space="preserve">; </w:t>
       </w:r>
-      <w:hyperlink r:id="rId703">
+      <w:hyperlink r:id="rId704">
         <w:r>
           <w:rPr>
             <w:lang w:val="pt_PT" w:bidi="pt_PT"/>
@@ -31174,7 +31180,7 @@
         </w:rPr>
         <w:t xml:space="preserve">, </w:t>
       </w:r>
-      <w:hyperlink r:id="rId704">
+      <w:hyperlink r:id="rId705">
         <w:r>
           <w:rPr>
             <w:lang w:val="pt_PT" w:bidi="pt_PT"/>
@@ -31192,7 +31198,7 @@
         </w:rPr>
         <w:t xml:space="preserve">; </w:t>
       </w:r>
-      <w:hyperlink r:id="rId705">
+      <w:hyperlink r:id="rId706">
         <w:r>
           <w:rPr>
             <w:lang w:val="pt_PT" w:bidi="pt_PT"/>
@@ -31210,7 +31216,7 @@
         </w:rPr>
         <w:t xml:space="preserve">; </w:t>
       </w:r>
-      <w:hyperlink r:id="rId706">
+      <w:hyperlink r:id="rId707">
         <w:r>
           <w:rPr>
             <w:lang w:val="pt_PT" w:bidi="pt_PT"/>
@@ -31228,7 +31234,7 @@
         </w:rPr>
         <w:t xml:space="preserve">; </w:t>
       </w:r>
-      <w:hyperlink r:id="rId707">
+      <w:hyperlink r:id="rId708">
         <w:r>
           <w:rPr>
             <w:lang w:val="pt_PT" w:bidi="pt_PT"/>
@@ -31246,7 +31252,7 @@
         </w:rPr>
         <w:t xml:space="preserve">; veja também </w:t>
       </w:r>
-      <w:hyperlink r:id="rId670">
+      <w:hyperlink r:id="rId671">
         <w:r>
           <w:rPr>
             <w:lang w:val="pt_PT" w:bidi="pt_PT"/>
@@ -31282,7 +31288,7 @@
         </w:rPr>
         <w:t>). • O batismo de sofrimento lembra o compromisso total de Jesus com o chamado de Deus em seu batismo, e fala do próprio batismo do crente na morte, sepultamento e ressurreição de Jesus (</w:t>
       </w:r>
-      <w:hyperlink r:id="rId708">
+      <w:hyperlink r:id="rId709">
         <w:r>
           <w:rPr>
             <w:lang w:val="pt_PT" w:bidi="pt_PT"/>
@@ -31300,7 +31306,7 @@
         </w:rPr>
         <w:t xml:space="preserve">; </w:t>
       </w:r>
-      <w:hyperlink r:id="rId709">
+      <w:hyperlink r:id="rId710">
         <w:r>
           <w:rPr>
             <w:lang w:val="pt_PT" w:bidi="pt_PT"/>
@@ -31366,7 +31372,7 @@
         </w:rPr>
         <w:t>Tiago e João realmente beberam um cálice amargo... de sofrimento por Jesus. Tiago morreu por sua fé (</w:t>
       </w:r>
-      <w:hyperlink r:id="rId710">
+      <w:hyperlink r:id="rId711">
         <w:r>
           <w:rPr>
             <w:lang w:val="pt_PT" w:bidi="pt_PT"/>
@@ -31494,7 +31500,7 @@
         </w:rPr>
         <w:t xml:space="preserve">Jesus não atendeu ao pedido deles. Esses lugares pertencem àqueles para quem Deus Pai os preparou (veja também </w:t>
       </w:r>
-      <w:hyperlink r:id="rId711">
+      <w:hyperlink r:id="rId712">
         <w:r>
           <w:rPr>
             <w:lang w:val="pt_PT" w:bidi="pt_PT"/>
@@ -31560,7 +31566,7 @@
         </w:rPr>
         <w:t>os outros dez discípulos... ficaram indignados: Talvez quisessem os lugares especiais pedidos por Tiago e João para si mesmos. Todos os discípulos de Jesus precisavam de um novo entendimento do que significa liderança no Reino de Deus (</w:t>
       </w:r>
-      <w:hyperlink r:id="rId712">
+      <w:hyperlink r:id="rId713">
         <w:r>
           <w:rPr>
             <w:lang w:val="pt_PT" w:bidi="pt_PT"/>
@@ -31662,7 +31668,7 @@
         </w:rPr>
         <w:t xml:space="preserve">; </w:t>
       </w:r>
-      <w:hyperlink r:id="rId713">
+      <w:hyperlink r:id="rId714">
         <w:r>
           <w:rPr>
             <w:lang w:val="pt_PT" w:bidi="pt_PT"/>
@@ -31716,7 +31722,7 @@
         </w:rPr>
         <w:t xml:space="preserve">; </w:t>
       </w:r>
-      <w:hyperlink r:id="rId714">
+      <w:hyperlink r:id="rId715">
         <w:r>
           <w:rPr>
             <w:lang w:val="pt_PT" w:bidi="pt_PT"/>
@@ -31782,7 +31788,7 @@
         </w:rPr>
         <w:t xml:space="preserve">Jesus ofereceu seu próprio exemplo para demonstrar o que significa liderança no Reino de Deus. • Jesus entende sua morte como um resgate. Um resgate era um pagamento feito para libertar um escravo ou cativo. • A expressão por muitos é provavelmente uma alusão a </w:t>
       </w:r>
-      <w:hyperlink r:id="rId715">
+      <w:hyperlink r:id="rId716">
         <w:r>
           <w:rPr>
             <w:lang w:val="pt_PT" w:bidi="pt_PT"/>
@@ -31826,7 +31832,7 @@
         </w:rPr>
         <w:t xml:space="preserve"> (cp. </w:t>
       </w:r>
-      <w:hyperlink r:id="rId716">
+      <w:hyperlink r:id="rId717">
         <w:r>
           <w:rPr>
             <w:lang w:val="pt_PT" w:bidi="pt_PT"/>
@@ -31844,7 +31850,7 @@
         </w:rPr>
         <w:t xml:space="preserve">, </w:t>
       </w:r>
-      <w:hyperlink r:id="rId717">
+      <w:hyperlink r:id="rId718">
         <w:r>
           <w:rPr>
             <w:lang w:val="pt_PT" w:bidi="pt_PT"/>
@@ -31862,7 +31868,7 @@
         </w:rPr>
         <w:t>). Jesus morreu como substituto de todos. Mais tarde, Jesus falaria de seu sangue como sendo derramado por muitos (</w:t>
       </w:r>
-      <w:hyperlink r:id="rId670">
+      <w:hyperlink r:id="rId671">
         <w:r>
           <w:rPr>
             <w:lang w:val="pt_PT" w:bidi="pt_PT"/>
@@ -31928,7 +31934,7 @@
         </w:rPr>
         <w:t xml:space="preserve">eles chegaram a Jericó: A jornada que Jesus começou em </w:t>
       </w:r>
-      <w:hyperlink r:id="rId718">
+      <w:hyperlink r:id="rId719">
         <w:r>
           <w:rPr>
             <w:lang w:val="pt_PT" w:bidi="pt_PT"/>
@@ -32024,7 +32030,7 @@
         </w:rPr>
         <w:t xml:space="preserve">, “Características Literárias”). É também uma ponte para a entrada de Jesus em Jerusalém como o Messias de Israel em </w:t>
       </w:r>
-      <w:hyperlink r:id="rId719">
+      <w:hyperlink r:id="rId720">
         <w:r>
           <w:rPr>
             <w:lang w:val="pt_PT" w:bidi="pt_PT"/>
@@ -32042,7 +32048,7 @@
         </w:rPr>
         <w:t>. A confissão de Bartimeu (Jesus, Filho de Davi) prepara o leitor para a confissão do povo na chegada de Jesus a Jerusalém (</w:t>
       </w:r>
-      <w:hyperlink r:id="rId720">
+      <w:hyperlink r:id="rId721">
         <w:r>
           <w:rPr>
             <w:lang w:val="pt_PT" w:bidi="pt_PT"/>
@@ -32108,7 +32114,7 @@
         </w:rPr>
         <w:t>Bartimeu ouviu: A grande fama de Jesus havia se espalhado até Jericó, assim como se espalhou para áreas gentias (</w:t>
       </w:r>
-      <w:hyperlink r:id="rId721">
+      <w:hyperlink r:id="rId722">
         <w:r>
           <w:rPr>
             <w:lang w:val="pt_PT" w:bidi="pt_PT"/>
@@ -32126,7 +32132,7 @@
         </w:rPr>
         <w:t>). • Jesus, Filho de Davi: Marcos não explica como Bartimeu sabia da ascendência davídica de Jesus. Talvez ele soubesse que Jesus era o Messias. O homem cego, no entanto, não associou esse título com objetivos políticos ou militares como a maioria das pessoas em seu tempo. Em vez disso, Bartimeu focou no fato de que Jesus estava preocupado em trazer o Reino de Deus aos pobres, aleijados, mancos e cegos, e ele pediu misericórdia e cura (</w:t>
       </w:r>
-      <w:hyperlink r:id="rId722">
+      <w:hyperlink r:id="rId723">
         <w:r>
           <w:rPr>
             <w:lang w:val="pt_PT" w:bidi="pt_PT"/>
@@ -32144,7 +32150,7 @@
         </w:rPr>
         <w:t xml:space="preserve">) — o que estava em harmonia com o próprio entendimento de Jesus (cp. </w:t>
       </w:r>
-      <w:hyperlink r:id="rId723">
+      <w:hyperlink r:id="rId724">
         <w:r>
           <w:rPr>
             <w:lang w:val="pt_PT" w:bidi="pt_PT"/>
@@ -32319,7 +32325,7 @@
         </w:rPr>
         <w:t xml:space="preserve">; veja </w:t>
       </w:r>
-      <w:hyperlink r:id="rId724">
+      <w:hyperlink r:id="rId725">
         <w:r>
           <w:rPr>
             <w:lang w:val="pt_PT" w:bidi="pt_PT"/>
@@ -32391,7 +32397,7 @@
         </w:rPr>
         <w:t xml:space="preserve">; </w:t>
       </w:r>
-      <w:hyperlink r:id="rId725">
+      <w:hyperlink r:id="rId726">
         <w:r>
           <w:rPr>
             <w:lang w:val="pt_PT" w:bidi="pt_PT"/>
@@ -32409,7 +32415,7 @@
         </w:rPr>
         <w:t xml:space="preserve">; </w:t>
       </w:r>
-      <w:hyperlink r:id="rId726">
+      <w:hyperlink r:id="rId727">
         <w:r>
           <w:rPr>
             <w:lang w:val="pt_PT" w:bidi="pt_PT"/>
@@ -32481,7 +32487,7 @@
         </w:rPr>
         <w:t xml:space="preserve">; </w:t>
       </w:r>
-      <w:hyperlink r:id="rId727">
+      <w:hyperlink r:id="rId728">
         <w:r>
           <w:rPr>
             <w:lang w:val="pt_PT" w:bidi="pt_PT"/>
@@ -32517,7 +32523,7 @@
         </w:rPr>
         <w:t xml:space="preserve">; </w:t>
       </w:r>
-      <w:hyperlink r:id="rId728">
+      <w:hyperlink r:id="rId729">
         <w:r>
           <w:rPr>
             <w:lang w:val="pt_PT" w:bidi="pt_PT"/>
@@ -32535,7 +32541,7 @@
         </w:rPr>
         <w:t>,</w:t>
       </w:r>
-      <w:hyperlink r:id="rId680">
+      <w:hyperlink r:id="rId681">
         <w:r>
           <w:rPr>
             <w:lang w:val="pt_PT" w:bidi="pt_PT"/>
@@ -32571,7 +32577,7 @@
         </w:rPr>
         <w:t xml:space="preserve">) pela estrada (cp. </w:t>
       </w:r>
-      <w:hyperlink r:id="rId729">
+      <w:hyperlink r:id="rId730">
         <w:r>
           <w:rPr>
             <w:lang w:val="pt_PT" w:bidi="pt_PT"/>
@@ -32655,7 +32661,7 @@
         </w:rPr>
         <w:t>Jerusalém era o objetivo de Jesus. Durante a semana antes de sua crucificação, Jesus aparentemente ficou em Betânia com seus discípulos (</w:t>
       </w:r>
-      <w:hyperlink r:id="rId730">
+      <w:hyperlink r:id="rId731">
         <w:r>
           <w:rPr>
             <w:lang w:val="pt_PT" w:bidi="pt_PT"/>
@@ -32673,7 +32679,7 @@
         </w:rPr>
         <w:t xml:space="preserve">; </w:t>
       </w:r>
-      <w:hyperlink r:id="rId731">
+      <w:hyperlink r:id="rId732">
         <w:r>
           <w:rPr>
             <w:lang w:val="pt_PT" w:bidi="pt_PT"/>
@@ -32691,7 +32697,7 @@
         </w:rPr>
         <w:t>). • O Monte das Oliveiras é frequentemente associado ao local do julgamento final (</w:t>
       </w:r>
-      <w:hyperlink r:id="rId732">
+      <w:hyperlink r:id="rId733">
         <w:r>
           <w:rPr>
             <w:lang w:val="pt_PT" w:bidi="pt_PT"/>
@@ -32709,7 +32715,7 @@
         </w:rPr>
         <w:t>) e ao lugar onde o Messias se manifestará (</w:t>
       </w:r>
-      <w:hyperlink r:id="rId733">
+      <w:hyperlink r:id="rId734">
         <w:r>
           <w:rPr>
             <w:lang w:val="pt_PT" w:bidi="pt_PT"/>
@@ -32727,7 +32733,7 @@
         </w:rPr>
         <w:t xml:space="preserve">; </w:t>
       </w:r>
-      <w:hyperlink r:id="rId734">
+      <w:hyperlink r:id="rId735">
         <w:r>
           <w:rPr>
             <w:lang w:val="pt_PT" w:bidi="pt_PT"/>
@@ -32824,7 +32830,7 @@
         </w:rPr>
         <w:t xml:space="preserve">Esta seção centra-se na relação de Jesus com o Templo de Jerusalém. A disposição geográfica de Marcos coloca em </w:t>
       </w:r>
-      <w:hyperlink r:id="rId735">
+      <w:hyperlink r:id="rId736">
         <w:r>
           <w:rPr>
             <w:lang w:val="pt_PT" w:bidi="pt_PT"/>
@@ -32842,7 +32848,7 @@
         </w:rPr>
         <w:t xml:space="preserve"> todos os seus relatos dos ensinamentos e eventos de Jesus associados a Jerusalém. • A seção conclui (</w:t>
       </w:r>
-      <w:hyperlink r:id="rId736">
+      <w:hyperlink r:id="rId737">
         <w:r>
           <w:rPr>
             <w:lang w:val="pt_PT" w:bidi="pt_PT"/>
@@ -32860,7 +32866,7 @@
         </w:rPr>
         <w:t xml:space="preserve">) com o segundo discurso prolongado de ensinamento de Jesus (veja </w:t>
       </w:r>
-      <w:hyperlink r:id="rId737">
+      <w:hyperlink r:id="rId738">
         <w:r>
           <w:rPr>
             <w:lang w:val="pt_PT" w:bidi="pt_PT"/>
@@ -32878,7 +32884,7 @@
         </w:rPr>
         <w:t xml:space="preserve">), agora focando na destruição do Templo e na vinda do Filho do Homem. É o clímax de várias declarações dentro de </w:t>
       </w:r>
-      <w:hyperlink r:id="rId738">
+      <w:hyperlink r:id="rId739">
         <w:r>
           <w:rPr>
             <w:lang w:val="pt_PT" w:bidi="pt_PT"/>
@@ -32896,7 +32902,7 @@
         </w:rPr>
         <w:t xml:space="preserve"> sobre o julgamento divino prestes a cair sobre Jerusalém e o Templo (veja especialmente </w:t>
       </w:r>
-      <w:hyperlink r:id="rId739">
+      <w:hyperlink r:id="rId740">
         <w:r>
           <w:rPr>
             <w:lang w:val="pt_PT" w:bidi="pt_PT"/>
@@ -32980,7 +32986,7 @@
         </w:rPr>
         <w:t>Já houve inúmeros exemplos do conhecimento sobrenatural de Jesus (</w:t>
       </w:r>
-      <w:hyperlink r:id="rId740">
+      <w:hyperlink r:id="rId741">
         <w:r>
           <w:rPr>
             <w:lang w:val="pt_PT" w:bidi="pt_PT"/>
@@ -33016,7 +33022,7 @@
         </w:rPr>
         <w:t xml:space="preserve">; </w:t>
       </w:r>
-      <w:hyperlink r:id="rId741">
+      <w:hyperlink r:id="rId742">
         <w:r>
           <w:rPr>
             <w:lang w:val="pt_PT" w:bidi="pt_PT"/>
@@ -33034,7 +33040,7 @@
         </w:rPr>
         <w:t>,</w:t>
       </w:r>
-      <w:hyperlink r:id="rId742">
+      <w:hyperlink r:id="rId743">
         <w:r>
           <w:rPr>
             <w:lang w:val="pt_PT" w:bidi="pt_PT"/>
@@ -33088,7 +33094,7 @@
         </w:rPr>
         <w:t>), mas a aceitação das pessoas da resposta de que o Senhor precisa disso (</w:t>
       </w:r>
-      <w:hyperlink r:id="rId743">
+      <w:hyperlink r:id="rId744">
         <w:r>
           <w:rPr>
             <w:lang w:val="pt_PT" w:bidi="pt_PT"/>
@@ -33106,7 +33112,7 @@
         </w:rPr>
         <w:t>,</w:t>
       </w:r>
-      <w:hyperlink r:id="rId744">
+      <w:hyperlink r:id="rId745">
         <w:r>
           <w:rPr>
             <w:lang w:val="pt_PT" w:bidi="pt_PT"/>
@@ -33124,7 +33130,7 @@
         </w:rPr>
         <w:t xml:space="preserve">) sugere que Jesus havia pré-arranjado isso (cp. </w:t>
       </w:r>
-      <w:hyperlink r:id="rId745">
+      <w:hyperlink r:id="rId746">
         <w:r>
           <w:rPr>
             <w:lang w:val="pt_PT" w:bidi="pt_PT"/>
@@ -33142,7 +33148,7 @@
         </w:rPr>
         <w:t xml:space="preserve">). Jesus havia planejado intencionalmente entrar em Jerusalém em cumprimento de </w:t>
       </w:r>
-      <w:hyperlink r:id="rId746">
+      <w:hyperlink r:id="rId747">
         <w:r>
           <w:rPr>
             <w:lang w:val="pt_PT" w:bidi="pt_PT"/>
@@ -33239,7 +33245,7 @@
         </w:rPr>
         <w:t xml:space="preserve">; </w:t>
       </w:r>
-      <w:hyperlink r:id="rId747">
+      <w:hyperlink r:id="rId748">
         <w:r>
           <w:rPr>
             <w:lang w:val="pt_PT" w:bidi="pt_PT"/>
@@ -33257,7 +33263,7 @@
         </w:rPr>
         <w:t xml:space="preserve">; </w:t>
       </w:r>
-      <w:hyperlink r:id="rId748">
+      <w:hyperlink r:id="rId749">
         <w:r>
           <w:rPr>
             <w:lang w:val="pt_PT" w:bidi="pt_PT"/>
@@ -33275,7 +33281,7 @@
         </w:rPr>
         <w:t xml:space="preserve">; veja também </w:t>
       </w:r>
-      <w:hyperlink r:id="rId749">
+      <w:hyperlink r:id="rId750">
         <w:r>
           <w:rPr>
             <w:lang w:val="pt_PT" w:bidi="pt_PT"/>
@@ -33293,7 +33299,7 @@
         </w:rPr>
         <w:t xml:space="preserve">; </w:t>
       </w:r>
-      <w:hyperlink r:id="rId750">
+      <w:hyperlink r:id="rId751">
         <w:r>
           <w:rPr>
             <w:lang w:val="pt_PT" w:bidi="pt_PT"/>
@@ -33311,7 +33317,7 @@
         </w:rPr>
         <w:t xml:space="preserve">), então eles entenderiam que se referia ao Senhor Jesus Cristo, que precisava do jumentinho (veja também </w:t>
       </w:r>
-      <w:hyperlink r:id="rId751">
+      <w:hyperlink r:id="rId752">
         <w:r>
           <w:rPr>
             <w:lang w:val="pt_PT" w:bidi="pt_PT"/>
@@ -33329,7 +33335,7 @@
         </w:rPr>
         <w:t xml:space="preserve">; </w:t>
       </w:r>
-      <w:hyperlink r:id="rId752">
+      <w:hyperlink r:id="rId753">
         <w:r>
           <w:rPr>
             <w:lang w:val="pt_PT" w:bidi="pt_PT"/>
@@ -33443,7 +33449,7 @@
         </w:rPr>
         <w:t xml:space="preserve">o jumentinho... ele se sentou nele: Cp. </w:t>
       </w:r>
-      <w:hyperlink r:id="rId746">
+      <w:hyperlink r:id="rId747">
         <w:r>
           <w:rPr>
             <w:lang w:val="pt_PT" w:bidi="pt_PT"/>
@@ -33461,7 +33467,7 @@
         </w:rPr>
         <w:t xml:space="preserve">; algumas pessoas sem dúvida entenderam que estavam testemunhando a chegada do Messias. • Os discípulos fizeram um assento para Jesus com suas vestes exteriores e outros espalharam vestes e ramos de árvores próximas em um caminho honorário para Jesus cavalgar até Jerusalém (veja </w:t>
       </w:r>
-      <w:hyperlink r:id="rId753">
+      <w:hyperlink r:id="rId754">
         <w:r>
           <w:rPr>
             <w:lang w:val="pt_PT" w:bidi="pt_PT"/>
@@ -33479,7 +33485,7 @@
         </w:rPr>
         <w:t xml:space="preserve">; </w:t>
       </w:r>
-      <w:hyperlink r:id="rId754">
+      <w:hyperlink r:id="rId755">
         <w:r>
           <w:rPr>
             <w:lang w:val="pt_PT" w:bidi="pt_PT"/>
@@ -33571,7 +33577,7 @@
         </w:rPr>
         <w:t xml:space="preserve"> não era mais usado literalmente como um clamor por resgate dos inimigos, mas havia se tornado uma expressão idiomática de alegria e júbilo (cp. “Louvado seja o Senhor!” como usado hoje). Para o povo, era a recepção exuberante (</w:t>
       </w:r>
-      <w:hyperlink r:id="rId755">
+      <w:hyperlink r:id="rId756">
         <w:r>
           <w:rPr>
             <w:lang w:val="pt_PT" w:bidi="pt_PT"/>
@@ -33589,7 +33595,7 @@
         </w:rPr>
         <w:t>) de um famoso peregrino, o profeta da Galileia (</w:t>
       </w:r>
-      <w:hyperlink r:id="rId756">
+      <w:hyperlink r:id="rId757">
         <w:r>
           <w:rPr>
             <w:lang w:val="pt_PT" w:bidi="pt_PT"/>
@@ -33607,7 +33613,7 @@
         </w:rPr>
         <w:t>). O milagre de ressuscitar Lázaro dos mortos pode ter contribuído para a empolgação do dia (</w:t>
       </w:r>
-      <w:hyperlink r:id="rId757">
+      <w:hyperlink r:id="rId758">
         <w:r>
           <w:rPr>
             <w:lang w:val="pt_PT" w:bidi="pt_PT"/>
@@ -33691,7 +33697,7 @@
         </w:rPr>
         <w:t>O relato termina surpreendentemente: A multidão exuberante desaparece e a entrada real de Jesus no Templo é anticlimática em comparação com sua abordagem. Aparentemente, na mente das pessoas, nada importante havia acontecido. O olhar de Jesus prepara o leitor para o julgamento de Deus sobre o Templo (</w:t>
       </w:r>
-      <w:hyperlink r:id="rId758">
+      <w:hyperlink r:id="rId759">
         <w:r>
           <w:rPr>
             <w:lang w:val="pt_PT" w:bidi="pt_PT"/>
@@ -33757,7 +33763,7 @@
         </w:rPr>
         <w:t xml:space="preserve">Nos Evangelhos Sinóticos, a entrada messiânica de Jesus em Jerusalém está intimamente associada com a purificação do Templo (veja </w:t>
       </w:r>
-      <w:hyperlink r:id="rId758">
+      <w:hyperlink r:id="rId759">
         <w:r>
           <w:rPr>
             <w:lang w:val="pt_PT" w:bidi="pt_PT"/>
@@ -33775,7 +33781,7 @@
         </w:rPr>
         <w:t xml:space="preserve">; cp. </w:t>
       </w:r>
-      <w:hyperlink r:id="rId759">
+      <w:hyperlink r:id="rId760">
         <w:r>
           <w:rPr>
             <w:lang w:val="pt_PT" w:bidi="pt_PT"/>
@@ -33793,7 +33799,7 @@
         </w:rPr>
         <w:t xml:space="preserve">; </w:t>
       </w:r>
-      <w:hyperlink r:id="rId760">
+      <w:hyperlink r:id="rId761">
         <w:r>
           <w:rPr>
             <w:lang w:val="pt_PT" w:bidi="pt_PT"/>
@@ -33811,7 +33817,7 @@
         </w:rPr>
         <w:t>). Em João, no entanto, o relato da purificação é registrado no início do ministério de Jesus (</w:t>
       </w:r>
-      <w:hyperlink r:id="rId761">
+      <w:hyperlink r:id="rId762">
         <w:r>
           <w:rPr>
             <w:lang w:val="pt_PT" w:bidi="pt_PT"/>
@@ -33829,7 +33835,7 @@
         </w:rPr>
         <w:t>). Não se sabe ao certo se houve duas purificações separadas do Templo (um evento inicial registrado em João e este evento posterior registrado em Mateus, Marcos e Lucas) ou apenas uma purificação registrada em lugares diferentes por João e pelos escritores sinóticos. • No relato de Marcos, a maldição da figueira (</w:t>
       </w:r>
-      <w:hyperlink r:id="rId762">
+      <w:hyperlink r:id="rId763">
         <w:r>
           <w:rPr>
             <w:lang w:val="pt_PT" w:bidi="pt_PT"/>
@@ -33847,7 +33853,7 @@
         </w:rPr>
         <w:t>,</w:t>
       </w:r>
-      <w:hyperlink r:id="rId763">
+      <w:hyperlink r:id="rId764">
         <w:r>
           <w:rPr>
             <w:lang w:val="pt_PT" w:bidi="pt_PT"/>
@@ -33878,7 +33884,7 @@
         </w:rPr>
         <w:t xml:space="preserve"> (uma moldura) em torno da purificação do Templo (</w:t>
       </w:r>
-      <w:hyperlink r:id="rId764">
+      <w:hyperlink r:id="rId765">
         <w:r>
           <w:rPr>
             <w:lang w:val="pt_PT" w:bidi="pt_PT"/>
@@ -33944,7 +33950,7 @@
         </w:rPr>
         <w:t>era muito cedo na estação para frutas: Jesus não amaldiçoou a figueira apenas porque ela não tinha frutos. Em vez disso, ele estava realizando um ato profético como os dos profetas anteriores (</w:t>
       </w:r>
-      <w:hyperlink r:id="rId765">
+      <w:hyperlink r:id="rId766">
         <w:r>
           <w:rPr>
             <w:lang w:val="pt_PT" w:bidi="pt_PT"/>
@@ -33962,7 +33968,7 @@
         </w:rPr>
         <w:t xml:space="preserve">; </w:t>
       </w:r>
-      <w:hyperlink r:id="rId766">
+      <w:hyperlink r:id="rId767">
         <w:r>
           <w:rPr>
             <w:lang w:val="pt_PT" w:bidi="pt_PT"/>
@@ -33980,7 +33986,7 @@
         </w:rPr>
         <w:t xml:space="preserve">; </w:t>
       </w:r>
-      <w:hyperlink r:id="rId767">
+      <w:hyperlink r:id="rId768">
         <w:r>
           <w:rPr>
             <w:lang w:val="pt_PT" w:bidi="pt_PT"/>
@@ -33998,7 +34004,7 @@
         </w:rPr>
         <w:t xml:space="preserve">; </w:t>
       </w:r>
-      <w:hyperlink r:id="rId768">
+      <w:hyperlink r:id="rId769">
         <w:r>
           <w:rPr>
             <w:lang w:val="pt_PT" w:bidi="pt_PT"/>
@@ -34064,7 +34070,7 @@
         </w:rPr>
         <w:t xml:space="preserve">Quando eles voltaram: Ao entrar no Templo, Jesus ficou intensamente perturbado com a compra e venda de animais sacrificiais e com a troca de dinheiro. Isso era supervisionado por sacerdotes que, sozinhos, podiam certificar que uma oferta sacrificial potencial era aceitável. A prática de vender animais sacrificiais era destinada a garantir que apenas animais sem defeitos fossem usados no serviço do Templo. Isso era facilitado pela instalação de mesas de câmbio em áreas ao redor de Jerusalém, mas, mesas de câmbio eram instaladas dentro do próprio Templo no décimo quinto de Adar, o mês antes da Páscoa. Normalmente, a taxa de câmbio envolvia uma comissão de 4 a 8 por cento. Devido ao grande número de meio-siclos (veja </w:t>
       </w:r>
-      <w:hyperlink r:id="rId769">
+      <w:hyperlink r:id="rId770">
         <w:r>
           <w:rPr>
             <w:lang w:val="pt_PT" w:bidi="pt_PT"/>
@@ -34082,7 +34088,7 @@
         </w:rPr>
         <w:t>) e sacrifícios envolvidos, a troca de dinheiro e a venda de animais sacrificiais eram bastante lucrativas. A literatura judaica da época era intensamente crítica dos sacerdotes por acumularem grande riqueza roubando os pobres. Jesus não era contra o Templo nem atacava o sistema sacrificial (</w:t>
       </w:r>
-      <w:hyperlink r:id="rId770">
+      <w:hyperlink r:id="rId771">
         <w:r>
           <w:rPr>
             <w:lang w:val="pt_PT" w:bidi="pt_PT"/>
@@ -34100,7 +34106,7 @@
         </w:rPr>
         <w:t xml:space="preserve">; </w:t>
       </w:r>
-      <w:hyperlink r:id="rId771">
+      <w:hyperlink r:id="rId772">
         <w:r>
           <w:rPr>
             <w:lang w:val="pt_PT" w:bidi="pt_PT"/>
@@ -34118,7 +34124,7 @@
         </w:rPr>
         <w:t>,</w:t>
       </w:r>
-      <w:hyperlink r:id="rId772">
+      <w:hyperlink r:id="rId773">
         <w:r>
           <w:rPr>
             <w:lang w:val="pt_PT" w:bidi="pt_PT"/>
@@ -34136,7 +34142,7 @@
         </w:rPr>
         <w:t xml:space="preserve">; </w:t>
       </w:r>
-      <w:hyperlink r:id="rId773">
+      <w:hyperlink r:id="rId774">
         <w:r>
           <w:rPr>
             <w:lang w:val="pt_PT" w:bidi="pt_PT"/>
@@ -34154,7 +34160,7 @@
         </w:rPr>
         <w:t xml:space="preserve">; </w:t>
       </w:r>
-      <w:hyperlink r:id="rId774">
+      <w:hyperlink r:id="rId775">
         <w:r>
           <w:rPr>
             <w:lang w:val="pt_PT" w:bidi="pt_PT"/>
@@ -34172,7 +34178,7 @@
         </w:rPr>
         <w:t xml:space="preserve">; </w:t>
       </w:r>
-      <w:hyperlink r:id="rId775">
+      <w:hyperlink r:id="rId776">
         <w:r>
           <w:rPr>
             <w:lang w:val="pt_PT" w:bidi="pt_PT"/>
@@ -34190,7 +34196,7 @@
         </w:rPr>
         <w:t xml:space="preserve">; </w:t>
       </w:r>
-      <w:hyperlink r:id="rId776">
+      <w:hyperlink r:id="rId777">
         <w:r>
           <w:rPr>
             <w:lang w:val="pt_PT" w:bidi="pt_PT"/>
@@ -34391,7 +34397,7 @@
         </w:rPr>
         <w:t xml:space="preserve">Jesus citou </w:t>
       </w:r>
-      <w:hyperlink r:id="rId777">
+      <w:hyperlink r:id="rId778">
         <w:r>
           <w:rPr>
             <w:lang w:val="pt_PT" w:bidi="pt_PT"/>
@@ -34409,7 +34415,7 @@
         </w:rPr>
         <w:t xml:space="preserve"> e </w:t>
       </w:r>
-      <w:hyperlink r:id="rId778">
+      <w:hyperlink r:id="rId779">
         <w:r>
           <w:rPr>
             <w:lang w:val="pt_PT" w:bidi="pt_PT"/>
@@ -34595,7 +34601,7 @@
         </w:rPr>
         <w:t>Jesus e os discípulos partiram: Presumivelmente retornaram a Betânia (</w:t>
       </w:r>
-      <w:hyperlink r:id="rId779">
+      <w:hyperlink r:id="rId780">
         <w:r>
           <w:rPr>
             <w:lang w:val="pt_PT" w:bidi="pt_PT"/>
@@ -34613,7 +34619,7 @@
         </w:rPr>
         <w:t xml:space="preserve">; </w:t>
       </w:r>
-      <w:hyperlink r:id="rId780">
+      <w:hyperlink r:id="rId781">
         <w:r>
           <w:rPr>
             <w:lang w:val="pt_PT" w:bidi="pt_PT"/>
@@ -34727,7 +34733,7 @@
         </w:rPr>
         <w:t xml:space="preserve">A importância das palavras de Jesus é enfatizada por seu enfático Eu digo a verdade. • Esta montanha provavelmente indica o Monte do Templo, não o Monte das Oliveiras. O julgamento do Templo é o foco de </w:t>
       </w:r>
-      <w:hyperlink r:id="rId739">
+      <w:hyperlink r:id="rId740">
         <w:r>
           <w:rPr>
             <w:lang w:val="pt_PT" w:bidi="pt_PT"/>
@@ -34745,7 +34751,7 @@
         </w:rPr>
         <w:t xml:space="preserve">; será referido novamente em </w:t>
       </w:r>
-      <w:hyperlink r:id="rId781">
+      <w:hyperlink r:id="rId782">
         <w:r>
           <w:rPr>
             <w:lang w:val="pt_PT" w:bidi="pt_PT"/>
@@ -34763,7 +34769,7 @@
         </w:rPr>
         <w:t xml:space="preserve"> e com grande detalhe em </w:t>
       </w:r>
-      <w:hyperlink r:id="rId736">
+      <w:hyperlink r:id="rId737">
         <w:r>
           <w:rPr>
             <w:lang w:val="pt_PT" w:bidi="pt_PT"/>
@@ -34799,7 +34805,7 @@
         </w:rPr>
         <w:t>) e crucificação (</w:t>
       </w:r>
-      <w:hyperlink r:id="rId782">
+      <w:hyperlink r:id="rId783">
         <w:r>
           <w:rPr>
             <w:lang w:val="pt_PT" w:bidi="pt_PT"/>
@@ -34883,7 +34889,7 @@
         </w:rPr>
         <w:t xml:space="preserve"> pela palavra crer. No primeiro (</w:t>
       </w:r>
-      <w:hyperlink r:id="rId783">
+      <w:hyperlink r:id="rId784">
         <w:r>
           <w:rPr>
             <w:lang w:val="pt_PT" w:bidi="pt_PT"/>
@@ -34901,7 +34907,7 @@
         </w:rPr>
         <w:t xml:space="preserve">), somos informados de que receberemos o que pedirmos (veja </w:t>
       </w:r>
-      <w:hyperlink r:id="rId784">
+      <w:hyperlink r:id="rId785">
         <w:r>
           <w:rPr>
             <w:lang w:val="pt_PT" w:bidi="pt_PT"/>
@@ -34937,7 +34943,7 @@
         </w:rPr>
         <w:t>. • O perdão é a segunda condição para a oração respondida. Somente quando perdoamos os outros pode ser respondida a nossa oração mais importante: que Deus nos perdoe (</w:t>
       </w:r>
-      <w:hyperlink r:id="rId785">
+      <w:hyperlink r:id="rId786">
         <w:r>
           <w:rPr>
             <w:lang w:val="pt_PT" w:bidi="pt_PT"/>
@@ -34955,7 +34961,7 @@
         </w:rPr>
         <w:t xml:space="preserve">; </w:t>
       </w:r>
-      <w:hyperlink r:id="rId786">
+      <w:hyperlink r:id="rId787">
         <w:r>
           <w:rPr>
             <w:lang w:val="pt_PT" w:bidi="pt_PT"/>
@@ -34973,7 +34979,7 @@
         </w:rPr>
         <w:t>,</w:t>
       </w:r>
-      <w:hyperlink r:id="rId787">
+      <w:hyperlink r:id="rId788">
         <w:r>
           <w:rPr>
             <w:lang w:val="pt_PT" w:bidi="pt_PT"/>
@@ -34991,7 +34997,7 @@
         </w:rPr>
         <w:t xml:space="preserve">; </w:t>
       </w:r>
-      <w:hyperlink r:id="rId788">
+      <w:hyperlink r:id="rId789">
         <w:r>
           <w:rPr>
             <w:lang w:val="pt_PT" w:bidi="pt_PT"/>
@@ -35009,7 +35015,7 @@
         </w:rPr>
         <w:t xml:space="preserve">; </w:t>
       </w:r>
-      <w:hyperlink r:id="rId789">
+      <w:hyperlink r:id="rId790">
         <w:r>
           <w:rPr>
             <w:lang w:val="pt_PT" w:bidi="pt_PT"/>
@@ -35027,7 +35033,7 @@
         </w:rPr>
         <w:t xml:space="preserve">; cp. </w:t>
       </w:r>
-      <w:hyperlink r:id="rId790">
+      <w:hyperlink r:id="rId791">
         <w:r>
           <w:rPr>
             <w:lang w:val="pt_PT" w:bidi="pt_PT"/>
@@ -35045,7 +35051,7 @@
         </w:rPr>
         <w:t>,</w:t>
       </w:r>
-      <w:hyperlink r:id="rId791">
+      <w:hyperlink r:id="rId792">
         <w:r>
           <w:rPr>
             <w:lang w:val="pt_PT" w:bidi="pt_PT"/>
@@ -35063,7 +35069,7 @@
         </w:rPr>
         <w:t xml:space="preserve">; </w:t>
       </w:r>
-      <w:hyperlink r:id="rId792">
+      <w:hyperlink r:id="rId793">
         <w:r>
           <w:rPr>
             <w:lang w:val="pt_PT" w:bidi="pt_PT"/>
@@ -35081,7 +35087,7 @@
         </w:rPr>
         <w:t xml:space="preserve">; </w:t>
       </w:r>
-      <w:hyperlink r:id="rId793">
+      <w:hyperlink r:id="rId794">
         <w:r>
           <w:rPr>
             <w:lang w:val="pt_PT" w:bidi="pt_PT"/>
@@ -35147,7 +35153,7 @@
         </w:rPr>
         <w:t xml:space="preserve">Ao retornar novamente a Jerusalém (veja </w:t>
       </w:r>
-      <w:hyperlink r:id="rId794">
+      <w:hyperlink r:id="rId795">
         <w:r>
           <w:rPr>
             <w:lang w:val="pt_PT" w:bidi="pt_PT"/>
@@ -35165,7 +35171,7 @@
         </w:rPr>
         <w:t>,</w:t>
       </w:r>
-      <w:hyperlink r:id="rId779">
+      <w:hyperlink r:id="rId780">
         <w:r>
           <w:rPr>
             <w:lang w:val="pt_PT" w:bidi="pt_PT"/>
@@ -35183,7 +35189,7 @@
         </w:rPr>
         <w:t>,</w:t>
       </w:r>
-      <w:hyperlink r:id="rId795">
+      <w:hyperlink r:id="rId796">
         <w:r>
           <w:rPr>
             <w:lang w:val="pt_PT" w:bidi="pt_PT"/>
@@ -35201,7 +35207,7 @@
         </w:rPr>
         <w:t>), Jesus e os discípulos entraram no Templo. A repetição frequente de Jerusalém lembra aos leitores o que, em breve, aconteceria lá (</w:t>
       </w:r>
-      <w:hyperlink r:id="rId713">
+      <w:hyperlink r:id="rId714">
         <w:r>
           <w:rPr>
             <w:lang w:val="pt_PT" w:bidi="pt_PT"/>
@@ -35255,7 +35261,7 @@
         </w:rPr>
         <w:t xml:space="preserve">; </w:t>
       </w:r>
-      <w:hyperlink r:id="rId796">
+      <w:hyperlink r:id="rId797">
         <w:r>
           <w:rPr>
             <w:lang w:val="pt_PT" w:bidi="pt_PT"/>
@@ -35327,7 +35333,7 @@
         </w:rPr>
         <w:t xml:space="preserve">; </w:t>
       </w:r>
-      <w:hyperlink r:id="rId797">
+      <w:hyperlink r:id="rId798">
         <w:r>
           <w:rPr>
             <w:lang w:val="pt_PT" w:bidi="pt_PT"/>
@@ -35393,7 +35399,7 @@
         </w:rPr>
         <w:t>Após a purificação do Templo (</w:t>
       </w:r>
-      <w:hyperlink r:id="rId758">
+      <w:hyperlink r:id="rId759">
         <w:r>
           <w:rPr>
             <w:lang w:val="pt_PT" w:bidi="pt_PT"/>
@@ -35411,7 +35417,7 @@
         </w:rPr>
         <w:t xml:space="preserve">; </w:t>
       </w:r>
-      <w:hyperlink r:id="rId798">
+      <w:hyperlink r:id="rId799">
         <w:r>
           <w:rPr>
             <w:lang w:val="pt_PT" w:bidi="pt_PT"/>
@@ -35429,7 +35435,7 @@
         </w:rPr>
         <w:t xml:space="preserve">; </w:t>
       </w:r>
-      <w:hyperlink r:id="rId799">
+      <w:hyperlink r:id="rId800">
         <w:r>
           <w:rPr>
             <w:lang w:val="pt_PT" w:bidi="pt_PT"/>
@@ -35447,7 +35453,7 @@
         </w:rPr>
         <w:t xml:space="preserve">), os oponentes de Jesus questionam sua autoridade para fazer isso (veja também </w:t>
       </w:r>
-      <w:hyperlink r:id="rId800">
+      <w:hyperlink r:id="rId801">
         <w:r>
           <w:rPr>
             <w:lang w:val="pt_PT" w:bidi="pt_PT"/>
@@ -35465,7 +35471,7 @@
         </w:rPr>
         <w:t xml:space="preserve">; </w:t>
       </w:r>
-      <w:hyperlink r:id="rId801">
+      <w:hyperlink r:id="rId802">
         <w:r>
           <w:rPr>
             <w:lang w:val="pt_PT" w:bidi="pt_PT"/>
@@ -35483,7 +35489,7 @@
         </w:rPr>
         <w:t xml:space="preserve">; cf. </w:t>
       </w:r>
-      <w:hyperlink r:id="rId802">
+      <w:hyperlink r:id="rId803">
         <w:r>
           <w:rPr>
             <w:lang w:val="pt_PT" w:bidi="pt_PT"/>
@@ -35585,7 +35591,7 @@
         </w:rPr>
         <w:t xml:space="preserve">; </w:t>
       </w:r>
-      <w:hyperlink r:id="rId803">
+      <w:hyperlink r:id="rId804">
         <w:r>
           <w:rPr>
             <w:lang w:val="pt_PT" w:bidi="pt_PT"/>
@@ -35603,7 +35609,7 @@
         </w:rPr>
         <w:t>), curar (</w:t>
       </w:r>
-      <w:hyperlink r:id="rId804">
+      <w:hyperlink r:id="rId805">
         <w:r>
           <w:rPr>
             <w:lang w:val="pt_PT" w:bidi="pt_PT"/>
@@ -35621,7 +35627,7 @@
         </w:rPr>
         <w:t xml:space="preserve">; </w:t>
       </w:r>
-      <w:hyperlink r:id="rId805">
+      <w:hyperlink r:id="rId806">
         <w:r>
           <w:rPr>
             <w:lang w:val="pt_PT" w:bidi="pt_PT"/>
@@ -35705,7 +35711,7 @@
         </w:rPr>
         <w:t xml:space="preserve">Jesus frequentemente respondia aos seus oponentes com contra-perguntas (por exemplo, </w:t>
       </w:r>
-      <w:hyperlink r:id="rId806">
+      <w:hyperlink r:id="rId807">
         <w:r>
           <w:rPr>
             <w:lang w:val="pt_PT" w:bidi="pt_PT"/>
@@ -35723,7 +35729,7 @@
         </w:rPr>
         <w:t>,</w:t>
       </w:r>
-      <w:hyperlink r:id="rId807">
+      <w:hyperlink r:id="rId808">
         <w:r>
           <w:rPr>
             <w:lang w:val="pt_PT" w:bidi="pt_PT"/>
@@ -35741,7 +35747,7 @@
         </w:rPr>
         <w:t>,</w:t>
       </w:r>
-      <w:hyperlink r:id="rId808">
+      <w:hyperlink r:id="rId809">
         <w:r>
           <w:rPr>
             <w:lang w:val="pt_PT" w:bidi="pt_PT"/>
@@ -35777,7 +35783,7 @@
         </w:rPr>
         <w:t>,</w:t>
       </w:r>
-      <w:hyperlink r:id="rId809">
+      <w:hyperlink r:id="rId810">
         <w:r>
           <w:rPr>
             <w:lang w:val="pt_PT" w:bidi="pt_PT"/>
@@ -35795,7 +35801,7 @@
         </w:rPr>
         <w:t xml:space="preserve">; </w:t>
       </w:r>
-      <w:hyperlink r:id="rId810">
+      <w:hyperlink r:id="rId811">
         <w:r>
           <w:rPr>
             <w:lang w:val="pt_PT" w:bidi="pt_PT"/>
@@ -35813,7 +35819,7 @@
         </w:rPr>
         <w:t>,</w:t>
       </w:r>
-      <w:hyperlink r:id="rId811">
+      <w:hyperlink r:id="rId812">
         <w:r>
           <w:rPr>
             <w:lang w:val="pt_PT" w:bidi="pt_PT"/>
@@ -35831,7 +35837,7 @@
         </w:rPr>
         <w:t xml:space="preserve">; veja também </w:t>
       </w:r>
-      <w:hyperlink r:id="rId812">
+      <w:hyperlink r:id="rId813">
         <w:r>
           <w:rPr>
             <w:lang w:val="pt_PT" w:bidi="pt_PT"/>
@@ -35897,7 +35903,7 @@
         </w:rPr>
         <w:t>Jesus claramente colocou seus oponentes em uma situação difícil, pois tanto um “sim” quanto um “não” prejudicaria a reputação e autoridade deles aos olhos do povo. Negar a autoridade profética de João provavelmente irritaria o povo. Afirmá-la significaria que deveriam ter aceitado o que João disse, incluindo o que ele disse sobre Jesus. Essa resposta também responderia à própria pergunta deles (</w:t>
       </w:r>
-      <w:hyperlink r:id="rId813">
+      <w:hyperlink r:id="rId814">
         <w:r>
           <w:rPr>
             <w:lang w:val="pt_PT" w:bidi="pt_PT"/>
@@ -35981,7 +35987,7 @@
         </w:rPr>
         <w:t xml:space="preserve">; </w:t>
       </w:r>
-      <w:hyperlink r:id="rId814">
+      <w:hyperlink r:id="rId815">
         <w:r>
           <w:rPr>
             <w:lang w:val="pt_PT" w:bidi="pt_PT"/>
@@ -35999,7 +36005,7 @@
         </w:rPr>
         <w:t>), sua falta de vontade de ver (</w:t>
       </w:r>
-      <w:hyperlink r:id="rId815">
+      <w:hyperlink r:id="rId816">
         <w:r>
           <w:rPr>
             <w:lang w:val="pt_PT" w:bidi="pt_PT"/>
@@ -36119,7 +36125,7 @@
         </w:rPr>
         <w:t xml:space="preserve">). • A descrição inicial da história vem de </w:t>
       </w:r>
-      <w:hyperlink r:id="rId816">
+      <w:hyperlink r:id="rId817">
         <w:r>
           <w:rPr>
             <w:lang w:val="pt_PT" w:bidi="pt_PT"/>
@@ -36185,6 +36191,91 @@
         </w:rPr>
         <w:t xml:space="preserve">Os eventos de </w:t>
       </w:r>
+      <w:hyperlink r:id="rId818">
+        <w:r>
+          <w:rPr>
+            <w:lang w:val="pt_PT" w:bidi="pt_PT"/>
+          </w:rPr>
+          <w:rPr>
+            <w:color w:val="0000EE"/>
+            <w:u w:val="single"/>
+          </w:rPr>
+          <w:t>11.27–12.44</w:t>
+        </w:r>
+      </w:hyperlink>
+      <w:r>
+        <w:rPr>
+          <w:lang w:val="pt_PT" w:bidi="pt_PT"/>
+        </w:rPr>
+        <w:t xml:space="preserve"> acontecem todos no Templo (veja </w:t>
+      </w:r>
+      <w:hyperlink r:id="rId552">
+        <w:r>
+          <w:rPr>
+            <w:lang w:val="pt_PT" w:bidi="pt_PT"/>
+          </w:rPr>
+          <w:rPr>
+            <w:color w:val="0000EE"/>
+            <w:u w:val="single"/>
+          </w:rPr>
+          <w:t>11.27</w:t>
+        </w:r>
+      </w:hyperlink>
+      <w:r>
+        <w:rPr>
+          <w:lang w:val="pt_PT" w:bidi="pt_PT"/>
+        </w:rPr>
+        <w:t xml:space="preserve">; </w:t>
+      </w:r>
+      <w:hyperlink r:id="rId666">
+        <w:r>
+          <w:rPr>
+            <w:lang w:val="pt_PT" w:bidi="pt_PT"/>
+          </w:rPr>
+          <w:rPr>
+            <w:color w:val="0000EE"/>
+            <w:u w:val="single"/>
+          </w:rPr>
+          <w:t>13.1</w:t>
+        </w:r>
+      </w:hyperlink>
+      <w:r>
+        <w:rPr>
+          <w:lang w:val="pt_PT" w:bidi="pt_PT"/>
+        </w:rPr>
+        <w:t xml:space="preserve">). Esta história (literalmente </w:t>
+      </w:r>
+      <w:r>
+        <w:rPr>
+          <w:i/>
+          <w:lang w:val="pt_PT" w:bidi="pt_PT"/>
+        </w:rPr>
+        <w:t>parábola</w:t>
+      </w:r>
+      <w:r>
+        <w:rPr>
+          <w:lang w:val="pt_PT" w:bidi="pt_PT"/>
+        </w:rPr>
+        <w:t>) está intimamente ligada à pergunta anterior sobre a autoridade de Jesus (</w:t>
+      </w:r>
+      <w:hyperlink r:id="rId819">
+        <w:r>
+          <w:rPr>
+            <w:lang w:val="pt_PT" w:bidi="pt_PT"/>
+          </w:rPr>
+          <w:rPr>
+            <w:color w:val="0000EE"/>
+            <w:u w:val="single"/>
+          </w:rPr>
+          <w:t>11.27–33</w:t>
+        </w:r>
+      </w:hyperlink>
+      <w:r>
+        <w:rPr>
+          <w:lang w:val="pt_PT" w:bidi="pt_PT"/>
+        </w:rPr>
+        <w:t xml:space="preserve">) pelas palavras introdutórias, Então Jesus começou a ensiná-los. Esta parábola é uma resposta de Jesus que é estendida aos líderes religiosos. • Jesus pretendia que seu público interpretasse esta parábola à luz de </w:t>
+      </w:r>
       <w:hyperlink r:id="rId817">
         <w:r>
           <w:rPr>
@@ -36194,25 +36285,79 @@
             <w:color w:val="0000EE"/>
             <w:u w:val="single"/>
           </w:rPr>
-          <w:t>11.27–12.44</w:t>
-        </w:r>
-      </w:hyperlink>
-      <w:r>
-        <w:rPr>
-          <w:lang w:val="pt_PT" w:bidi="pt_PT"/>
-        </w:rPr>
-        <w:t xml:space="preserve"> acontecem todos no Templo (veja </w:t>
-      </w:r>
-      <w:hyperlink r:id="rId552">
-        <w:r>
-          <w:rPr>
-            <w:lang w:val="pt_PT" w:bidi="pt_PT"/>
-          </w:rPr>
-          <w:rPr>
-            <w:color w:val="0000EE"/>
-            <w:u w:val="single"/>
-          </w:rPr>
-          <w:t>11.27</w:t>
+          <w:t>Is 5.1–7</w:t>
+        </w:r>
+      </w:hyperlink>
+      <w:r>
+        <w:rPr>
+          <w:lang w:val="pt_PT" w:bidi="pt_PT"/>
+        </w:rPr>
+        <w:t>, uma história semelhante de alguém plantando uma vinha, construindo uma torre de vigia, colocando uma cerca ao redor da vinha e cavando um poço para um lagar. Uma pergunta semelhante é feita: O que você acha que o dono da vinha fará? (</w:t>
+      </w:r>
+      <w:hyperlink r:id="rId782">
+        <w:r>
+          <w:rPr>
+            <w:lang w:val="pt_PT" w:bidi="pt_PT"/>
+          </w:rPr>
+          <w:rPr>
+            <w:color w:val="0000EE"/>
+            <w:u w:val="single"/>
+          </w:rPr>
+          <w:t>Mc 12.9</w:t>
+        </w:r>
+      </w:hyperlink>
+      <w:r>
+        <w:rPr>
+          <w:lang w:val="pt_PT" w:bidi="pt_PT"/>
+        </w:rPr>
+        <w:t xml:space="preserve">; cp. </w:t>
+      </w:r>
+      <w:hyperlink r:id="rId820">
+        <w:r>
+          <w:rPr>
+            <w:lang w:val="pt_PT" w:bidi="pt_PT"/>
+          </w:rPr>
+          <w:rPr>
+            <w:color w:val="0000EE"/>
+            <w:u w:val="single"/>
+          </w:rPr>
+          <w:t>Is 5.4</w:t>
+        </w:r>
+      </w:hyperlink>
+      <w:r>
+        <w:rPr>
+          <w:lang w:val="pt_PT" w:bidi="pt_PT"/>
+        </w:rPr>
+        <w:t>). Isaías identifica especificamente a vinha como o povo de Israel (</w:t>
+      </w:r>
+      <w:hyperlink r:id="rId821">
+        <w:r>
+          <w:rPr>
+            <w:lang w:val="pt_PT" w:bidi="pt_PT"/>
+          </w:rPr>
+          <w:rPr>
+            <w:color w:val="0000EE"/>
+            <w:u w:val="single"/>
+          </w:rPr>
+          <w:t>Is 5.7</w:t>
+        </w:r>
+      </w:hyperlink>
+      <w:r>
+        <w:rPr>
+          <w:lang w:val="pt_PT" w:bidi="pt_PT"/>
+        </w:rPr>
+        <w:t>); os ouvintes de Jesus e os leitores de Marcos teriam entendido a história presente como uma alegoria sobre os israelitas. Outros detalhes na história também são claramente destinados a serem interpretados alegoricamente: Os inquilinos representam os líderes de Israel; o dono representa Deus; os servos representam os profetas do Antigo Testamento; o filho amado representa Jesus, o Filho de Deus; o assassinato do filho representa a crucificação de Jesus; e a entrega da vinha a outros representa o julgamento que virá sobre Israel (</w:t>
+      </w:r>
+      <w:hyperlink r:id="rId759">
+        <w:r>
+          <w:rPr>
+            <w:lang w:val="pt_PT" w:bidi="pt_PT"/>
+          </w:rPr>
+          <w:rPr>
+            <w:color w:val="0000EE"/>
+            <w:u w:val="single"/>
+          </w:rPr>
+          <w:t>Mc 11.15–17</w:t>
         </w:r>
       </w:hyperlink>
       <w:r>
@@ -36221,146 +36366,7 @@
         </w:rPr>
         <w:t xml:space="preserve">; </w:t>
       </w:r>
-      <w:hyperlink r:id="rId665">
-        <w:r>
-          <w:rPr>
-            <w:lang w:val="pt_PT" w:bidi="pt_PT"/>
-          </w:rPr>
-          <w:rPr>
-            <w:color w:val="0000EE"/>
-            <w:u w:val="single"/>
-          </w:rPr>
-          <w:t>13.1</w:t>
-        </w:r>
-      </w:hyperlink>
-      <w:r>
-        <w:rPr>
-          <w:lang w:val="pt_PT" w:bidi="pt_PT"/>
-        </w:rPr>
-        <w:t xml:space="preserve">). Esta história (literalmente </w:t>
-      </w:r>
-      <w:r>
-        <w:rPr>
-          <w:i/>
-          <w:lang w:val="pt_PT" w:bidi="pt_PT"/>
-        </w:rPr>
-        <w:t>parábola</w:t>
-      </w:r>
-      <w:r>
-        <w:rPr>
-          <w:lang w:val="pt_PT" w:bidi="pt_PT"/>
-        </w:rPr>
-        <w:t>) está intimamente ligada à pergunta anterior sobre a autoridade de Jesus (</w:t>
-      </w:r>
-      <w:hyperlink r:id="rId818">
-        <w:r>
-          <w:rPr>
-            <w:lang w:val="pt_PT" w:bidi="pt_PT"/>
-          </w:rPr>
-          <w:rPr>
-            <w:color w:val="0000EE"/>
-            <w:u w:val="single"/>
-          </w:rPr>
-          <w:t>11.27–33</w:t>
-        </w:r>
-      </w:hyperlink>
-      <w:r>
-        <w:rPr>
-          <w:lang w:val="pt_PT" w:bidi="pt_PT"/>
-        </w:rPr>
-        <w:t xml:space="preserve">) pelas palavras introdutórias, Então Jesus começou a ensiná-los. Esta parábola é uma resposta de Jesus que é estendida aos líderes religiosos. • Jesus pretendia que seu público interpretasse esta parábola à luz de </w:t>
-      </w:r>
-      <w:hyperlink r:id="rId816">
-        <w:r>
-          <w:rPr>
-            <w:lang w:val="pt_PT" w:bidi="pt_PT"/>
-          </w:rPr>
-          <w:rPr>
-            <w:color w:val="0000EE"/>
-            <w:u w:val="single"/>
-          </w:rPr>
-          <w:t>Is 5.1–7</w:t>
-        </w:r>
-      </w:hyperlink>
-      <w:r>
-        <w:rPr>
-          <w:lang w:val="pt_PT" w:bidi="pt_PT"/>
-        </w:rPr>
-        <w:t>, uma história semelhante de alguém plantando uma vinha, construindo uma torre de vigia, colocando uma cerca ao redor da vinha e cavando um poço para um lagar. Uma pergunta semelhante é feita: O que você acha que o dono da vinha fará? (</w:t>
-      </w:r>
-      <w:hyperlink r:id="rId781">
-        <w:r>
-          <w:rPr>
-            <w:lang w:val="pt_PT" w:bidi="pt_PT"/>
-          </w:rPr>
-          <w:rPr>
-            <w:color w:val="0000EE"/>
-            <w:u w:val="single"/>
-          </w:rPr>
-          <w:t>Mc 12.9</w:t>
-        </w:r>
-      </w:hyperlink>
-      <w:r>
-        <w:rPr>
-          <w:lang w:val="pt_PT" w:bidi="pt_PT"/>
-        </w:rPr>
-        <w:t xml:space="preserve">; cp. </w:t>
-      </w:r>
-      <w:hyperlink r:id="rId819">
-        <w:r>
-          <w:rPr>
-            <w:lang w:val="pt_PT" w:bidi="pt_PT"/>
-          </w:rPr>
-          <w:rPr>
-            <w:color w:val="0000EE"/>
-            <w:u w:val="single"/>
-          </w:rPr>
-          <w:t>Is 5.4</w:t>
-        </w:r>
-      </w:hyperlink>
-      <w:r>
-        <w:rPr>
-          <w:lang w:val="pt_PT" w:bidi="pt_PT"/>
-        </w:rPr>
-        <w:t>). Isaías identifica especificamente a vinha como o povo de Israel (</w:t>
-      </w:r>
-      <w:hyperlink r:id="rId820">
-        <w:r>
-          <w:rPr>
-            <w:lang w:val="pt_PT" w:bidi="pt_PT"/>
-          </w:rPr>
-          <w:rPr>
-            <w:color w:val="0000EE"/>
-            <w:u w:val="single"/>
-          </w:rPr>
-          <w:t>Is 5.7</w:t>
-        </w:r>
-      </w:hyperlink>
-      <w:r>
-        <w:rPr>
-          <w:lang w:val="pt_PT" w:bidi="pt_PT"/>
-        </w:rPr>
-        <w:t>); os ouvintes de Jesus e os leitores de Marcos teriam entendido a história presente como uma alegoria sobre os israelitas. Outros detalhes na história também são claramente destinados a serem interpretados alegoricamente: Os inquilinos representam os líderes de Israel; o dono representa Deus; os servos representam os profetas do Antigo Testamento; o filho amado representa Jesus, o Filho de Deus; o assassinato do filho representa a crucificação de Jesus; e a entrega da vinha a outros representa o julgamento que virá sobre Israel (</w:t>
-      </w:r>
-      <w:hyperlink r:id="rId758">
-        <w:r>
-          <w:rPr>
-            <w:lang w:val="pt_PT" w:bidi="pt_PT"/>
-          </w:rPr>
-          <w:rPr>
-            <w:color w:val="0000EE"/>
-            <w:u w:val="single"/>
-          </w:rPr>
-          <w:t>Mc 11.15–17</w:t>
-        </w:r>
-      </w:hyperlink>
-      <w:r>
-        <w:rPr>
-          <w:lang w:val="pt_PT" w:bidi="pt_PT"/>
-        </w:rPr>
-        <w:t xml:space="preserve">; </w:t>
-      </w:r>
-      <w:hyperlink r:id="rId736">
+      <w:hyperlink r:id="rId737">
         <w:r>
           <w:rPr>
             <w:lang w:val="pt_PT" w:bidi="pt_PT"/>
@@ -36444,7 +36450,7 @@
         </w:rPr>
         <w:t>A época da colheita da uva, provavelmente, se refere ao período aproximado de quatro anos após o plantio, quando um novo vinhedo produziria sua primeira colheita. A parte do proprietário da colheita seria uma quantidade de uvas ou vinho, dada como pagamento pelo arrendamento do vinhedo. • No Antigo Testamento, os profetas são frequentemente referidos como servos (</w:t>
       </w:r>
-      <w:hyperlink r:id="rId821">
+      <w:hyperlink r:id="rId822">
         <w:r>
           <w:rPr>
             <w:lang w:val="pt_PT" w:bidi="pt_PT"/>
@@ -36462,7 +36468,7 @@
         </w:rPr>
         <w:t xml:space="preserve">; </w:t>
       </w:r>
-      <w:hyperlink r:id="rId822">
+      <w:hyperlink r:id="rId823">
         <w:r>
           <w:rPr>
             <w:lang w:val="pt_PT" w:bidi="pt_PT"/>
@@ -36480,7 +36486,7 @@
         </w:rPr>
         <w:t xml:space="preserve">; </w:t>
       </w:r>
-      <w:hyperlink r:id="rId823">
+      <w:hyperlink r:id="rId824">
         <w:r>
           <w:rPr>
             <w:lang w:val="pt_PT" w:bidi="pt_PT"/>
@@ -36498,7 +36504,7 @@
         </w:rPr>
         <w:t>); eles foram repetidamente maltratados e mortos pelos líderes israelitas (</w:t>
       </w:r>
-      <w:hyperlink r:id="rId824">
+      <w:hyperlink r:id="rId825">
         <w:r>
           <w:rPr>
             <w:lang w:val="pt_PT" w:bidi="pt_PT"/>
@@ -36516,7 +36522,7 @@
         </w:rPr>
         <w:t xml:space="preserve">; </w:t>
       </w:r>
-      <w:hyperlink r:id="rId825">
+      <w:hyperlink r:id="rId826">
         <w:r>
           <w:rPr>
             <w:lang w:val="pt_PT" w:bidi="pt_PT"/>
@@ -36534,7 +36540,7 @@
         </w:rPr>
         <w:t>,</w:t>
       </w:r>
-      <w:hyperlink r:id="rId826">
+      <w:hyperlink r:id="rId827">
         <w:r>
           <w:rPr>
             <w:lang w:val="pt_PT" w:bidi="pt_PT"/>
@@ -36552,7 +36558,7 @@
         </w:rPr>
         <w:t xml:space="preserve">; </w:t>
       </w:r>
-      <w:hyperlink r:id="rId827">
+      <w:hyperlink r:id="rId828">
         <w:r>
           <w:rPr>
             <w:lang w:val="pt_PT" w:bidi="pt_PT"/>
@@ -36570,7 +36576,7 @@
         </w:rPr>
         <w:t xml:space="preserve">; </w:t>
       </w:r>
-      <w:hyperlink r:id="rId828">
+      <w:hyperlink r:id="rId829">
         <w:r>
           <w:rPr>
             <w:lang w:val="pt_PT" w:bidi="pt_PT"/>
@@ -36588,7 +36594,7 @@
         </w:rPr>
         <w:t xml:space="preserve">; </w:t>
       </w:r>
-      <w:hyperlink r:id="rId829">
+      <w:hyperlink r:id="rId830">
         <w:r>
           <w:rPr>
             <w:lang w:val="pt_PT" w:bidi="pt_PT"/>
@@ -36606,7 +36612,7 @@
         </w:rPr>
         <w:t xml:space="preserve">; </w:t>
       </w:r>
-      <w:hyperlink r:id="rId830">
+      <w:hyperlink r:id="rId831">
         <w:r>
           <w:rPr>
             <w:lang w:val="pt_PT" w:bidi="pt_PT"/>
@@ -36624,7 +36630,7 @@
         </w:rPr>
         <w:t xml:space="preserve">; veja </w:t>
       </w:r>
-      <w:hyperlink r:id="rId831">
+      <w:hyperlink r:id="rId832">
         <w:r>
           <w:rPr>
             <w:lang w:val="pt_PT" w:bidi="pt_PT"/>
@@ -36642,7 +36648,7 @@
         </w:rPr>
         <w:t>,</w:t>
       </w:r>
-      <w:hyperlink r:id="rId832">
+      <w:hyperlink r:id="rId833">
         <w:r>
           <w:rPr>
             <w:lang w:val="pt_PT" w:bidi="pt_PT"/>
@@ -36660,7 +36666,7 @@
         </w:rPr>
         <w:t xml:space="preserve">; </w:t>
       </w:r>
-      <w:hyperlink r:id="rId833">
+      <w:hyperlink r:id="rId834">
         <w:r>
           <w:rPr>
             <w:lang w:val="pt_PT" w:bidi="pt_PT"/>
@@ -36864,7 +36870,7 @@
         </w:rPr>
         <w:t xml:space="preserve">O raciocínio dos arrendatários é obscuro para nós, embora aparentemente fosse claro para os ouvintes originais, não necessitando de mais explicações (cp. </w:t>
       </w:r>
-      <w:hyperlink r:id="rId834">
+      <w:hyperlink r:id="rId835">
         <w:r>
           <w:rPr>
             <w:lang w:val="pt_PT" w:bidi="pt_PT"/>
@@ -36882,7 +36888,7 @@
         </w:rPr>
         <w:t xml:space="preserve">; </w:t>
       </w:r>
-      <w:hyperlink r:id="rId835">
+      <w:hyperlink r:id="rId836">
         <w:r>
           <w:rPr>
             <w:lang w:val="pt_PT" w:bidi="pt_PT"/>
@@ -36948,7 +36954,7 @@
         </w:rPr>
         <w:t xml:space="preserve">jogaram seu corpo para fora da vinha: O tratamento vergonhoso dos arrendatários em relação ao filho é intensificado pelo fato de nem sequer enterrarem seu corpo. Cf. </w:t>
       </w:r>
-      <w:hyperlink r:id="rId836">
+      <w:hyperlink r:id="rId837">
         <w:r>
           <w:rPr>
             <w:lang w:val="pt_PT" w:bidi="pt_PT"/>
@@ -37014,7 +37020,7 @@
         </w:rPr>
         <w:t xml:space="preserve">A parábola conclui com duas perguntas retóricas (cp. </w:t>
       </w:r>
-      <w:hyperlink r:id="rId809">
+      <w:hyperlink r:id="rId810">
         <w:r>
           <w:rPr>
             <w:lang w:val="pt_PT" w:bidi="pt_PT"/>
@@ -37032,7 +37038,7 @@
         </w:rPr>
         <w:t>,</w:t>
       </w:r>
-      <w:hyperlink r:id="rId837">
+      <w:hyperlink r:id="rId838">
         <w:r>
           <w:rPr>
             <w:lang w:val="pt_PT" w:bidi="pt_PT"/>
@@ -37068,7 +37074,7 @@
         </w:rPr>
         <w:t xml:space="preserve">; </w:t>
       </w:r>
-      <w:hyperlink r:id="rId838">
+      <w:hyperlink r:id="rId839">
         <w:r>
           <w:rPr>
             <w:lang w:val="pt_PT" w:bidi="pt_PT"/>
@@ -37104,7 +37110,7 @@
         </w:rPr>
         <w:t>). A primeira corresponde ao que o “Senhor dos Exércitos” diz na parábola da vinha (</w:t>
       </w:r>
-      <w:hyperlink r:id="rId839">
+      <w:hyperlink r:id="rId840">
         <w:r>
           <w:rPr>
             <w:lang w:val="pt_PT" w:bidi="pt_PT"/>
@@ -37158,7 +37164,7 @@
         </w:rPr>
         <w:t xml:space="preserve">) por líderes mais fiéis, os leitores de Marcos provavelmente teriam entendido que os outros a quem a vinha seria dada seriam a igreja gentia (cp. </w:t>
       </w:r>
-      <w:hyperlink r:id="rId840">
+      <w:hyperlink r:id="rId841">
         <w:r>
           <w:rPr>
             <w:lang w:val="pt_PT" w:bidi="pt_PT"/>
@@ -37176,7 +37182,7 @@
         </w:rPr>
         <w:t xml:space="preserve">; </w:t>
       </w:r>
-      <w:hyperlink r:id="rId841">
+      <w:hyperlink r:id="rId842">
         <w:r>
           <w:rPr>
             <w:lang w:val="pt_PT" w:bidi="pt_PT"/>
@@ -37194,7 +37200,7 @@
         </w:rPr>
         <w:t xml:space="preserve">; </w:t>
       </w:r>
-      <w:hyperlink r:id="rId842">
+      <w:hyperlink r:id="rId843">
         <w:r>
           <w:rPr>
             <w:lang w:val="pt_PT" w:bidi="pt_PT"/>
@@ -37212,7 +37218,7 @@
         </w:rPr>
         <w:t>). Assim, a parábola de Jesus se conecta com a destruição iminente de Jerusalém (</w:t>
       </w:r>
-      <w:hyperlink r:id="rId764">
+      <w:hyperlink r:id="rId765">
         <w:r>
           <w:rPr>
             <w:lang w:val="pt_PT" w:bidi="pt_PT"/>
@@ -37230,7 +37236,7 @@
         </w:rPr>
         <w:t xml:space="preserve">; </w:t>
       </w:r>
-      <w:hyperlink r:id="rId736">
+      <w:hyperlink r:id="rId737">
         <w:r>
           <w:rPr>
             <w:lang w:val="pt_PT" w:bidi="pt_PT"/>
@@ -37266,7 +37272,7 @@
         </w:rPr>
         <w:t xml:space="preserve">; </w:t>
       </w:r>
-      <w:hyperlink r:id="rId782">
+      <w:hyperlink r:id="rId783">
         <w:r>
           <w:rPr>
             <w:lang w:val="pt_PT" w:bidi="pt_PT"/>
@@ -37332,7 +37338,7 @@
         </w:rPr>
         <w:t xml:space="preserve">Em sua segunda pergunta retórica, Jesus usou uma citação de </w:t>
       </w:r>
-      <w:hyperlink r:id="rId843">
+      <w:hyperlink r:id="rId844">
         <w:r>
           <w:rPr>
             <w:lang w:val="pt_PT" w:bidi="pt_PT"/>
@@ -37350,7 +37356,7 @@
         </w:rPr>
         <w:t xml:space="preserve">. A pedra rejeitada (o Filho) tornou-se a pedra angular do Reino de Deus (cf. </w:t>
       </w:r>
-      <w:hyperlink r:id="rId844">
+      <w:hyperlink r:id="rId845">
         <w:r>
           <w:rPr>
             <w:lang w:val="pt_PT" w:bidi="pt_PT"/>
@@ -37368,7 +37374,7 @@
         </w:rPr>
         <w:t xml:space="preserve">; </w:t>
       </w:r>
-      <w:hyperlink r:id="rId845">
+      <w:hyperlink r:id="rId846">
         <w:r>
           <w:rPr>
             <w:lang w:val="pt_PT" w:bidi="pt_PT"/>
@@ -37386,7 +37392,7 @@
         </w:rPr>
         <w:t>,</w:t>
       </w:r>
-      <w:hyperlink r:id="rId846">
+      <w:hyperlink r:id="rId847">
         <w:r>
           <w:rPr>
             <w:lang w:val="pt_PT" w:bidi="pt_PT"/>
@@ -37404,7 +37410,7 @@
         </w:rPr>
         <w:t>). A frase é tradicionalmente entendida como a pedra angular enterrada que faz parte da fundação, mas poderia ser a pedra de topo no alto de um edifício que marca sua conclusão. Seja qual for a pedra mencionada, era a mais importante. Apesar da má intenção dos construtores—os líderes religiosos — tudo o que fizeram estava de acordo com a vontade de Deus (</w:t>
       </w:r>
-      <w:hyperlink r:id="rId847">
+      <w:hyperlink r:id="rId848">
         <w:r>
           <w:rPr>
             <w:lang w:val="pt_PT" w:bidi="pt_PT"/>
@@ -37488,7 +37494,7 @@
         </w:rPr>
         <w:t xml:space="preserve">Os líderes religiosos: Pela segunda vez, a presença da multidão frustrou suas intenções malignas (veja </w:t>
       </w:r>
-      <w:hyperlink r:id="rId848">
+      <w:hyperlink r:id="rId849">
         <w:r>
           <w:rPr>
             <w:lang w:val="pt_PT" w:bidi="pt_PT"/>
@@ -37638,7 +37644,7 @@
         </w:rPr>
         <w:t xml:space="preserve">impostos: A palavra grega refere-se a um imposto de capitação ou imposto per capita; cp. </w:t>
       </w:r>
-      <w:hyperlink r:id="rId849">
+      <w:hyperlink r:id="rId850">
         <w:r>
           <w:rPr>
             <w:lang w:val="pt_PT" w:bidi="pt_PT"/>
@@ -37656,7 +37662,7 @@
         </w:rPr>
         <w:t xml:space="preserve">; </w:t>
       </w:r>
-      <w:hyperlink r:id="rId850">
+      <w:hyperlink r:id="rId851">
         <w:r>
           <w:rPr>
             <w:lang w:val="pt_PT" w:bidi="pt_PT"/>
@@ -37831,7 +37837,7 @@
         </w:rPr>
         <w:t xml:space="preserve">dê a César o que pertence a César: as palavras de Jesus não podem ser interpretadas como as de um zelote anti-romano que se opõe à tributação judaica por César. Jesus indica claramente em outros lugares que ele era contra a causa dos zelotes (veja </w:t>
       </w:r>
-      <w:hyperlink r:id="rId851">
+      <w:hyperlink r:id="rId852">
         <w:r>
           <w:rPr>
             <w:lang w:val="pt_PT" w:bidi="pt_PT"/>
@@ -37849,7 +37855,7 @@
         </w:rPr>
         <w:t>,</w:t>
       </w:r>
-      <w:hyperlink r:id="rId852">
+      <w:hyperlink r:id="rId853">
         <w:r>
           <w:rPr>
             <w:lang w:val="pt_PT" w:bidi="pt_PT"/>
@@ -37867,7 +37873,7 @@
         </w:rPr>
         <w:t>,</w:t>
       </w:r>
-      <w:hyperlink r:id="rId853">
+      <w:hyperlink r:id="rId854">
         <w:r>
           <w:rPr>
             <w:lang w:val="pt_PT" w:bidi="pt_PT"/>
@@ -37885,7 +37891,7 @@
         </w:rPr>
         <w:t xml:space="preserve">; </w:t>
       </w:r>
-      <w:hyperlink r:id="rId854">
+      <w:hyperlink r:id="rId855">
         <w:r>
           <w:rPr>
             <w:lang w:val="pt_PT" w:bidi="pt_PT"/>
@@ -38023,7 +38029,7 @@
         </w:rPr>
         <w:t xml:space="preserve">). Os saduceus não acreditavam na ressurreição dos mortos (veja </w:t>
       </w:r>
-      <w:hyperlink r:id="rId855">
+      <w:hyperlink r:id="rId856">
         <w:r>
           <w:rPr>
             <w:lang w:val="pt_PT" w:bidi="pt_PT"/>
@@ -38041,7 +38047,7 @@
         </w:rPr>
         <w:t xml:space="preserve">; </w:t>
       </w:r>
-      <w:hyperlink r:id="rId856">
+      <w:hyperlink r:id="rId857">
         <w:r>
           <w:rPr>
             <w:lang w:val="pt_PT" w:bidi="pt_PT"/>
@@ -38138,7 +38144,7 @@
         </w:rPr>
         <w:t xml:space="preserve"> o cenário é o Templo (</w:t>
       </w:r>
-      <w:hyperlink r:id="rId857">
+      <w:hyperlink r:id="rId858">
         <w:r>
           <w:rPr>
             <w:lang w:val="pt_PT" w:bidi="pt_PT"/>
@@ -38169,7 +38175,7 @@
         </w:rPr>
         <w:t xml:space="preserve"> </w:t>
       </w:r>
-      <w:hyperlink r:id="rId858">
+      <w:hyperlink r:id="rId859">
         <w:r>
           <w:rPr>
             <w:lang w:val="pt_PT" w:bidi="pt_PT"/>
@@ -38187,7 +38193,7 @@
         </w:rPr>
         <w:t xml:space="preserve">; </w:t>
       </w:r>
-      <w:hyperlink r:id="rId859">
+      <w:hyperlink r:id="rId860">
         <w:r>
           <w:rPr>
             <w:lang w:val="pt_PT" w:bidi="pt_PT"/>
@@ -38205,7 +38211,7 @@
         </w:rPr>
         <w:t xml:space="preserve">; </w:t>
       </w:r>
-      <w:hyperlink r:id="rId860">
+      <w:hyperlink r:id="rId861">
         <w:r>
           <w:rPr>
             <w:lang w:val="pt_PT" w:bidi="pt_PT"/>
@@ -38223,7 +38229,7 @@
         </w:rPr>
         <w:t>,</w:t>
       </w:r>
-      <w:hyperlink r:id="rId861">
+      <w:hyperlink r:id="rId862">
         <w:r>
           <w:rPr>
             <w:lang w:val="pt_PT" w:bidi="pt_PT"/>
@@ -38241,7 +38247,7 @@
         </w:rPr>
         <w:t xml:space="preserve">; </w:t>
       </w:r>
-      <w:hyperlink r:id="rId862">
+      <w:hyperlink r:id="rId863">
         <w:r>
           <w:rPr>
             <w:lang w:val="pt_PT" w:bidi="pt_PT"/>
@@ -38259,7 +38265,7 @@
         </w:rPr>
         <w:t xml:space="preserve">; as exceções são </w:t>
       </w:r>
-      <w:hyperlink r:id="rId863">
+      <w:hyperlink r:id="rId864">
         <w:r>
           <w:rPr>
             <w:lang w:val="pt_PT" w:bidi="pt_PT"/>
@@ -38277,7 +38283,7 @@
         </w:rPr>
         <w:t xml:space="preserve">; </w:t>
       </w:r>
-      <w:hyperlink r:id="rId864">
+      <w:hyperlink r:id="rId865">
         <w:r>
           <w:rPr>
             <w:lang w:val="pt_PT" w:bidi="pt_PT"/>
@@ -38295,7 +38301,7 @@
         </w:rPr>
         <w:t>). • A pergunta dos saduceus (</w:t>
       </w:r>
-      <w:hyperlink r:id="rId865">
+      <w:hyperlink r:id="rId866">
         <w:r>
           <w:rPr>
             <w:lang w:val="pt_PT" w:bidi="pt_PT"/>
@@ -38313,7 +38319,7 @@
         </w:rPr>
         <w:t>) foi cuidadosamente elaborada e baseada em um mandamento de Moisés (</w:t>
       </w:r>
-      <w:hyperlink r:id="rId866">
+      <w:hyperlink r:id="rId867">
         <w:r>
           <w:rPr>
             <w:lang w:val="pt_PT" w:bidi="pt_PT"/>
@@ -38331,7 +38337,7 @@
         </w:rPr>
         <w:t xml:space="preserve">; veja </w:t>
       </w:r>
-      <w:hyperlink r:id="rId867">
+      <w:hyperlink r:id="rId868">
         <w:r>
           <w:rPr>
             <w:lang w:val="pt_PT" w:bidi="pt_PT"/>
@@ -38349,7 +38355,7 @@
         </w:rPr>
         <w:t xml:space="preserve">; </w:t>
       </w:r>
-      <w:hyperlink r:id="rId868">
+      <w:hyperlink r:id="rId869">
         <w:r>
           <w:rPr>
             <w:lang w:val="pt_PT" w:bidi="pt_PT"/>
@@ -38367,7 +38373,7 @@
         </w:rPr>
         <w:t xml:space="preserve">). Como todos os sete homens não poderiam ter a mulher como esposa na ressurreição, e como nenhum deles tinha uma reivindicação especial, os saduceus pensaram que haviam provado o absurdo da doutrina da ressurreição e refutado os fariseus e Jesus (cp. </w:t>
       </w:r>
-      <w:hyperlink r:id="rId869">
+      <w:hyperlink r:id="rId870">
         <w:r>
           <w:rPr>
             <w:lang w:val="pt_PT" w:bidi="pt_PT"/>
@@ -38385,7 +38391,7 @@
         </w:rPr>
         <w:t xml:space="preserve">; </w:t>
       </w:r>
-      <w:hyperlink r:id="rId870">
+      <w:hyperlink r:id="rId871">
         <w:r>
           <w:rPr>
             <w:lang w:val="pt_PT" w:bidi="pt_PT"/>
@@ -38439,7 +38445,7 @@
         </w:rPr>
         <w:t xml:space="preserve">; </w:t>
       </w:r>
-      <w:hyperlink r:id="rId871">
+      <w:hyperlink r:id="rId872">
         <w:r>
           <w:rPr>
             <w:lang w:val="pt_PT" w:bidi="pt_PT"/>
@@ -38584,7 +38590,7 @@
         </w:rPr>
         <w:t>A resposta de Jesus tinha dois elementos. Primeiro, ele repreendeu a ignorância dos saduceus sobre as Escrituras (ou seja, o Antigo Testamento), onde a ressurreição dos mortos é mencionada mais claramente nos Profetas (</w:t>
       </w:r>
-      <w:hyperlink r:id="rId872">
+      <w:hyperlink r:id="rId873">
         <w:r>
           <w:rPr>
             <w:lang w:val="pt_PT" w:bidi="pt_PT"/>
@@ -38602,7 +38608,7 @@
         </w:rPr>
         <w:t xml:space="preserve">; </w:t>
       </w:r>
-      <w:hyperlink r:id="rId873">
+      <w:hyperlink r:id="rId874">
         <w:r>
           <w:rPr>
             <w:lang w:val="pt_PT" w:bidi="pt_PT"/>
@@ -38620,7 +38626,7 @@
         </w:rPr>
         <w:t>) e nos Escritos (</w:t>
       </w:r>
-      <w:hyperlink r:id="rId874">
+      <w:hyperlink r:id="rId875">
         <w:r>
           <w:rPr>
             <w:lang w:val="pt_PT" w:bidi="pt_PT"/>
@@ -38638,7 +38644,7 @@
         </w:rPr>
         <w:t xml:space="preserve">; </w:t>
       </w:r>
-      <w:hyperlink r:id="rId875">
+      <w:hyperlink r:id="rId876">
         <w:r>
           <w:rPr>
             <w:lang w:val="pt_PT" w:bidi="pt_PT"/>
@@ -38656,7 +38662,7 @@
         </w:rPr>
         <w:t xml:space="preserve">; </w:t>
       </w:r>
-      <w:hyperlink r:id="rId876">
+      <w:hyperlink r:id="rId877">
         <w:r>
           <w:rPr>
             <w:lang w:val="pt_PT" w:bidi="pt_PT"/>
@@ -38674,7 +38680,7 @@
         </w:rPr>
         <w:t xml:space="preserve">; </w:t>
       </w:r>
-      <w:hyperlink r:id="rId877">
+      <w:hyperlink r:id="rId878">
         <w:r>
           <w:rPr>
             <w:lang w:val="pt_PT" w:bidi="pt_PT"/>
@@ -38692,7 +38698,7 @@
         </w:rPr>
         <w:t xml:space="preserve">; </w:t>
       </w:r>
-      <w:hyperlink r:id="rId878">
+      <w:hyperlink r:id="rId879">
         <w:r>
           <w:rPr>
             <w:lang w:val="pt_PT" w:bidi="pt_PT"/>
@@ -38710,7 +38716,7 @@
         </w:rPr>
         <w:t xml:space="preserve">). No entanto, os saduceus aceitavam apenas a Torá (Gênesis—Deuteronômio), então Jesus respondeu a eles a partir da Torá. A referência a Deus como o Deus de Abraão, o Deus de Isaque e o Deus de Jacó (veja </w:t>
       </w:r>
-      <w:hyperlink r:id="rId879">
+      <w:hyperlink r:id="rId880">
         <w:r>
           <w:rPr>
             <w:lang w:val="pt_PT" w:bidi="pt_PT"/>
@@ -38728,7 +38734,7 @@
         </w:rPr>
         <w:t xml:space="preserve">, </w:t>
       </w:r>
-      <w:hyperlink r:id="rId880">
+      <w:hyperlink r:id="rId881">
         <w:r>
           <w:rPr>
             <w:lang w:val="pt_PT" w:bidi="pt_PT"/>
@@ -38746,7 +38752,7 @@
         </w:rPr>
         <w:t>) mostrou que a aliança de Deus com os patriarcas não poderia ser quebrada pela morte. Eles ainda estavam vivos (</w:t>
       </w:r>
-      <w:hyperlink r:id="rId881">
+      <w:hyperlink r:id="rId882">
         <w:r>
           <w:rPr>
             <w:lang w:val="pt_PT" w:bidi="pt_PT"/>
@@ -38764,7 +38770,7 @@
         </w:rPr>
         <w:t xml:space="preserve">; </w:t>
       </w:r>
-      <w:hyperlink r:id="rId882">
+      <w:hyperlink r:id="rId883">
         <w:r>
           <w:rPr>
             <w:lang w:val="pt_PT" w:bidi="pt_PT"/>
@@ -38782,7 +38788,7 @@
         </w:rPr>
         <w:t xml:space="preserve">; </w:t>
       </w:r>
-      <w:hyperlink r:id="rId870">
+      <w:hyperlink r:id="rId871">
         <w:r>
           <w:rPr>
             <w:lang w:val="pt_PT" w:bidi="pt_PT"/>
@@ -38800,7 +38806,7 @@
         </w:rPr>
         <w:t xml:space="preserve">; </w:t>
       </w:r>
-      <w:hyperlink r:id="rId883">
+      <w:hyperlink r:id="rId884">
         <w:r>
           <w:rPr>
             <w:lang w:val="pt_PT" w:bidi="pt_PT"/>
@@ -38836,7 +38842,7 @@
         </w:rPr>
         <w:t xml:space="preserve">; </w:t>
       </w:r>
-      <w:hyperlink r:id="rId884">
+      <w:hyperlink r:id="rId885">
         <w:r>
           <w:rPr>
             <w:lang w:val="pt_PT" w:bidi="pt_PT"/>
@@ -38854,7 +38860,7 @@
         </w:rPr>
         <w:t xml:space="preserve">; </w:t>
       </w:r>
-      <w:hyperlink r:id="rId885">
+      <w:hyperlink r:id="rId886">
         <w:r>
           <w:rPr>
             <w:lang w:val="pt_PT" w:bidi="pt_PT"/>
@@ -38872,7 +38878,7 @@
         </w:rPr>
         <w:t xml:space="preserve">; </w:t>
       </w:r>
-      <w:hyperlink r:id="rId886">
+      <w:hyperlink r:id="rId887">
         <w:r>
           <w:rPr>
             <w:lang w:val="pt_PT" w:bidi="pt_PT"/>
@@ -38890,7 +38896,7 @@
         </w:rPr>
         <w:t>). É nesse sentido que os crentes ressuscitados serão como os anjos no céu. • O argumento de Jesus demonstra sua sabedoria diante de seus oponentes e afirma a esperança da ressurreição para seus seguidores. Jesus é “a ressurreição e a vida” (</w:t>
       </w:r>
-      <w:hyperlink r:id="rId887">
+      <w:hyperlink r:id="rId888">
         <w:r>
           <w:rPr>
             <w:lang w:val="pt_PT" w:bidi="pt_PT"/>
@@ -38908,7 +38914,7 @@
         </w:rPr>
         <w:t>); ele conquistou a morte e assegurou àqueles que acreditam nele que eles “não perecerão, mas terão a vida eterna” (</w:t>
       </w:r>
-      <w:hyperlink r:id="rId888">
+      <w:hyperlink r:id="rId889">
         <w:r>
           <w:rPr>
             <w:lang w:val="pt_PT" w:bidi="pt_PT"/>
@@ -38974,7 +38980,7 @@
         </w:rPr>
         <w:t xml:space="preserve">De todos os mandamentos: A Torá (Gênesis — Deuteronômio) contém 613 mandamentos distintos, e os professores judeus frequentemente debatiam sobre quais eram mais importantes do que outros. Nenhum mandamento era considerado sem importância, mas alguns eram reconhecidos como mais fundamentais do que outros (veja </w:t>
       </w:r>
-      <w:hyperlink r:id="rId889">
+      <w:hyperlink r:id="rId890">
         <w:r>
           <w:rPr>
             <w:lang w:val="pt_PT" w:bidi="pt_PT"/>
@@ -39018,7 +39024,7 @@
         </w:rPr>
         <w:t xml:space="preserve"> 4:15). Outras sugestões incluíam </w:t>
       </w:r>
-      <w:hyperlink r:id="rId890">
+      <w:hyperlink r:id="rId891">
         <w:r>
           <w:rPr>
             <w:lang w:val="pt_PT" w:bidi="pt_PT"/>
@@ -39036,7 +39042,7 @@
         </w:rPr>
         <w:t xml:space="preserve">; </w:t>
       </w:r>
-      <w:hyperlink r:id="rId891">
+      <w:hyperlink r:id="rId892">
         <w:r>
           <w:rPr>
             <w:lang w:val="pt_PT" w:bidi="pt_PT"/>
@@ -39054,7 +39060,7 @@
         </w:rPr>
         <w:t xml:space="preserve">; </w:t>
       </w:r>
-      <w:hyperlink r:id="rId892">
+      <w:hyperlink r:id="rId893">
         <w:r>
           <w:rPr>
             <w:lang w:val="pt_PT" w:bidi="pt_PT"/>
@@ -39072,7 +39078,7 @@
         </w:rPr>
         <w:t xml:space="preserve">; </w:t>
       </w:r>
-      <w:hyperlink r:id="rId893">
+      <w:hyperlink r:id="rId894">
         <w:r>
           <w:rPr>
             <w:lang w:val="pt_PT" w:bidi="pt_PT"/>
@@ -39090,7 +39096,7 @@
         </w:rPr>
         <w:t xml:space="preserve">; </w:t>
       </w:r>
-      <w:hyperlink r:id="rId894">
+      <w:hyperlink r:id="rId895">
         <w:r>
           <w:rPr>
             <w:lang w:val="pt_PT" w:bidi="pt_PT"/>
@@ -39108,7 +39114,7 @@
         </w:rPr>
         <w:t xml:space="preserve">; e </w:t>
       </w:r>
-      <w:hyperlink r:id="rId895">
+      <w:hyperlink r:id="rId896">
         <w:r>
           <w:rPr>
             <w:lang w:val="pt_PT" w:bidi="pt_PT"/>
@@ -39174,7 +39180,7 @@
         </w:rPr>
         <w:t xml:space="preserve">Após os três desafios hostis de </w:t>
       </w:r>
-      <w:hyperlink r:id="rId896">
+      <w:hyperlink r:id="rId897">
         <w:r>
           <w:rPr>
             <w:lang w:val="pt_PT" w:bidi="pt_PT"/>
@@ -39192,7 +39198,7 @@
         </w:rPr>
         <w:t xml:space="preserve">, o leitor pode esperar que a próxima pergunta a Jesus seja hostil (veja </w:t>
       </w:r>
-      <w:hyperlink r:id="rId813">
+      <w:hyperlink r:id="rId814">
         <w:r>
           <w:rPr>
             <w:lang w:val="pt_PT" w:bidi="pt_PT"/>
@@ -39246,7 +39252,7 @@
         </w:rPr>
         <w:t>,</w:t>
       </w:r>
-      <w:hyperlink r:id="rId865">
+      <w:hyperlink r:id="rId866">
         <w:r>
           <w:rPr>
             <w:lang w:val="pt_PT" w:bidi="pt_PT"/>
@@ -39264,7 +39270,7 @@
         </w:rPr>
         <w:t>), mas esta não foi uma resposta hostil. Referências anteriores em Marcos aos mestres da lei religiosa os retrataram como antagonistas (</w:t>
       </w:r>
-      <w:hyperlink r:id="rId897">
+      <w:hyperlink r:id="rId898">
         <w:r>
           <w:rPr>
             <w:lang w:val="pt_PT" w:bidi="pt_PT"/>
@@ -39318,7 +39324,7 @@
         </w:rPr>
         <w:t xml:space="preserve">; </w:t>
       </w:r>
-      <w:hyperlink r:id="rId898">
+      <w:hyperlink r:id="rId899">
         <w:r>
           <w:rPr>
             <w:lang w:val="pt_PT" w:bidi="pt_PT"/>
@@ -39372,7 +39378,7 @@
         </w:rPr>
         <w:t xml:space="preserve">; </w:t>
       </w:r>
-      <w:hyperlink r:id="rId899">
+      <w:hyperlink r:id="rId900">
         <w:r>
           <w:rPr>
             <w:lang w:val="pt_PT" w:bidi="pt_PT"/>
@@ -39444,7 +39450,7 @@
         </w:rPr>
         <w:t>), e Jesus alertará as multidões contra sua hipocrisia (</w:t>
       </w:r>
-      <w:hyperlink r:id="rId900">
+      <w:hyperlink r:id="rId901">
         <w:r>
           <w:rPr>
             <w:lang w:val="pt_PT" w:bidi="pt_PT"/>
@@ -39462,7 +39468,7 @@
         </w:rPr>
         <w:t>), mas este mestre estava positivamente inclinado para Jesus (</w:t>
       </w:r>
-      <w:hyperlink r:id="rId901">
+      <w:hyperlink r:id="rId902">
         <w:r>
           <w:rPr>
             <w:lang w:val="pt_PT" w:bidi="pt_PT"/>
@@ -39480,7 +39486,7 @@
         </w:rPr>
         <w:t>,</w:t>
       </w:r>
-      <w:hyperlink r:id="rId664">
+      <w:hyperlink r:id="rId665">
         <w:r>
           <w:rPr>
             <w:lang w:val="pt_PT" w:bidi="pt_PT"/>
@@ -39498,7 +39504,7 @@
         </w:rPr>
         <w:t>) e o elogiou (</w:t>
       </w:r>
-      <w:hyperlink r:id="rId902">
+      <w:hyperlink r:id="rId903">
         <w:r>
           <w:rPr>
             <w:lang w:val="pt_PT" w:bidi="pt_PT"/>
@@ -39516,7 +39522,7 @@
         </w:rPr>
         <w:t>). Jesus descreveu a resposta do homem à sua pergunta como tendo entendimento, e Jesus disse que o homem não estava longe do Reino de Deus (</w:t>
       </w:r>
-      <w:hyperlink r:id="rId903">
+      <w:hyperlink r:id="rId904">
         <w:r>
           <w:rPr>
             <w:lang w:val="pt_PT" w:bidi="pt_PT"/>
@@ -39582,7 +39588,7 @@
         </w:rPr>
         <w:t xml:space="preserve">A resposta de Jesus combinou dois mandamentos amplamente separados da Torá. • O primeiro, </w:t>
       </w:r>
-      <w:hyperlink r:id="rId904">
+      <w:hyperlink r:id="rId905">
         <w:r>
           <w:rPr>
             <w:lang w:val="pt_PT" w:bidi="pt_PT"/>
@@ -39613,7 +39619,7 @@
         </w:rPr>
         <w:t xml:space="preserve"> porque começa com a palavra Ouça (hebraico shema‘). O primeiro mandamento corresponde à primeira parte dos Dez Mandamentos (</w:t>
       </w:r>
-      <w:hyperlink r:id="rId905">
+      <w:hyperlink r:id="rId906">
         <w:r>
           <w:rPr>
             <w:lang w:val="pt_PT" w:bidi="pt_PT"/>
@@ -39631,7 +39637,7 @@
         </w:rPr>
         <w:t xml:space="preserve">), que trata do relacionamento de uma pessoa com Deus. • A unicidade de Deus é fundamental para o monoteísmo judaico e cristão e é a base para o mandamento de amar a Deus com todo o coração (pensamento e afeição), alma (desejo e sentimento), mente (compreensão) e força (energia e poder). • O segundo mandamento é de </w:t>
       </w:r>
-      <w:hyperlink r:id="rId906">
+      <w:hyperlink r:id="rId907">
         <w:r>
           <w:rPr>
             <w:lang w:val="pt_PT" w:bidi="pt_PT"/>
@@ -39649,7 +39655,7 @@
         </w:rPr>
         <w:t>. Ele corresponde à segunda parte dos Dez Mandamentos (</w:t>
       </w:r>
-      <w:hyperlink r:id="rId907">
+      <w:hyperlink r:id="rId908">
         <w:r>
           <w:rPr>
             <w:lang w:val="pt_PT" w:bidi="pt_PT"/>
@@ -39667,7 +39673,7 @@
         </w:rPr>
         <w:t>), que trata do relacionamento de uma pessoa com outras pessoas. O segundo mandamento é baseado na inclinação natural das pessoas de cuidar de si mesmas. Sua importância para a igreja primitiva pode ser vista em sua repetição frequente (</w:t>
       </w:r>
-      <w:hyperlink r:id="rId908">
+      <w:hyperlink r:id="rId909">
         <w:r>
           <w:rPr>
             <w:lang w:val="pt_PT" w:bidi="pt_PT"/>
@@ -39685,7 +39691,7 @@
         </w:rPr>
         <w:t xml:space="preserve">; </w:t>
       </w:r>
-      <w:hyperlink r:id="rId909">
+      <w:hyperlink r:id="rId910">
         <w:r>
           <w:rPr>
             <w:lang w:val="pt_PT" w:bidi="pt_PT"/>
@@ -39721,7 +39727,7 @@
         </w:rPr>
         <w:t xml:space="preserve">; </w:t>
       </w:r>
-      <w:hyperlink r:id="rId910">
+      <w:hyperlink r:id="rId911">
         <w:r>
           <w:rPr>
             <w:lang w:val="pt_PT" w:bidi="pt_PT"/>
@@ -39739,7 +39745,7 @@
         </w:rPr>
         <w:t xml:space="preserve">; </w:t>
       </w:r>
-      <w:hyperlink r:id="rId911">
+      <w:hyperlink r:id="rId912">
         <w:r>
           <w:rPr>
             <w:lang w:val="pt_PT" w:bidi="pt_PT"/>
@@ -39757,7 +39763,7 @@
         </w:rPr>
         <w:t xml:space="preserve">; </w:t>
       </w:r>
-      <w:hyperlink r:id="rId912">
+      <w:hyperlink r:id="rId913">
         <w:r>
           <w:rPr>
             <w:lang w:val="pt_PT" w:bidi="pt_PT"/>
@@ -39884,7 +39890,7 @@
         </w:rPr>
         <w:t xml:space="preserve">O relato termina com Jesus elogiando o mestre da lei religiosa por reconhecer que esse duplo mandamento era mais importante do que holocaustos e sacrifícios (veja </w:t>
       </w:r>
-      <w:hyperlink r:id="rId913">
+      <w:hyperlink r:id="rId914">
         <w:r>
           <w:rPr>
             <w:lang w:val="pt_PT" w:bidi="pt_PT"/>
@@ -39957,7 +39963,7 @@
         </w:rPr>
         <w:t xml:space="preserve">Depois de responder a várias perguntas, principalmente de oponentes, Jesus agora fez uma pergunta (veja </w:t>
       </w:r>
-      <w:hyperlink r:id="rId914">
+      <w:hyperlink r:id="rId915">
         <w:r>
           <w:rPr>
             <w:lang w:val="pt_PT" w:bidi="pt_PT"/>
@@ -39975,7 +39981,7 @@
         </w:rPr>
         <w:t xml:space="preserve">; </w:t>
       </w:r>
-      <w:hyperlink r:id="rId915">
+      <w:hyperlink r:id="rId916">
         <w:r>
           <w:rPr>
             <w:lang w:val="pt_PT" w:bidi="pt_PT"/>
@@ -39993,7 +39999,7 @@
         </w:rPr>
         <w:t xml:space="preserve">; </w:t>
       </w:r>
-      <w:hyperlink r:id="rId916">
+      <w:hyperlink r:id="rId917">
         <w:r>
           <w:rPr>
             <w:lang w:val="pt_PT" w:bidi="pt_PT"/>
@@ -40011,7 +40017,7 @@
         </w:rPr>
         <w:t xml:space="preserve">; </w:t>
       </w:r>
-      <w:hyperlink r:id="rId917">
+      <w:hyperlink r:id="rId918">
         <w:r>
           <w:rPr>
             <w:lang w:val="pt_PT" w:bidi="pt_PT"/>
@@ -40029,7 +40035,7 @@
         </w:rPr>
         <w:t xml:space="preserve">). O Messias era considerado filho de Davi por causa de passagens como </w:t>
       </w:r>
-      <w:hyperlink r:id="rId918">
+      <w:hyperlink r:id="rId919">
         <w:r>
           <w:rPr>
             <w:lang w:val="pt_PT" w:bidi="pt_PT"/>
@@ -40047,7 +40053,7 @@
         </w:rPr>
         <w:t xml:space="preserve">; </w:t>
       </w:r>
-      <w:hyperlink r:id="rId919">
+      <w:hyperlink r:id="rId920">
         <w:r>
           <w:rPr>
             <w:lang w:val="pt_PT" w:bidi="pt_PT"/>
@@ -40065,7 +40071,7 @@
         </w:rPr>
         <w:t xml:space="preserve">; </w:t>
       </w:r>
-      <w:hyperlink r:id="rId920">
+      <w:hyperlink r:id="rId921">
         <w:r>
           <w:rPr>
             <w:lang w:val="pt_PT" w:bidi="pt_PT"/>
@@ -40083,7 +40089,7 @@
         </w:rPr>
         <w:t xml:space="preserve">; </w:t>
       </w:r>
-      <w:hyperlink r:id="rId921">
+      <w:hyperlink r:id="rId922">
         <w:r>
           <w:rPr>
             <w:lang w:val="pt_PT" w:bidi="pt_PT"/>
@@ -40101,7 +40107,7 @@
         </w:rPr>
         <w:t xml:space="preserve">; </w:t>
       </w:r>
-      <w:hyperlink r:id="rId922">
+      <w:hyperlink r:id="rId923">
         <w:r>
           <w:rPr>
             <w:lang w:val="pt_PT" w:bidi="pt_PT"/>
@@ -40119,7 +40125,7 @@
         </w:rPr>
         <w:t xml:space="preserve">; </w:t>
       </w:r>
-      <w:hyperlink r:id="rId923">
+      <w:hyperlink r:id="rId924">
         <w:r>
           <w:rPr>
             <w:lang w:val="pt_PT" w:bidi="pt_PT"/>
@@ -40137,7 +40143,7 @@
         </w:rPr>
         <w:t>. Com sua pergunta, Jesus não negou que o Messias fosse descendente de Davi (</w:t>
       </w:r>
-      <w:hyperlink r:id="rId924">
+      <w:hyperlink r:id="rId925">
         <w:r>
           <w:rPr>
             <w:lang w:val="pt_PT" w:bidi="pt_PT"/>
@@ -40155,7 +40161,7 @@
         </w:rPr>
         <w:t xml:space="preserve">; </w:t>
       </w:r>
-      <w:hyperlink r:id="rId720">
+      <w:hyperlink r:id="rId721">
         <w:r>
           <w:rPr>
             <w:lang w:val="pt_PT" w:bidi="pt_PT"/>
@@ -40173,7 +40179,7 @@
         </w:rPr>
         <w:t xml:space="preserve">; veja </w:t>
       </w:r>
-      <w:hyperlink r:id="rId925">
+      <w:hyperlink r:id="rId926">
         <w:r>
           <w:rPr>
             <w:lang w:val="pt_PT" w:bidi="pt_PT"/>
@@ -40233,7 +40239,7 @@
           <w:lang w:val="pt_PT" w:bidi="pt_PT"/>
         </w:rPr>
       </w:r>
-      <w:hyperlink r:id="rId926">
+      <w:hyperlink r:id="rId927">
         <w:r>
           <w:rPr>
             <w:lang w:val="pt_PT" w:bidi="pt_PT"/>
@@ -40287,7 +40293,7 @@
         </w:rPr>
         <w:t xml:space="preserve">; </w:t>
       </w:r>
-      <w:hyperlink r:id="rId927">
+      <w:hyperlink r:id="rId928">
         <w:r>
           <w:rPr>
             <w:lang w:val="pt_PT" w:bidi="pt_PT"/>
@@ -40305,7 +40311,7 @@
         </w:rPr>
         <w:t xml:space="preserve">, </w:t>
       </w:r>
-      <w:hyperlink r:id="rId928">
+      <w:hyperlink r:id="rId929">
         <w:r>
           <w:rPr>
             <w:lang w:val="pt_PT" w:bidi="pt_PT"/>
@@ -40407,7 +40413,7 @@
         </w:rPr>
         <w:t>. Os escribas quebraram os dois maiores mandamentos (</w:t>
       </w:r>
-      <w:hyperlink r:id="rId669">
+      <w:hyperlink r:id="rId670">
         <w:r>
           <w:rPr>
             <w:lang w:val="pt_PT" w:bidi="pt_PT"/>
@@ -40425,7 +40431,7 @@
         </w:rPr>
         <w:t xml:space="preserve">). Eles quebraram o primeiro mandamento ao não amar a Deus e ao não reservar para ele sozinho a reverência e adoração que buscavam para si mesmos. • Vestes longas provavelmente eram as roupas usadas por homens religiosos; saudações respeitosas talvez significassem ser chamado de “Rabi” (veja </w:t>
       </w:r>
-      <w:hyperlink r:id="rId929">
+      <w:hyperlink r:id="rId930">
         <w:r>
           <w:rPr>
             <w:lang w:val="pt_PT" w:bidi="pt_PT"/>
@@ -40491,7 +40497,7 @@
         </w:rPr>
         <w:t>Os mestres da lei religiosa quebraram o segundo mandamento ao não amar seus próximos, como foi visto ao enganarem as viúvas de suas propriedades. Eles claramente estavam enganando as pessoas mais vulneráveis e necessitadas, apesar da preocupação de Deus com as viúvas (</w:t>
       </w:r>
-      <w:hyperlink r:id="rId930">
+      <w:hyperlink r:id="rId931">
         <w:r>
           <w:rPr>
             <w:lang w:val="pt_PT" w:bidi="pt_PT"/>
@@ -40509,7 +40515,7 @@
         </w:rPr>
         <w:t xml:space="preserve">; </w:t>
       </w:r>
-      <w:hyperlink r:id="rId931">
+      <w:hyperlink r:id="rId932">
         <w:r>
           <w:rPr>
             <w:lang w:val="pt_PT" w:bidi="pt_PT"/>
@@ -40527,7 +40533,7 @@
         </w:rPr>
         <w:t xml:space="preserve">; </w:t>
       </w:r>
-      <w:hyperlink r:id="rId932">
+      <w:hyperlink r:id="rId933">
         <w:r>
           <w:rPr>
             <w:lang w:val="pt_PT" w:bidi="pt_PT"/>
@@ -40545,7 +40551,7 @@
         </w:rPr>
         <w:t xml:space="preserve">; </w:t>
       </w:r>
-      <w:hyperlink r:id="rId933">
+      <w:hyperlink r:id="rId934">
         <w:r>
           <w:rPr>
             <w:lang w:val="pt_PT" w:bidi="pt_PT"/>
@@ -40563,7 +40569,7 @@
         </w:rPr>
         <w:t xml:space="preserve">; </w:t>
       </w:r>
-      <w:hyperlink r:id="rId934">
+      <w:hyperlink r:id="rId935">
         <w:r>
           <w:rPr>
             <w:lang w:val="pt_PT" w:bidi="pt_PT"/>
@@ -40581,7 +40587,7 @@
         </w:rPr>
         <w:t xml:space="preserve">; </w:t>
       </w:r>
-      <w:hyperlink r:id="rId935">
+      <w:hyperlink r:id="rId936">
         <w:r>
           <w:rPr>
             <w:lang w:val="pt_PT" w:bidi="pt_PT"/>
@@ -40599,7 +40605,7 @@
         </w:rPr>
         <w:t>) e sua condenação daqueles que os maltratam (</w:t>
       </w:r>
-      <w:hyperlink r:id="rId936">
+      <w:hyperlink r:id="rId937">
         <w:r>
           <w:rPr>
             <w:lang w:val="pt_PT" w:bidi="pt_PT"/>
@@ -40617,7 +40623,7 @@
         </w:rPr>
         <w:t xml:space="preserve">; </w:t>
       </w:r>
-      <w:hyperlink r:id="rId937">
+      <w:hyperlink r:id="rId938">
         <w:r>
           <w:rPr>
             <w:lang w:val="pt_PT" w:bidi="pt_PT"/>
@@ -40635,7 +40641,7 @@
         </w:rPr>
         <w:t xml:space="preserve">; </w:t>
       </w:r>
-      <w:hyperlink r:id="rId938">
+      <w:hyperlink r:id="rId939">
         <w:r>
           <w:rPr>
             <w:lang w:val="pt_PT" w:bidi="pt_PT"/>
@@ -40653,7 +40659,7 @@
         </w:rPr>
         <w:t xml:space="preserve">; </w:t>
       </w:r>
-      <w:hyperlink r:id="rId939">
+      <w:hyperlink r:id="rId940">
         <w:r>
           <w:rPr>
             <w:lang w:val="pt_PT" w:bidi="pt_PT"/>
@@ -40671,7 +40677,7 @@
         </w:rPr>
         <w:t xml:space="preserve">). Os escribas usavam um manto hipócrita de falsa piedade (veja </w:t>
       </w:r>
-      <w:hyperlink r:id="rId940">
+      <w:hyperlink r:id="rId941">
         <w:r>
           <w:rPr>
             <w:lang w:val="pt_PT" w:bidi="pt_PT"/>
@@ -40689,7 +40695,7 @@
         </w:rPr>
         <w:t xml:space="preserve">; </w:t>
       </w:r>
-      <w:hyperlink r:id="rId941">
+      <w:hyperlink r:id="rId942">
         <w:r>
           <w:rPr>
             <w:lang w:val="pt_PT" w:bidi="pt_PT"/>
@@ -40707,7 +40713,7 @@
         </w:rPr>
         <w:t>). • eles serão mais severamente punidos: No julgamento final (</w:t>
       </w:r>
-      <w:hyperlink r:id="rId942">
+      <w:hyperlink r:id="rId943">
         <w:r>
           <w:rPr>
             <w:lang w:val="pt_PT" w:bidi="pt_PT"/>
@@ -40725,7 +40731,7 @@
         </w:rPr>
         <w:t xml:space="preserve">; veja </w:t>
       </w:r>
-      <w:hyperlink r:id="rId943">
+      <w:hyperlink r:id="rId944">
         <w:r>
           <w:rPr>
             <w:lang w:val="pt_PT" w:bidi="pt_PT"/>
@@ -40829,7 +40835,7 @@
         </w:rPr>
         <w:t>, um pagamento normal de um dia (</w:t>
       </w:r>
-      <w:hyperlink r:id="rId944">
+      <w:hyperlink r:id="rId945">
         <w:r>
           <w:rPr>
             <w:lang w:val="pt_PT" w:bidi="pt_PT"/>
@@ -40895,7 +40901,7 @@
         </w:rPr>
         <w:t>Este relato de uma pobre viúva destaca o contraste entre os líderes religiosos falsamente piedosos (</w:t>
       </w:r>
-      <w:hyperlink r:id="rId900">
+      <w:hyperlink r:id="rId901">
         <w:r>
           <w:rPr>
             <w:lang w:val="pt_PT" w:bidi="pt_PT"/>
@@ -40961,7 +40967,7 @@
         </w:rPr>
         <w:t xml:space="preserve">Jesus chamou seus discípulos para ouvir seu ensinamento (veja </w:t>
       </w:r>
-      <w:hyperlink r:id="rId809">
+      <w:hyperlink r:id="rId810">
         <w:r>
           <w:rPr>
             <w:lang w:val="pt_PT" w:bidi="pt_PT"/>
@@ -41015,7 +41021,7 @@
         </w:rPr>
         <w:t xml:space="preserve">; </w:t>
       </w:r>
-      <w:hyperlink r:id="rId945">
+      <w:hyperlink r:id="rId946">
         <w:r>
           <w:rPr>
             <w:lang w:val="pt_PT" w:bidi="pt_PT"/>
@@ -41033,7 +41039,7 @@
         </w:rPr>
         <w:t xml:space="preserve">; veja também </w:t>
       </w:r>
-      <w:hyperlink r:id="rId946">
+      <w:hyperlink r:id="rId947">
         <w:r>
           <w:rPr>
             <w:lang w:val="pt_PT" w:bidi="pt_PT"/>
@@ -41087,7 +41093,7 @@
         </w:rPr>
         <w:t xml:space="preserve"> revelou uma diferença radical entre seu pensamento e o do mundo. Ninguém teria nomeado um edifício em homenagem à viúva por sua oferta de duas pequenas moedas, mas Jesus e seu Pai olham para o coração de uma pessoa (</w:t>
       </w:r>
-      <w:hyperlink r:id="rId947">
+      <w:hyperlink r:id="rId948">
         <w:r>
           <w:rPr>
             <w:lang w:val="pt_PT" w:bidi="pt_PT"/>
@@ -41105,7 +41111,7 @@
         </w:rPr>
         <w:t>). A viúva estava fazendo exatamente o que Jesus disse ao jovem rico para fazer (</w:t>
       </w:r>
-      <w:hyperlink r:id="rId728">
+      <w:hyperlink r:id="rId729">
         <w:r>
           <w:rPr>
             <w:lang w:val="pt_PT" w:bidi="pt_PT"/>
@@ -41159,7 +41165,7 @@
         </w:rPr>
         <w:t xml:space="preserve">; </w:t>
       </w:r>
-      <w:hyperlink r:id="rId948">
+      <w:hyperlink r:id="rId949">
         <w:r>
           <w:rPr>
             <w:lang w:val="pt_PT" w:bidi="pt_PT"/>
@@ -41177,7 +41183,7 @@
         </w:rPr>
         <w:t xml:space="preserve">; </w:t>
       </w:r>
-      <w:hyperlink r:id="rId949">
+      <w:hyperlink r:id="rId950">
         <w:r>
           <w:rPr>
             <w:lang w:val="pt_PT" w:bidi="pt_PT"/>
@@ -41195,7 +41201,7 @@
         </w:rPr>
         <w:t xml:space="preserve">). Como a mulher de </w:t>
       </w:r>
-      <w:hyperlink r:id="rId731">
+      <w:hyperlink r:id="rId732">
         <w:r>
           <w:rPr>
             <w:lang w:val="pt_PT" w:bidi="pt_PT"/>
@@ -41213,7 +41219,7 @@
         </w:rPr>
         <w:t>, a pobre viúva amava a Deus com todo o seu coração, alma, mente e força (</w:t>
       </w:r>
-      <w:hyperlink r:id="rId950">
+      <w:hyperlink r:id="rId951">
         <w:r>
           <w:rPr>
             <w:lang w:val="pt_PT" w:bidi="pt_PT"/>
@@ -41371,7 +41377,7 @@
         </w:rPr>
         <w:t xml:space="preserve">Esta passagem conclui a seção iniciada em </w:t>
       </w:r>
-      <w:hyperlink r:id="rId794">
+      <w:hyperlink r:id="rId795">
         <w:r>
           <w:rPr>
             <w:lang w:val="pt_PT" w:bidi="pt_PT"/>
@@ -41389,7 +41395,7 @@
         </w:rPr>
         <w:t>. O fracasso de Israel em produzir frutos (</w:t>
       </w:r>
-      <w:hyperlink r:id="rId951">
+      <w:hyperlink r:id="rId952">
         <w:r>
           <w:rPr>
             <w:lang w:val="pt_PT" w:bidi="pt_PT"/>
@@ -41407,7 +41413,7 @@
         </w:rPr>
         <w:t xml:space="preserve">; </w:t>
       </w:r>
-      <w:hyperlink r:id="rId900">
+      <w:hyperlink r:id="rId901">
         <w:r>
           <w:rPr>
             <w:lang w:val="pt_PT" w:bidi="pt_PT"/>
@@ -41425,7 +41431,7 @@
         </w:rPr>
         <w:t>) e a hostilidade de seus líderes em relação ao ungido de Deus, o Messias (</w:t>
       </w:r>
-      <w:hyperlink r:id="rId719">
+      <w:hyperlink r:id="rId720">
         <w:r>
           <w:rPr>
             <w:lang w:val="pt_PT" w:bidi="pt_PT"/>
@@ -41443,7 +41449,7 @@
         </w:rPr>
         <w:t>,</w:t>
       </w:r>
-      <w:hyperlink r:id="rId818">
+      <w:hyperlink r:id="rId819">
         <w:r>
           <w:rPr>
             <w:lang w:val="pt_PT" w:bidi="pt_PT"/>
@@ -41461,7 +41467,7 @@
         </w:rPr>
         <w:t xml:space="preserve">; </w:t>
       </w:r>
-      <w:hyperlink r:id="rId674">
+      <w:hyperlink r:id="rId675">
         <w:r>
           <w:rPr>
             <w:lang w:val="pt_PT" w:bidi="pt_PT"/>
@@ -41479,7 +41485,7 @@
         </w:rPr>
         <w:t>,</w:t>
       </w:r>
-      <w:hyperlink r:id="rId952">
+      <w:hyperlink r:id="rId953">
         <w:r>
           <w:rPr>
             <w:lang w:val="pt_PT" w:bidi="pt_PT"/>
@@ -41704,7 +41710,7 @@
         </w:rPr>
         <w:t xml:space="preserve">; </w:t>
       </w:r>
-      <w:hyperlink r:id="rId953">
+      <w:hyperlink r:id="rId954">
         <w:r>
           <w:rPr>
             <w:lang w:val="pt_PT" w:bidi="pt_PT"/>
@@ -41722,7 +41728,7 @@
         </w:rPr>
         <w:t xml:space="preserve">). • A previsão de Jesus provocou duas perguntas dos discípulos. Embora alguns estudiosos argumentem que a segunda pergunta vai além da primeira ao olhar para a vinda do Filho do Homem no fim dos tempos, é melhor interpretar essas duas perguntas como focando no tempo e no sinal associado à destruição de Jerusalém e do Templo (cp. </w:t>
       </w:r>
-      <w:hyperlink r:id="rId954">
+      <w:hyperlink r:id="rId955">
         <w:r>
           <w:rPr>
             <w:lang w:val="pt_PT" w:bidi="pt_PT"/>
@@ -41740,7 +41746,7 @@
         </w:rPr>
         <w:t xml:space="preserve">; </w:t>
       </w:r>
-      <w:hyperlink r:id="rId955">
+      <w:hyperlink r:id="rId956">
         <w:r>
           <w:rPr>
             <w:lang w:val="pt_PT" w:bidi="pt_PT"/>
@@ -41758,7 +41764,7 @@
         </w:rPr>
         <w:t xml:space="preserve">). Essas perguntas surgem naturalmente da previsão de Jesus em </w:t>
       </w:r>
-      <w:hyperlink r:id="rId956">
+      <w:hyperlink r:id="rId957">
         <w:r>
           <w:rPr>
             <w:lang w:val="pt_PT" w:bidi="pt_PT"/>
@@ -41824,7 +41830,7 @@
         </w:rPr>
         <w:t>Jesus advertiu seus seguidores para não serem enganados pelos muitos falsos messias que viriam reivindicando: 'Eu sou o Messias' e enganariam muitos a segui-los. Esses falsos pretendentes professariam ser o tão esperado Messias Judeu (não necessariamente Jesus) ou falar em nome do Messias. Tais pretendentes incluíam Teudas, o Galileu (</w:t>
       </w:r>
-      <w:hyperlink r:id="rId957">
+      <w:hyperlink r:id="rId958">
         <w:r>
           <w:rPr>
             <w:lang w:val="pt_PT" w:bidi="pt_PT"/>
@@ -41890,7 +41896,7 @@
         </w:rPr>
         <w:t xml:space="preserve">Esta seção é frequentemente dividida em duas partes, </w:t>
       </w:r>
-      <w:hyperlink r:id="rId958">
+      <w:hyperlink r:id="rId959">
         <w:r>
           <w:rPr>
             <w:lang w:val="pt_PT" w:bidi="pt_PT"/>
@@ -41908,7 +41914,7 @@
         </w:rPr>
         <w:t xml:space="preserve"> e </w:t>
       </w:r>
-      <w:hyperlink r:id="rId959">
+      <w:hyperlink r:id="rId960">
         <w:r>
           <w:rPr>
             <w:lang w:val="pt_PT" w:bidi="pt_PT"/>
@@ -41926,7 +41932,7 @@
         </w:rPr>
         <w:t xml:space="preserve">. A primeira parte é frequentemente interpretada como descrevendo a destruição de Jerusalém, que ocorreu em 70 d.C., enquanto a segunda parte é entendida como descrevendo a vinda do Filho do Homem no futuro. No entanto, é melhor interpretar todo o </w:t>
       </w:r>
-      <w:hyperlink r:id="rId960">
+      <w:hyperlink r:id="rId961">
         <w:r>
           <w:rPr>
             <w:lang w:val="pt_PT" w:bidi="pt_PT"/>
@@ -41944,7 +41950,7 @@
         </w:rPr>
         <w:t xml:space="preserve"> como descrevendo eventos em torno da destruição de Jerusalém em 70 d.C. porque: (1) </w:t>
       </w:r>
-      <w:hyperlink r:id="rId960">
+      <w:hyperlink r:id="rId961">
         <w:r>
           <w:rPr>
             <w:lang w:val="pt_PT" w:bidi="pt_PT"/>
@@ -41962,6 +41968,150 @@
         </w:rPr>
         <w:t xml:space="preserve"> é a resposta de Jesus às duas perguntas (</w:t>
       </w:r>
+      <w:hyperlink r:id="rId962">
+        <w:r>
+          <w:rPr>
+            <w:lang w:val="pt_PT" w:bidi="pt_PT"/>
+          </w:rPr>
+          <w:rPr>
+            <w:color w:val="0000EE"/>
+            <w:u w:val="single"/>
+          </w:rPr>
+          <w:t>13.4</w:t>
+        </w:r>
+      </w:hyperlink>
+      <w:r>
+        <w:rPr>
+          <w:lang w:val="pt_PT" w:bidi="pt_PT"/>
+        </w:rPr>
+        <w:t>) que lidam com a destruição de Jerusalém (</w:t>
+      </w:r>
+      <w:hyperlink r:id="rId957">
+        <w:r>
+          <w:rPr>
+            <w:lang w:val="pt_PT" w:bidi="pt_PT"/>
+          </w:rPr>
+          <w:rPr>
+            <w:color w:val="0000EE"/>
+            <w:u w:val="single"/>
+          </w:rPr>
+          <w:t>13.2</w:t>
+        </w:r>
+      </w:hyperlink>
+      <w:r>
+        <w:rPr>
+          <w:lang w:val="pt_PT" w:bidi="pt_PT"/>
+        </w:rPr>
+        <w:t>); (2) As ordens para fugir da Judeia (</w:t>
+      </w:r>
+      <w:hyperlink r:id="rId963">
+        <w:r>
+          <w:rPr>
+            <w:lang w:val="pt_PT" w:bidi="pt_PT"/>
+          </w:rPr>
+          <w:rPr>
+            <w:color w:val="0000EE"/>
+            <w:u w:val="single"/>
+          </w:rPr>
+          <w:t>13.14–16</w:t>
+        </w:r>
+      </w:hyperlink>
+      <w:r>
+        <w:rPr>
+          <w:lang w:val="pt_PT" w:bidi="pt_PT"/>
+        </w:rPr>
+        <w:t>), o lamento anunciado sobre mulheres grávidas e mulheres amamentando (</w:t>
+      </w:r>
+      <w:hyperlink r:id="rId964">
+        <w:r>
+          <w:rPr>
+            <w:lang w:val="pt_PT" w:bidi="pt_PT"/>
+          </w:rPr>
+          <w:rPr>
+            <w:color w:val="0000EE"/>
+            <w:u w:val="single"/>
+          </w:rPr>
+          <w:t>13.17</w:t>
+        </w:r>
+      </w:hyperlink>
+      <w:r>
+        <w:rPr>
+          <w:lang w:val="pt_PT" w:bidi="pt_PT"/>
+        </w:rPr>
+        <w:t>), e a oração para que não aconteça no inverno (</w:t>
+      </w:r>
+      <w:hyperlink r:id="rId965">
+        <w:r>
+          <w:rPr>
+            <w:lang w:val="pt_PT" w:bidi="pt_PT"/>
+          </w:rPr>
+          <w:rPr>
+            <w:color w:val="0000EE"/>
+            <w:u w:val="single"/>
+          </w:rPr>
+          <w:t>13.18</w:t>
+        </w:r>
+      </w:hyperlink>
+      <w:r>
+        <w:rPr>
+          <w:lang w:val="pt_PT" w:bidi="pt_PT"/>
+        </w:rPr>
+        <w:t>) fazem sentido se referirem aos eventos de 70 d.C., mas não se referirem ao retorno futuro de Cristo; (3) Três advertências nesta passagem (</w:t>
+      </w:r>
+      <w:hyperlink r:id="rId966">
+        <w:r>
+          <w:rPr>
+            <w:lang w:val="pt_PT" w:bidi="pt_PT"/>
+          </w:rPr>
+          <w:rPr>
+            <w:color w:val="0000EE"/>
+            <w:u w:val="single"/>
+          </w:rPr>
+          <w:t>13.5</w:t>
+        </w:r>
+      </w:hyperlink>
+      <w:r>
+        <w:rPr>
+          <w:lang w:val="pt_PT" w:bidi="pt_PT"/>
+        </w:rPr>
+        <w:t>,</w:t>
+      </w:r>
+      <w:hyperlink r:id="rId967">
+        <w:r>
+          <w:rPr>
+            <w:lang w:val="pt_PT" w:bidi="pt_PT"/>
+          </w:rPr>
+          <w:rPr>
+            <w:color w:val="0000EE"/>
+            <w:u w:val="single"/>
+          </w:rPr>
+          <w:t>9</w:t>
+        </w:r>
+      </w:hyperlink>
+      <w:r>
+        <w:rPr>
+          <w:lang w:val="pt_PT" w:bidi="pt_PT"/>
+        </w:rPr>
+        <w:t>,</w:t>
+      </w:r>
+      <w:hyperlink r:id="rId968">
+        <w:r>
+          <w:rPr>
+            <w:lang w:val="pt_PT" w:bidi="pt_PT"/>
+          </w:rPr>
+          <w:rPr>
+            <w:color w:val="0000EE"/>
+            <w:u w:val="single"/>
+          </w:rPr>
+          <w:t>23</w:t>
+        </w:r>
+      </w:hyperlink>
+      <w:r>
+        <w:rPr>
+          <w:lang w:val="pt_PT" w:bidi="pt_PT"/>
+        </w:rPr>
+        <w:t xml:space="preserve">) unem esta passagem e indicam que </w:t>
+      </w:r>
       <w:hyperlink r:id="rId961">
         <w:r>
           <w:rPr>
@@ -41971,150 +42121,6 @@
             <w:color w:val="0000EE"/>
             <w:u w:val="single"/>
           </w:rPr>
-          <w:t>13.4</w:t>
-        </w:r>
-      </w:hyperlink>
-      <w:r>
-        <w:rPr>
-          <w:lang w:val="pt_PT" w:bidi="pt_PT"/>
-        </w:rPr>
-        <w:t>) que lidam com a destruição de Jerusalém (</w:t>
-      </w:r>
-      <w:hyperlink r:id="rId956">
-        <w:r>
-          <w:rPr>
-            <w:lang w:val="pt_PT" w:bidi="pt_PT"/>
-          </w:rPr>
-          <w:rPr>
-            <w:color w:val="0000EE"/>
-            <w:u w:val="single"/>
-          </w:rPr>
-          <w:t>13.2</w:t>
-        </w:r>
-      </w:hyperlink>
-      <w:r>
-        <w:rPr>
-          <w:lang w:val="pt_PT" w:bidi="pt_PT"/>
-        </w:rPr>
-        <w:t>); (2) As ordens para fugir da Judeia (</w:t>
-      </w:r>
-      <w:hyperlink r:id="rId962">
-        <w:r>
-          <w:rPr>
-            <w:lang w:val="pt_PT" w:bidi="pt_PT"/>
-          </w:rPr>
-          <w:rPr>
-            <w:color w:val="0000EE"/>
-            <w:u w:val="single"/>
-          </w:rPr>
-          <w:t>13.14–16</w:t>
-        </w:r>
-      </w:hyperlink>
-      <w:r>
-        <w:rPr>
-          <w:lang w:val="pt_PT" w:bidi="pt_PT"/>
-        </w:rPr>
-        <w:t>), o lamento anunciado sobre mulheres grávidas e mulheres amamentando (</w:t>
-      </w:r>
-      <w:hyperlink r:id="rId963">
-        <w:r>
-          <w:rPr>
-            <w:lang w:val="pt_PT" w:bidi="pt_PT"/>
-          </w:rPr>
-          <w:rPr>
-            <w:color w:val="0000EE"/>
-            <w:u w:val="single"/>
-          </w:rPr>
-          <w:t>13.17</w:t>
-        </w:r>
-      </w:hyperlink>
-      <w:r>
-        <w:rPr>
-          <w:lang w:val="pt_PT" w:bidi="pt_PT"/>
-        </w:rPr>
-        <w:t>), e a oração para que não aconteça no inverno (</w:t>
-      </w:r>
-      <w:hyperlink r:id="rId964">
-        <w:r>
-          <w:rPr>
-            <w:lang w:val="pt_PT" w:bidi="pt_PT"/>
-          </w:rPr>
-          <w:rPr>
-            <w:color w:val="0000EE"/>
-            <w:u w:val="single"/>
-          </w:rPr>
-          <w:t>13.18</w:t>
-        </w:r>
-      </w:hyperlink>
-      <w:r>
-        <w:rPr>
-          <w:lang w:val="pt_PT" w:bidi="pt_PT"/>
-        </w:rPr>
-        <w:t>) fazem sentido se referirem aos eventos de 70 d.C., mas não se referirem ao retorno futuro de Cristo; (3) Três advertências nesta passagem (</w:t>
-      </w:r>
-      <w:hyperlink r:id="rId965">
-        <w:r>
-          <w:rPr>
-            <w:lang w:val="pt_PT" w:bidi="pt_PT"/>
-          </w:rPr>
-          <w:rPr>
-            <w:color w:val="0000EE"/>
-            <w:u w:val="single"/>
-          </w:rPr>
-          <w:t>13.5</w:t>
-        </w:r>
-      </w:hyperlink>
-      <w:r>
-        <w:rPr>
-          <w:lang w:val="pt_PT" w:bidi="pt_PT"/>
-        </w:rPr>
-        <w:t>,</w:t>
-      </w:r>
-      <w:hyperlink r:id="rId966">
-        <w:r>
-          <w:rPr>
-            <w:lang w:val="pt_PT" w:bidi="pt_PT"/>
-          </w:rPr>
-          <w:rPr>
-            <w:color w:val="0000EE"/>
-            <w:u w:val="single"/>
-          </w:rPr>
-          <w:t>9</w:t>
-        </w:r>
-      </w:hyperlink>
-      <w:r>
-        <w:rPr>
-          <w:lang w:val="pt_PT" w:bidi="pt_PT"/>
-        </w:rPr>
-        <w:t>,</w:t>
-      </w:r>
-      <w:hyperlink r:id="rId967">
-        <w:r>
-          <w:rPr>
-            <w:lang w:val="pt_PT" w:bidi="pt_PT"/>
-          </w:rPr>
-          <w:rPr>
-            <w:color w:val="0000EE"/>
-            <w:u w:val="single"/>
-          </w:rPr>
-          <w:t>23</w:t>
-        </w:r>
-      </w:hyperlink>
-      <w:r>
-        <w:rPr>
-          <w:lang w:val="pt_PT" w:bidi="pt_PT"/>
-        </w:rPr>
-        <w:t xml:space="preserve">) unem esta passagem e indicam que </w:t>
-      </w:r>
-      <w:hyperlink r:id="rId960">
-        <w:r>
-          <w:rPr>
-            <w:lang w:val="pt_PT" w:bidi="pt_PT"/>
-          </w:rPr>
-          <w:rPr>
-            <w:color w:val="0000EE"/>
-            <w:u w:val="single"/>
-          </w:rPr>
           <w:t>13.5–23</w:t>
         </w:r>
       </w:hyperlink>
@@ -42124,7 +42130,7 @@
         </w:rPr>
         <w:t xml:space="preserve"> deve ser entendido como uma unidade. • As subdivisões desta seção são organizadas como um quiasmo (padrão X): A: Enganadores reivindicando ser o Messias (</w:t>
       </w:r>
-      <w:hyperlink r:id="rId968">
+      <w:hyperlink r:id="rId969">
         <w:r>
           <w:rPr>
             <w:lang w:val="pt_PT" w:bidi="pt_PT"/>
@@ -42142,7 +42148,7 @@
         </w:rPr>
         <w:t>). B: Há relatos de lutas e desastres naturais (</w:t>
       </w:r>
-      <w:hyperlink r:id="rId969">
+      <w:hyperlink r:id="rId970">
         <w:r>
           <w:rPr>
             <w:lang w:val="pt_PT" w:bidi="pt_PT"/>
@@ -42160,7 +42166,7 @@
         </w:rPr>
         <w:t>). C: Há perseguição de crentes (</w:t>
       </w:r>
-      <w:hyperlink r:id="rId970">
+      <w:hyperlink r:id="rId971">
         <w:r>
           <w:rPr>
             <w:lang w:val="pt_PT" w:bidi="pt_PT"/>
@@ -42178,7 +42184,7 @@
         </w:rPr>
         <w:t>). B': As lutas na Judeia e a tribulação resultante começa (</w:t>
       </w:r>
-      <w:hyperlink r:id="rId971">
+      <w:hyperlink r:id="rId972">
         <w:r>
           <w:rPr>
             <w:lang w:val="pt_PT" w:bidi="pt_PT"/>
@@ -42196,7 +42202,7 @@
         </w:rPr>
         <w:t>). A': Enganadores reivindicando ser o Messias (</w:t>
       </w:r>
-      <w:hyperlink r:id="rId972">
+      <w:hyperlink r:id="rId973">
         <w:r>
           <w:rPr>
             <w:lang w:val="pt_PT" w:bidi="pt_PT"/>
@@ -42346,7 +42352,7 @@
         </w:rPr>
         <w:t xml:space="preserve">; </w:t>
       </w:r>
-      <w:hyperlink r:id="rId688">
+      <w:hyperlink r:id="rId689">
         <w:r>
           <w:rPr>
             <w:lang w:val="pt_PT" w:bidi="pt_PT"/>
@@ -42364,7 +42370,7 @@
         </w:rPr>
         <w:t xml:space="preserve">; </w:t>
       </w:r>
-      <w:hyperlink r:id="rId973">
+      <w:hyperlink r:id="rId974">
         <w:r>
           <w:rPr>
             <w:lang w:val="pt_PT" w:bidi="pt_PT"/>
@@ -42400,7 +42406,7 @@
         </w:rPr>
         <w:t xml:space="preserve">). Cristãos judeus seriam levados diante dos conselhos locais de líderes judeus, que tinham autoridade sobre as comunidades judaicas. Lemos sobre tal conselho em </w:t>
       </w:r>
-      <w:hyperlink r:id="rId974">
+      <w:hyperlink r:id="rId975">
         <w:r>
           <w:rPr>
             <w:lang w:val="pt_PT" w:bidi="pt_PT"/>
@@ -42418,7 +42424,7 @@
         </w:rPr>
         <w:t xml:space="preserve"> e provavelmente em </w:t>
       </w:r>
-      <w:hyperlink r:id="rId975">
+      <w:hyperlink r:id="rId976">
         <w:r>
           <w:rPr>
             <w:lang w:val="pt_PT" w:bidi="pt_PT"/>
@@ -42436,7 +42442,7 @@
         </w:rPr>
         <w:t xml:space="preserve"> (ver também </w:t>
       </w:r>
-      <w:hyperlink r:id="rId976">
+      <w:hyperlink r:id="rId977">
         <w:r>
           <w:rPr>
             <w:lang w:val="pt_PT" w:bidi="pt_PT"/>
@@ -42454,7 +42460,7 @@
         </w:rPr>
         <w:t xml:space="preserve">). • Espancados nas sinagogas: As surras de Paulo em </w:t>
       </w:r>
-      <w:hyperlink r:id="rId977">
+      <w:hyperlink r:id="rId978">
         <w:r>
           <w:rPr>
             <w:lang w:val="pt_PT" w:bidi="pt_PT"/>
@@ -42472,7 +42478,7 @@
         </w:rPr>
         <w:t xml:space="preserve"> provavelmente foram infligidas na sinagoga local. • Os seguidores de Jesus também seriam passíveis de julgamento perante governadores e reis (ver </w:t>
       </w:r>
-      <w:hyperlink r:id="rId978">
+      <w:hyperlink r:id="rId979">
         <w:r>
           <w:rPr>
             <w:lang w:val="pt_PT" w:bidi="pt_PT"/>
@@ -42490,7 +42496,7 @@
         </w:rPr>
         <w:t xml:space="preserve">; </w:t>
       </w:r>
-      <w:hyperlink r:id="rId979">
+      <w:hyperlink r:id="rId980">
         <w:r>
           <w:rPr>
             <w:lang w:val="pt_PT" w:bidi="pt_PT"/>
@@ -42508,7 +42514,7 @@
         </w:rPr>
         <w:t xml:space="preserve">; </w:t>
       </w:r>
-      <w:hyperlink r:id="rId980">
+      <w:hyperlink r:id="rId981">
         <w:r>
           <w:rPr>
             <w:lang w:val="pt_PT" w:bidi="pt_PT"/>
@@ -42526,7 +42532,7 @@
         </w:rPr>
         <w:t>). Tais julgamentos eram devido ao fato de serem seguidores de Jesus (</w:t>
       </w:r>
-      <w:hyperlink r:id="rId966">
+      <w:hyperlink r:id="rId967">
         <w:r>
           <w:rPr>
             <w:lang w:val="pt_PT" w:bidi="pt_PT"/>
@@ -42562,7 +42568,7 @@
         </w:rPr>
         <w:t xml:space="preserve">), não por causa de atos reais de má conduta (ver </w:t>
       </w:r>
-      <w:hyperlink r:id="rId981">
+      <w:hyperlink r:id="rId982">
         <w:r>
           <w:rPr>
             <w:lang w:val="pt_PT" w:bidi="pt_PT"/>
@@ -42628,7 +42634,7 @@
         </w:rPr>
         <w:t>Esses julgamentos (</w:t>
       </w:r>
-      <w:hyperlink r:id="rId966">
+      <w:hyperlink r:id="rId967">
         <w:r>
           <w:rPr>
             <w:lang w:val="pt_PT" w:bidi="pt_PT"/>
@@ -42646,7 +42652,7 @@
         </w:rPr>
         <w:t>,</w:t>
       </w:r>
-      <w:hyperlink r:id="rId982">
+      <w:hyperlink r:id="rId983">
         <w:r>
           <w:rPr>
             <w:lang w:val="pt_PT" w:bidi="pt_PT"/>
@@ -42664,7 +42670,7 @@
         </w:rPr>
         <w:t xml:space="preserve">) seriam um meio pelo qual as Boas Novas seriam pregadas a todas as nações. Isso tudo aconteceria primeiro, ou seja, antes da destruição de Jerusalém. Para o entendimento de Paulo sobre como as Boas Novas já haviam sido pregadas a todas as nações em seu tempo, veja </w:t>
       </w:r>
-      <w:hyperlink r:id="rId983">
+      <w:hyperlink r:id="rId984">
         <w:r>
           <w:rPr>
             <w:lang w:val="pt_PT" w:bidi="pt_PT"/>
@@ -42682,7 +42688,7 @@
         </w:rPr>
         <w:t xml:space="preserve">; </w:t>
       </w:r>
-      <w:hyperlink r:id="rId984">
+      <w:hyperlink r:id="rId985">
         <w:r>
           <w:rPr>
             <w:lang w:val="pt_PT" w:bidi="pt_PT"/>
@@ -42700,7 +42706,7 @@
         </w:rPr>
         <w:t>,</w:t>
       </w:r>
-      <w:hyperlink r:id="rId985">
+      <w:hyperlink r:id="rId986">
         <w:r>
           <w:rPr>
             <w:lang w:val="pt_PT" w:bidi="pt_PT"/>
@@ -42718,7 +42724,7 @@
         </w:rPr>
         <w:t xml:space="preserve"> (veja também </w:t>
       </w:r>
-      <w:hyperlink r:id="rId986">
+      <w:hyperlink r:id="rId987">
         <w:r>
           <w:rPr>
             <w:lang w:val="pt_PT" w:bidi="pt_PT"/>
@@ -42736,7 +42742,7 @@
         </w:rPr>
         <w:t>,</w:t>
       </w:r>
-      <w:hyperlink r:id="rId987">
+      <w:hyperlink r:id="rId988">
         <w:r>
           <w:rPr>
             <w:lang w:val="pt_PT" w:bidi="pt_PT"/>
@@ -42754,7 +42760,7 @@
         </w:rPr>
         <w:t xml:space="preserve">; </w:t>
       </w:r>
-      <w:hyperlink r:id="rId988">
+      <w:hyperlink r:id="rId989">
         <w:r>
           <w:rPr>
             <w:lang w:val="pt_PT" w:bidi="pt_PT"/>
@@ -42772,7 +42778,7 @@
         </w:rPr>
         <w:t xml:space="preserve">; </w:t>
       </w:r>
-      <w:hyperlink r:id="rId989">
+      <w:hyperlink r:id="rId990">
         <w:r>
           <w:rPr>
             <w:lang w:val="pt_PT" w:bidi="pt_PT"/>
@@ -42790,7 +42796,7 @@
         </w:rPr>
         <w:t>,</w:t>
       </w:r>
-      <w:hyperlink r:id="rId990">
+      <w:hyperlink r:id="rId991">
         <w:r>
           <w:rPr>
             <w:lang w:val="pt_PT" w:bidi="pt_PT"/>
@@ -42856,7 +42862,7 @@
         </w:rPr>
         <w:t xml:space="preserve">Uma palavra de encorajamento segue o aviso de </w:t>
       </w:r>
-      <w:hyperlink r:id="rId966">
+      <w:hyperlink r:id="rId967">
         <w:r>
           <w:rPr>
             <w:lang w:val="pt_PT" w:bidi="pt_PT"/>
@@ -42874,7 +42880,7 @@
         </w:rPr>
         <w:t xml:space="preserve">. Os seguidores de Jesus não precisam temer o que devem dizer nessas circunstâncias. Os primeiros seguidores de Jesus eram geralmente sem educação formal e sem influência política (veja </w:t>
       </w:r>
-      <w:hyperlink r:id="rId991">
+      <w:hyperlink r:id="rId992">
         <w:r>
           <w:rPr>
             <w:lang w:val="pt_PT" w:bidi="pt_PT"/>
@@ -42892,7 +42898,7 @@
         </w:rPr>
         <w:t xml:space="preserve">; </w:t>
       </w:r>
-      <w:hyperlink r:id="rId992">
+      <w:hyperlink r:id="rId993">
         <w:r>
           <w:rPr>
             <w:lang w:val="pt_PT" w:bidi="pt_PT"/>
@@ -42958,7 +42964,7 @@
         </w:rPr>
         <w:t xml:space="preserve">Não haveria um único grupo, nem mesmo suas próprias famílias, para quem os cristãos perseguidos poderiam automaticamente fugir ou recorrer para obter ajuda (veja </w:t>
       </w:r>
-      <w:hyperlink r:id="rId993">
+      <w:hyperlink r:id="rId994">
         <w:r>
           <w:rPr>
             <w:lang w:val="pt_PT" w:bidi="pt_PT"/>
@@ -42976,7 +42982,7 @@
         </w:rPr>
         <w:t xml:space="preserve">; </w:t>
       </w:r>
-      <w:hyperlink r:id="rId994">
+      <w:hyperlink r:id="rId995">
         <w:r>
           <w:rPr>
             <w:lang w:val="pt_PT" w:bidi="pt_PT"/>
@@ -43048,7 +43054,7 @@
         </w:rPr>
         <w:t>,</w:t>
       </w:r>
-      <w:hyperlink r:id="rId995">
+      <w:hyperlink r:id="rId996">
         <w:r>
           <w:rPr>
             <w:lang w:val="pt_PT" w:bidi="pt_PT"/>
@@ -43066,7 +43072,7 @@
         </w:rPr>
         <w:t>,</w:t>
       </w:r>
-      <w:hyperlink r:id="rId996">
+      <w:hyperlink r:id="rId997">
         <w:r>
           <w:rPr>
             <w:lang w:val="pt_PT" w:bidi="pt_PT"/>
@@ -43084,7 +43090,7 @@
         </w:rPr>
         <w:t xml:space="preserve">; </w:t>
       </w:r>
-      <w:hyperlink r:id="rId997">
+      <w:hyperlink r:id="rId998">
         <w:r>
           <w:rPr>
             <w:lang w:val="pt_PT" w:bidi="pt_PT"/>
@@ -43102,7 +43108,7 @@
         </w:rPr>
         <w:t>,</w:t>
       </w:r>
-      <w:hyperlink r:id="rId998">
+      <w:hyperlink r:id="rId999">
         <w:r>
           <w:rPr>
             <w:lang w:val="pt_PT" w:bidi="pt_PT"/>
@@ -43120,7 +43126,7 @@
         </w:rPr>
         <w:t>,</w:t>
       </w:r>
-      <w:hyperlink r:id="rId999">
+      <w:hyperlink r:id="rId1000">
         <w:r>
           <w:rPr>
             <w:lang w:val="pt_PT" w:bidi="pt_PT"/>
@@ -43186,7 +43192,7 @@
         </w:rPr>
         <w:t>O dia está chegando quando você verá o objeto sacrílego que causa profanação: Marcos não explicou o que seria esse objeto, mas os leitores judeus do primeiro século estavam familiarizados com o termo. O profeta Daniel havia predito que tal objeto estaria no Templo em Jerusalém (</w:t>
       </w:r>
-      <w:hyperlink r:id="rId1000">
+      <w:hyperlink r:id="rId1001">
         <w:r>
           <w:rPr>
             <w:lang w:val="pt_PT" w:bidi="pt_PT"/>
@@ -43204,7 +43210,7 @@
         </w:rPr>
         <w:t xml:space="preserve">; </w:t>
       </w:r>
-      <w:hyperlink r:id="rId1001">
+      <w:hyperlink r:id="rId1002">
         <w:r>
           <w:rPr>
             <w:lang w:val="pt_PT" w:bidi="pt_PT"/>
@@ -43248,7 +43254,7 @@
         </w:rPr>
         <w:t xml:space="preserve"> 1:54, 59). • estando onde não deveria estar: À luz do contexto histórico e da referência a Jerusalém (</w:t>
       </w:r>
-      <w:hyperlink r:id="rId956">
+      <w:hyperlink r:id="rId957">
         <w:r>
           <w:rPr>
             <w:lang w:val="pt_PT" w:bidi="pt_PT"/>
@@ -43266,7 +43272,7 @@
         </w:rPr>
         <w:t>,</w:t>
       </w:r>
-      <w:hyperlink r:id="rId961">
+      <w:hyperlink r:id="rId962">
         <w:r>
           <w:rPr>
             <w:lang w:val="pt_PT" w:bidi="pt_PT"/>
@@ -43284,7 +43290,7 @@
         </w:rPr>
         <w:t>) e Judeia (</w:t>
       </w:r>
-      <w:hyperlink r:id="rId1002">
+      <w:hyperlink r:id="rId1003">
         <w:r>
           <w:rPr>
             <w:lang w:val="pt_PT" w:bidi="pt_PT"/>
@@ -43380,7 +43386,7 @@
         </w:rPr>
         <w:t xml:space="preserve"> 6.6.1); (6) a destruição do próprio Templo em 70 d.C.; ou (7) um evento futuro envolvendo a vinda do anticristo (veja </w:t>
       </w:r>
-      <w:hyperlink r:id="rId1003">
+      <w:hyperlink r:id="rId1004">
         <w:r>
           <w:rPr>
             <w:lang w:val="pt_PT" w:bidi="pt_PT"/>
@@ -43411,7 +43417,7 @@
         </w:rPr>
         <w:t xml:space="preserve"> a expressão envolve o Templo, seu altar e seus rituais sacrificiais. Em </w:t>
       </w:r>
-      <w:hyperlink r:id="rId971">
+      <w:hyperlink r:id="rId972">
         <w:r>
           <w:rPr>
             <w:lang w:val="pt_PT" w:bidi="pt_PT"/>
@@ -43429,7 +43435,7 @@
         </w:rPr>
         <w:t xml:space="preserve">, é um sinal para as pessoas fugirem da Judeia, e o que se refere deve ocorrer enquanto ainda há tempo para fugir (ou seja, antes que o exército romano ocupasse a Judeia e sitiasse Jerusalém). As explicações 1 e 2 são muito cedo para servir como um sinal reconhecível para fugir da Judeia, elas não realmente profanaram o Templo, e os cristãos não fugiram de Jerusalém. As explicações </w:t>
       </w:r>
-      <w:hyperlink r:id="rId1004">
+      <w:hyperlink r:id="rId1005">
         <w:r>
           <w:rPr>
             <w:lang w:val="pt_PT" w:bidi="pt_PT"/>
@@ -43447,7 +43453,7 @@
         </w:rPr>
         <w:t xml:space="preserve"> ocorreram tarde demais, pois não haveria oportunidade de fugir após Tito entrar em Jerusalém. A explicação 7 não se refere à destruição de Jerusalém em 70 d.C., que é o assunto de </w:t>
       </w:r>
-      <w:hyperlink r:id="rId971">
+      <w:hyperlink r:id="rId972">
         <w:r>
           <w:rPr>
             <w:lang w:val="pt_PT" w:bidi="pt_PT"/>
@@ -43526,7 +43532,7 @@
         </w:rPr>
         <w:t xml:space="preserve">Jesus agora deu o sinal solicitado em </w:t>
       </w:r>
-      <w:hyperlink r:id="rId961">
+      <w:hyperlink r:id="rId962">
         <w:r>
           <w:rPr>
             <w:lang w:val="pt_PT" w:bidi="pt_PT"/>
@@ -43544,7 +43550,7 @@
         </w:rPr>
         <w:t xml:space="preserve"> e instruiu seus seguidores sobre como responder quando o vissem. Em </w:t>
       </w:r>
-      <w:hyperlink r:id="rId958">
+      <w:hyperlink r:id="rId959">
         <w:r>
           <w:rPr>
             <w:lang w:val="pt_PT" w:bidi="pt_PT"/>
@@ -43610,7 +43616,7 @@
         </w:rPr>
         <w:t xml:space="preserve">Uma pessoa relaxando no telhado de sua casa na Judeia não deve nem fazer as malas após ver este sinal, mas descer e fugir. Da mesma forma, uma pessoa no campo não deve voltar para casa para pegar seu casaco. Os crentes deveriam fugir do exército romano que se aproximava assim que vissem o sinal de </w:t>
       </w:r>
-      <w:hyperlink r:id="rId1002">
+      <w:hyperlink r:id="rId1003">
         <w:r>
           <w:rPr>
             <w:lang w:val="pt_PT" w:bidi="pt_PT"/>
@@ -43676,7 +43682,7 @@
         </w:rPr>
         <w:t xml:space="preserve">A intensidade do desastre que se aproxima é ilustrada pelo sofrimento dos mais vulneráveis. Naquele dia, a alegria da maternidade (veja </w:t>
       </w:r>
-      <w:hyperlink r:id="rId1005">
+      <w:hyperlink r:id="rId1006">
         <w:r>
           <w:rPr>
             <w:lang w:val="pt_PT" w:bidi="pt_PT"/>
@@ -43694,7 +43700,7 @@
         </w:rPr>
         <w:t>,</w:t>
       </w:r>
-      <w:hyperlink r:id="rId1006">
+      <w:hyperlink r:id="rId1007">
         <w:r>
           <w:rPr>
             <w:lang w:val="pt_PT" w:bidi="pt_PT"/>
@@ -43808,7 +43814,7 @@
         </w:rPr>
         <w:t xml:space="preserve">maior angústia nesses dias do que em qualquer momento desde que Deus criou o mundo: Tal hipérbole é comum na expressão semítica; ela aumenta o terror daquele tempo horrível e não deve ser tomada como uma análise estatística exata de como esse sofrimento se compara a outros desastres. • E nunca será tão grande novamente: Os eventos de </w:t>
       </w:r>
-      <w:hyperlink r:id="rId959">
+      <w:hyperlink r:id="rId960">
         <w:r>
           <w:rPr>
             <w:lang w:val="pt_PT" w:bidi="pt_PT"/>
@@ -43961,7 +43967,7 @@
         </w:rPr>
         <w:t>A seção maior (</w:t>
       </w:r>
-      <w:hyperlink r:id="rId960">
+      <w:hyperlink r:id="rId961">
         <w:r>
           <w:rPr>
             <w:lang w:val="pt_PT" w:bidi="pt_PT"/>
@@ -43979,7 +43985,7 @@
         </w:rPr>
         <w:t xml:space="preserve">) conclui com outro aviso sobre falsos messias. Aqui, os falsos messias estão associados aos eventos de 70 d.C., enquanto em </w:t>
       </w:r>
-      <w:hyperlink r:id="rId968">
+      <w:hyperlink r:id="rId969">
         <w:r>
           <w:rPr>
             <w:lang w:val="pt_PT" w:bidi="pt_PT"/>
@@ -43997,7 +44003,7 @@
         </w:rPr>
         <w:t xml:space="preserve"> eles estavam associados ao curso normal dos eventos. Junto com falsos messias, profetas apareceriam e realizariam sinais e maravilhas (</w:t>
       </w:r>
-      <w:hyperlink r:id="rId1007">
+      <w:hyperlink r:id="rId1008">
         <w:r>
           <w:rPr>
             <w:lang w:val="pt_PT" w:bidi="pt_PT"/>
@@ -44033,7 +44039,7 @@
         </w:rPr>
         <w:t xml:space="preserve">), todos verão e saberão (veja </w:t>
       </w:r>
-      <w:hyperlink r:id="rId1008">
+      <w:hyperlink r:id="rId1009">
         <w:r>
           <w:rPr>
             <w:lang w:val="pt_PT" w:bidi="pt_PT"/>
@@ -44051,7 +44057,7 @@
         </w:rPr>
         <w:t>). • Cuidado! Este aviso unifica a seção (</w:t>
       </w:r>
-      <w:hyperlink r:id="rId960">
+      <w:hyperlink r:id="rId961">
         <w:r>
           <w:rPr>
             <w:lang w:val="pt_PT" w:bidi="pt_PT"/>
@@ -44082,7 +44088,7 @@
         </w:rPr>
         <w:t xml:space="preserve"> 17.10.8) descreve o grande dano causado por esses falsos messias, que encorajaram o povo judeu a resistir aos romanos. Nada deve distrair os cristãos de fugir da Judeia e Jerusalém quando virem o objeto sacrílego que causa profanação ocorrendo. • Para os leitores de Marcos em Roma, a mensagem de Jesus tinha uma aplicação diferente. Marcos queria que seus leitores tomassem cuidado com aqueles que prometiam cronogramas para o cumprimento da profecia. Eles não podiam saber o tempo (</w:t>
       </w:r>
-      <w:hyperlink r:id="rId711">
+      <w:hyperlink r:id="rId712">
         <w:r>
           <w:rPr>
             <w:lang w:val="pt_PT" w:bidi="pt_PT"/>
@@ -44100,7 +44106,7 @@
         </w:rPr>
         <w:t>), e uma frenesi sobre a segunda vinda de Cristo era proibida, mas eles deviam estar alertas (</w:t>
       </w:r>
-      <w:hyperlink r:id="rId1009">
+      <w:hyperlink r:id="rId1010">
         <w:r>
           <w:rPr>
             <w:lang w:val="pt_PT" w:bidi="pt_PT"/>
@@ -44118,7 +44124,7 @@
         </w:rPr>
         <w:t>) e se prepararem para a perseguição (</w:t>
       </w:r>
-      <w:hyperlink r:id="rId970">
+      <w:hyperlink r:id="rId971">
         <w:r>
           <w:rPr>
             <w:lang w:val="pt_PT" w:bidi="pt_PT"/>
@@ -44136,7 +44142,7 @@
         </w:rPr>
         <w:t xml:space="preserve">; veja </w:t>
       </w:r>
-      <w:hyperlink r:id="rId688">
+      <w:hyperlink r:id="rId689">
         <w:r>
           <w:rPr>
             <w:lang w:val="pt_PT" w:bidi="pt_PT"/>
@@ -44154,7 +44160,7 @@
         </w:rPr>
         <w:t>) de acordo com as palavras de encorajamento de Jesus (</w:t>
       </w:r>
-      <w:hyperlink r:id="rId982">
+      <w:hyperlink r:id="rId983">
         <w:r>
           <w:rPr>
             <w:lang w:val="pt_PT" w:bidi="pt_PT"/>
@@ -44238,7 +44244,7 @@
         </w:rPr>
         <w:t>Algumas figuras de linguagem usadas no Novo Testamento para descrever a segunda vinda de Jesus, como o “toque da trombeta de Deus” (</w:t>
       </w:r>
-      <w:hyperlink r:id="rId1010">
+      <w:hyperlink r:id="rId1011">
         <w:r>
           <w:rPr>
             <w:lang w:val="pt_PT" w:bidi="pt_PT"/>
@@ -44256,7 +44262,7 @@
         </w:rPr>
         <w:t xml:space="preserve">), parece ser metafórica, e no Antigo Testamento, a linguagem cósmica é frequentemente usada para descrever eventos históricos metaforicamente (veja </w:t>
       </w:r>
-      <w:hyperlink r:id="rId1011">
+      <w:hyperlink r:id="rId1012">
         <w:r>
           <w:rPr>
             <w:lang w:val="pt_PT" w:bidi="pt_PT"/>
@@ -44274,7 +44280,7 @@
         </w:rPr>
         <w:t xml:space="preserve">; </w:t>
       </w:r>
-      <w:hyperlink r:id="rId1012">
+      <w:hyperlink r:id="rId1013">
         <w:r>
           <w:rPr>
             <w:lang w:val="pt_PT" w:bidi="pt_PT"/>
@@ -44292,7 +44298,7 @@
         </w:rPr>
         <w:t xml:space="preserve">; </w:t>
       </w:r>
-      <w:hyperlink r:id="rId1013">
+      <w:hyperlink r:id="rId1014">
         <w:r>
           <w:rPr>
             <w:lang w:val="pt_PT" w:bidi="pt_PT"/>
@@ -44310,7 +44316,7 @@
         </w:rPr>
         <w:t xml:space="preserve">; </w:t>
       </w:r>
-      <w:hyperlink r:id="rId1014">
+      <w:hyperlink r:id="rId1015">
         <w:r>
           <w:rPr>
             <w:lang w:val="pt_PT" w:bidi="pt_PT"/>
@@ -44328,7 +44334,7 @@
         </w:rPr>
         <w:t xml:space="preserve">). Então, é possível que essa imagem possa se referir a um evento passado, como a destruição de Jerusalém, se esse for o significado de </w:t>
       </w:r>
-      <w:hyperlink r:id="rId927">
+      <w:hyperlink r:id="rId928">
         <w:r>
           <w:rPr>
             <w:lang w:val="pt_PT" w:bidi="pt_PT"/>
@@ -44346,7 +44352,7 @@
         </w:rPr>
         <w:t xml:space="preserve">. No entanto, os escritores do Novo Testamento claramente entenderam a vinda do Filho do Homem como o retorno visível e pessoal de Jesus no futuro (veja </w:t>
       </w:r>
-      <w:hyperlink r:id="rId1015">
+      <w:hyperlink r:id="rId1016">
         <w:r>
           <w:rPr>
             <w:lang w:val="pt_PT" w:bidi="pt_PT"/>
@@ -44412,7 +44418,7 @@
         </w:rPr>
         <w:t xml:space="preserve">Naquela época, após a angústia daqueles dias: Muitos estudiosos argumentam que os sinais cósmicos de </w:t>
       </w:r>
-      <w:hyperlink r:id="rId1016">
+      <w:hyperlink r:id="rId1017">
         <w:r>
           <w:rPr>
             <w:lang w:val="pt_PT" w:bidi="pt_PT"/>
@@ -44448,7 +44454,7 @@
         </w:rPr>
         <w:t xml:space="preserve">, e a reunião dos escolhidos de todo o mundo em </w:t>
       </w:r>
-      <w:hyperlink r:id="rId1017">
+      <w:hyperlink r:id="rId1018">
         <w:r>
           <w:rPr>
             <w:lang w:val="pt_PT" w:bidi="pt_PT"/>
@@ -44492,7 +44498,7 @@
         </w:rPr>
         <w:t xml:space="preserve">) poderia ocorrer a qualquer momento após os eventos de </w:t>
       </w:r>
-      <w:hyperlink r:id="rId960">
+      <w:hyperlink r:id="rId961">
         <w:r>
           <w:rPr>
             <w:lang w:val="pt_PT" w:bidi="pt_PT"/>
@@ -44564,7 +44570,7 @@
         </w:rPr>
         <w:t>); e (3) à luz do anseio e oração da igreja primitiva pelo retorno do Senhor Jesus (</w:t>
       </w:r>
-      <w:hyperlink r:id="rId1018">
+      <w:hyperlink r:id="rId1019">
         <w:r>
           <w:rPr>
             <w:lang w:val="pt_PT" w:bidi="pt_PT"/>
@@ -44582,7 +44588,7 @@
         </w:rPr>
         <w:t xml:space="preserve">; </w:t>
       </w:r>
-      <w:hyperlink r:id="rId1019">
+      <w:hyperlink r:id="rId1020">
         <w:r>
           <w:rPr>
             <w:lang w:val="pt_PT" w:bidi="pt_PT"/>
@@ -44618,7 +44624,7 @@
         </w:rPr>
         <w:t xml:space="preserve"> como a segunda vinda de Jesus, que trará a história como a conhecemos a um fim. Os profetas, Jesus e os escritores dos Evangelhos descreveram este evento como visto através de um telescópio, e a distância entre os eventos é incerta; ninguém sabe o tempo para este evento, exceto o próprio Deus (</w:t>
       </w:r>
-      <w:hyperlink r:id="rId711">
+      <w:hyperlink r:id="rId712">
         <w:r>
           <w:rPr>
             <w:lang w:val="pt_PT" w:bidi="pt_PT"/>
@@ -44636,7 +44642,7 @@
         </w:rPr>
         <w:t xml:space="preserve">). Os eventos de </w:t>
       </w:r>
-      <w:hyperlink r:id="rId960">
+      <w:hyperlink r:id="rId961">
         <w:r>
           <w:rPr>
             <w:lang w:val="pt_PT" w:bidi="pt_PT"/>
@@ -44654,7 +44660,7 @@
         </w:rPr>
         <w:t xml:space="preserve"> e </w:t>
       </w:r>
-      <w:hyperlink r:id="rId927">
+      <w:hyperlink r:id="rId928">
         <w:r>
           <w:rPr>
             <w:lang w:val="pt_PT" w:bidi="pt_PT"/>
@@ -44720,7 +44726,7 @@
         </w:rPr>
         <w:t xml:space="preserve">O Filho do Homem, em sua vinda, reunirá seu povo escolhido — aqueles que acreditam nele e o seguem — de todo o mundo (veja </w:t>
       </w:r>
-      <w:hyperlink r:id="rId1020">
+      <w:hyperlink r:id="rId1021">
         <w:r>
           <w:rPr>
             <w:lang w:val="pt_PT" w:bidi="pt_PT"/>
@@ -44738,7 +44744,7 @@
         </w:rPr>
         <w:t xml:space="preserve">) e dos confins da terra e do céu (veja </w:t>
       </w:r>
-      <w:hyperlink r:id="rId1021">
+      <w:hyperlink r:id="rId1022">
         <w:r>
           <w:rPr>
             <w:lang w:val="pt_PT" w:bidi="pt_PT"/>
@@ -44756,7 +44762,7 @@
         </w:rPr>
         <w:t xml:space="preserve">; </w:t>
       </w:r>
-      <w:hyperlink r:id="rId1022">
+      <w:hyperlink r:id="rId1023">
         <w:r>
           <w:rPr>
             <w:lang w:val="pt_PT" w:bidi="pt_PT"/>
@@ -44774,7 +44780,7 @@
         </w:rPr>
         <w:t xml:space="preserve">; </w:t>
       </w:r>
-      <w:hyperlink r:id="rId1023">
+      <w:hyperlink r:id="rId1024">
         <w:r>
           <w:rPr>
             <w:lang w:val="pt_PT" w:bidi="pt_PT"/>
@@ -44792,7 +44798,7 @@
         </w:rPr>
         <w:t xml:space="preserve">; </w:t>
       </w:r>
-      <w:hyperlink r:id="rId1024">
+      <w:hyperlink r:id="rId1025">
         <w:r>
           <w:rPr>
             <w:lang w:val="pt_PT" w:bidi="pt_PT"/>
@@ -44810,7 +44816,7 @@
         </w:rPr>
         <w:t xml:space="preserve">). Esta esperança é frequentemente expressa no Antigo Testamento (por exemplo, </w:t>
       </w:r>
-      <w:hyperlink r:id="rId1025">
+      <w:hyperlink r:id="rId1026">
         <w:r>
           <w:rPr>
             <w:lang w:val="pt_PT" w:bidi="pt_PT"/>
@@ -44828,7 +44834,7 @@
         </w:rPr>
         <w:t xml:space="preserve">; </w:t>
       </w:r>
-      <w:hyperlink r:id="rId1026">
+      <w:hyperlink r:id="rId1027">
         <w:r>
           <w:rPr>
             <w:lang w:val="pt_PT" w:bidi="pt_PT"/>
@@ -44846,7 +44852,7 @@
         </w:rPr>
         <w:t xml:space="preserve">; </w:t>
       </w:r>
-      <w:hyperlink r:id="rId1027">
+      <w:hyperlink r:id="rId1028">
         <w:r>
           <w:rPr>
             <w:lang w:val="pt_PT" w:bidi="pt_PT"/>
@@ -44864,7 +44870,7 @@
         </w:rPr>
         <w:t xml:space="preserve">; </w:t>
       </w:r>
-      <w:hyperlink r:id="rId1028">
+      <w:hyperlink r:id="rId1029">
         <w:r>
           <w:rPr>
             <w:lang w:val="pt_PT" w:bidi="pt_PT"/>
@@ -44882,7 +44888,7 @@
         </w:rPr>
         <w:t xml:space="preserve">; </w:t>
       </w:r>
-      <w:hyperlink r:id="rId1029">
+      <w:hyperlink r:id="rId1030">
         <w:r>
           <w:rPr>
             <w:lang w:val="pt_PT" w:bidi="pt_PT"/>
@@ -44900,7 +44906,7 @@
         </w:rPr>
         <w:t xml:space="preserve">; </w:t>
       </w:r>
-      <w:hyperlink r:id="rId1030">
+      <w:hyperlink r:id="rId1031">
         <w:r>
           <w:rPr>
             <w:lang w:val="pt_PT" w:bidi="pt_PT"/>
@@ -44918,7 +44924,7 @@
         </w:rPr>
         <w:t xml:space="preserve">; </w:t>
       </w:r>
-      <w:hyperlink r:id="rId1031">
+      <w:hyperlink r:id="rId1032">
         <w:r>
           <w:rPr>
             <w:lang w:val="pt_PT" w:bidi="pt_PT"/>
@@ -44936,7 +44942,7 @@
         </w:rPr>
         <w:t xml:space="preserve">). Para os leitores de Marcos, esta passagem teria fornecido encorajamento para suportar e permanecer fiel apesar das perseguições previstas em </w:t>
       </w:r>
-      <w:hyperlink r:id="rId970">
+      <w:hyperlink r:id="rId971">
         <w:r>
           <w:rPr>
             <w:lang w:val="pt_PT" w:bidi="pt_PT"/>
@@ -44972,7 +44978,7 @@
         </w:rPr>
         <w:t xml:space="preserve">; </w:t>
       </w:r>
-      <w:hyperlink r:id="rId928">
+      <w:hyperlink r:id="rId929">
         <w:r>
           <w:rPr>
             <w:lang w:val="pt_PT" w:bidi="pt_PT"/>
@@ -44990,7 +44996,7 @@
         </w:rPr>
         <w:t xml:space="preserve">; </w:t>
       </w:r>
-      <w:hyperlink r:id="rId1032">
+      <w:hyperlink r:id="rId1033">
         <w:r>
           <w:rPr>
             <w:lang w:val="pt_PT" w:bidi="pt_PT"/>
@@ -45008,7 +45014,7 @@
         </w:rPr>
         <w:t xml:space="preserve">; </w:t>
       </w:r>
-      <w:hyperlink r:id="rId1033">
+      <w:hyperlink r:id="rId1034">
         <w:r>
           <w:rPr>
             <w:lang w:val="pt_PT" w:bidi="pt_PT"/>
@@ -45026,7 +45032,7 @@
         </w:rPr>
         <w:t xml:space="preserve">; </w:t>
       </w:r>
-      <w:hyperlink r:id="rId1034">
+      <w:hyperlink r:id="rId1035">
         <w:r>
           <w:rPr>
             <w:lang w:val="pt_PT" w:bidi="pt_PT"/>
@@ -45123,7 +45129,7 @@
         </w:rPr>
         <w:t>) da figueira (</w:t>
       </w:r>
-      <w:hyperlink r:id="rId1035">
+      <w:hyperlink r:id="rId1036">
         <w:r>
           <w:rPr>
             <w:lang w:val="pt_PT" w:bidi="pt_PT"/>
@@ -45141,7 +45147,7 @@
         </w:rPr>
         <w:t>) e dois ditos (</w:t>
       </w:r>
-      <w:hyperlink r:id="rId1036">
+      <w:hyperlink r:id="rId1037">
         <w:r>
           <w:rPr>
             <w:lang w:val="pt_PT" w:bidi="pt_PT"/>
@@ -45159,7 +45165,7 @@
         </w:rPr>
         <w:t xml:space="preserve">). Está intimamente ligada a </w:t>
       </w:r>
-      <w:hyperlink r:id="rId1037">
+      <w:hyperlink r:id="rId1038">
         <w:r>
           <w:rPr>
             <w:lang w:val="pt_PT" w:bidi="pt_PT"/>
@@ -45177,7 +45183,7 @@
         </w:rPr>
         <w:t xml:space="preserve"> pelas palavras "todas essas coisas" (</w:t>
       </w:r>
-      <w:hyperlink r:id="rId961">
+      <w:hyperlink r:id="rId962">
         <w:r>
           <w:rPr>
             <w:lang w:val="pt_PT" w:bidi="pt_PT"/>
@@ -45195,7 +45201,7 @@
         </w:rPr>
         <w:t>) e a expressão "quando você ver" (</w:t>
       </w:r>
-      <w:hyperlink r:id="rId1038">
+      <w:hyperlink r:id="rId1039">
         <w:r>
           <w:rPr>
             <w:lang w:val="pt_PT" w:bidi="pt_PT"/>
@@ -45213,7 +45219,7 @@
         </w:rPr>
         <w:t xml:space="preserve">; cf. </w:t>
       </w:r>
-      <w:hyperlink r:id="rId1002">
+      <w:hyperlink r:id="rId1003">
         <w:r>
           <w:rPr>
             <w:lang w:val="pt_PT" w:bidi="pt_PT"/>
@@ -45292,7 +45298,7 @@
         </w:rPr>
         <w:t xml:space="preserve">): O grego não tem sujeito explícito, então a escolha entre “ele está próximo” ou “isso está próximo” depende de se </w:t>
       </w:r>
-      <w:hyperlink r:id="rId954">
+      <w:hyperlink r:id="rId955">
         <w:r>
           <w:rPr>
             <w:lang w:val="pt_PT" w:bidi="pt_PT"/>
@@ -45310,7 +45316,7 @@
         </w:rPr>
         <w:t xml:space="preserve"> refere-se a </w:t>
       </w:r>
-      <w:hyperlink r:id="rId1037">
+      <w:hyperlink r:id="rId1038">
         <w:r>
           <w:rPr>
             <w:lang w:val="pt_PT" w:bidi="pt_PT"/>
@@ -45328,7 +45334,7 @@
         </w:rPr>
         <w:t xml:space="preserve"> ou a </w:t>
       </w:r>
-      <w:hyperlink r:id="rId927">
+      <w:hyperlink r:id="rId928">
         <w:r>
           <w:rPr>
             <w:lang w:val="pt_PT" w:bidi="pt_PT"/>
@@ -45346,7 +45352,7 @@
         </w:rPr>
         <w:t xml:space="preserve">. O texto da NTLH entende que se refere ao retorno do Filho do Homem. Porque palavras em </w:t>
       </w:r>
-      <w:hyperlink r:id="rId961">
+      <w:hyperlink r:id="rId962">
         <w:r>
           <w:rPr>
             <w:lang w:val="pt_PT" w:bidi="pt_PT"/>
@@ -45364,7 +45370,7 @@
         </w:rPr>
         <w:t xml:space="preserve"> são ecoadas em </w:t>
       </w:r>
-      <w:hyperlink r:id="rId1038">
+      <w:hyperlink r:id="rId1039">
         <w:r>
           <w:rPr>
             <w:lang w:val="pt_PT" w:bidi="pt_PT"/>
@@ -45412,7 +45418,7 @@
         </w:rPr>
         <w:t>), outros interpretam como referindo-se à destruição de Jerusalém. Assim como o brotar da figueira é um prenúncio do verão, o sacrilégio desolador (</w:t>
       </w:r>
-      <w:hyperlink r:id="rId1002">
+      <w:hyperlink r:id="rId1003">
         <w:r>
           <w:rPr>
             <w:lang w:val="pt_PT" w:bidi="pt_PT"/>
@@ -45526,7 +45532,7 @@
         </w:rPr>
         <w:t xml:space="preserve">Jesus garantiu pessoalmente o que ele havia dito. Minhas palavras incluem especificamente o que Jesus disse em todo o discurso de </w:t>
       </w:r>
-      <w:hyperlink r:id="rId736">
+      <w:hyperlink r:id="rId737">
         <w:r>
           <w:rPr>
             <w:lang w:val="pt_PT" w:bidi="pt_PT"/>
@@ -45562,7 +45568,7 @@
         </w:rPr>
         <w:t xml:space="preserve">). Como as Escrituras do Antigo Testamento (veja </w:t>
       </w:r>
-      <w:hyperlink r:id="rId1039">
+      <w:hyperlink r:id="rId1040">
         <w:r>
           <w:rPr>
             <w:lang w:val="pt_PT" w:bidi="pt_PT"/>
@@ -45580,7 +45586,7 @@
         </w:rPr>
         <w:t xml:space="preserve">), as palavras de Jesus são eternas. Seus ensinamentos são mais duradouros do que os elementos fundamentais da criação. Os elementos básicos da criação passarão (veja também </w:t>
       </w:r>
-      <w:hyperlink r:id="rId1040">
+      <w:hyperlink r:id="rId1041">
         <w:r>
           <w:rPr>
             <w:lang w:val="pt_PT" w:bidi="pt_PT"/>
@@ -45598,7 +45604,7 @@
         </w:rPr>
         <w:t xml:space="preserve">; </w:t>
       </w:r>
-      <w:hyperlink r:id="rId1041">
+      <w:hyperlink r:id="rId1042">
         <w:r>
           <w:rPr>
             <w:lang w:val="pt_PT" w:bidi="pt_PT"/>
@@ -45616,7 +45622,7 @@
         </w:rPr>
         <w:t xml:space="preserve">; </w:t>
       </w:r>
-      <w:hyperlink r:id="rId1042">
+      <w:hyperlink r:id="rId1043">
         <w:r>
           <w:rPr>
             <w:lang w:val="pt_PT" w:bidi="pt_PT"/>
@@ -45634,7 +45640,7 @@
         </w:rPr>
         <w:t xml:space="preserve">; </w:t>
       </w:r>
-      <w:hyperlink r:id="rId1043">
+      <w:hyperlink r:id="rId1044">
         <w:r>
           <w:rPr>
             <w:lang w:val="pt_PT" w:bidi="pt_PT"/>
@@ -45652,7 +45658,7 @@
         </w:rPr>
         <w:t xml:space="preserve">; </w:t>
       </w:r>
-      <w:hyperlink r:id="rId1044">
+      <w:hyperlink r:id="rId1045">
         <w:r>
           <w:rPr>
             <w:lang w:val="pt_PT" w:bidi="pt_PT"/>
@@ -45670,7 +45676,7 @@
         </w:rPr>
         <w:t xml:space="preserve">; </w:t>
       </w:r>
-      <w:hyperlink r:id="rId1045">
+      <w:hyperlink r:id="rId1046">
         <w:r>
           <w:rPr>
             <w:lang w:val="pt_PT" w:bidi="pt_PT"/>
@@ -45688,7 +45694,7 @@
         </w:rPr>
         <w:t>,</w:t>
       </w:r>
-      <w:hyperlink r:id="rId1046">
+      <w:hyperlink r:id="rId1047">
         <w:r>
           <w:rPr>
             <w:lang w:val="pt_PT" w:bidi="pt_PT"/>
@@ -45706,7 +45712,7 @@
         </w:rPr>
         <w:t xml:space="preserve">; </w:t>
       </w:r>
-      <w:hyperlink r:id="rId1047">
+      <w:hyperlink r:id="rId1048">
         <w:r>
           <w:rPr>
             <w:lang w:val="pt_PT" w:bidi="pt_PT"/>
@@ -45772,7 +45778,7 @@
         </w:rPr>
         <w:t xml:space="preserve">A declaração de que ninguém sabe o dia ou a hora (cp. </w:t>
       </w:r>
-      <w:hyperlink r:id="rId1048">
+      <w:hyperlink r:id="rId1049">
         <w:r>
           <w:rPr>
             <w:lang w:val="pt_PT" w:bidi="pt_PT"/>
@@ -45790,7 +45796,7 @@
         </w:rPr>
         <w:t>) introduz o aviso para estar vigilante (</w:t>
       </w:r>
-      <w:hyperlink r:id="rId1009">
+      <w:hyperlink r:id="rId1010">
         <w:r>
           <w:rPr>
             <w:lang w:val="pt_PT" w:bidi="pt_PT"/>
@@ -45834,7 +45840,7 @@
         </w:rPr>
         <w:t>). No milagre da encarnação, Jesus experimentou limitação (</w:t>
       </w:r>
-      <w:hyperlink r:id="rId1049">
+      <w:hyperlink r:id="rId1050">
         <w:r>
           <w:rPr>
             <w:lang w:val="pt_PT" w:bidi="pt_PT"/>
@@ -45852,7 +45858,7 @@
         </w:rPr>
         <w:t xml:space="preserve">; </w:t>
       </w:r>
-      <w:hyperlink r:id="rId711">
+      <w:hyperlink r:id="rId712">
         <w:r>
           <w:rPr>
             <w:lang w:val="pt_PT" w:bidi="pt_PT"/>
@@ -45918,7 +45924,7 @@
         </w:rPr>
         <w:t xml:space="preserve">Assim como </w:t>
       </w:r>
-      <w:hyperlink r:id="rId1050">
+      <w:hyperlink r:id="rId1051">
         <w:r>
           <w:rPr>
             <w:lang w:val="pt_PT" w:bidi="pt_PT"/>
@@ -45936,7 +45942,7 @@
         </w:rPr>
         <w:t xml:space="preserve"> parece retomar o tema de </w:t>
       </w:r>
-      <w:hyperlink r:id="rId960">
+      <w:hyperlink r:id="rId961">
         <w:r>
           <w:rPr>
             <w:lang w:val="pt_PT" w:bidi="pt_PT"/>
@@ -45954,6 +45960,24 @@
         </w:rPr>
         <w:t xml:space="preserve"> ao falar da destruição de Jerusalém, </w:t>
       </w:r>
+      <w:hyperlink r:id="rId929">
+        <w:r>
+          <w:rPr>
+            <w:lang w:val="pt_PT" w:bidi="pt_PT"/>
+          </w:rPr>
+          <w:rPr>
+            <w:color w:val="0000EE"/>
+            <w:u w:val="single"/>
+          </w:rPr>
+          <w:t>13.32–37</w:t>
+        </w:r>
+      </w:hyperlink>
+      <w:r>
+        <w:rPr>
+          <w:lang w:val="pt_PT" w:bidi="pt_PT"/>
+        </w:rPr>
+        <w:t xml:space="preserve"> aparentemente retoma o tema de </w:t>
+      </w:r>
       <w:hyperlink r:id="rId928">
         <w:r>
           <w:rPr>
@@ -45963,24 +45987,6 @@
             <w:color w:val="0000EE"/>
             <w:u w:val="single"/>
           </w:rPr>
-          <w:t>13.32–37</w:t>
-        </w:r>
-      </w:hyperlink>
-      <w:r>
-        <w:rPr>
-          <w:lang w:val="pt_PT" w:bidi="pt_PT"/>
-        </w:rPr>
-        <w:t xml:space="preserve"> aparentemente retoma o tema de </w:t>
-      </w:r>
-      <w:hyperlink r:id="rId927">
-        <w:r>
-          <w:rPr>
-            <w:lang w:val="pt_PT" w:bidi="pt_PT"/>
-          </w:rPr>
-          <w:rPr>
-            <w:color w:val="0000EE"/>
-            <w:u w:val="single"/>
-          </w:rPr>
           <w:t>13.24–27</w:t>
         </w:r>
       </w:hyperlink>
@@ -45990,7 +45996,7 @@
         </w:rPr>
         <w:t xml:space="preserve"> e fala da vinda do Filho do Homem. Um aviso introdutório contra especulações sobre o fim dos tempos (</w:t>
       </w:r>
-      <w:hyperlink r:id="rId711">
+      <w:hyperlink r:id="rId712">
         <w:r>
           <w:rPr>
             <w:lang w:val="pt_PT" w:bidi="pt_PT"/>
@@ -46008,7 +46014,7 @@
         </w:rPr>
         <w:t>) é seguido por um aviso para estar em guarda porque não se pode saber o momento do fim (</w:t>
       </w:r>
-      <w:hyperlink r:id="rId1051">
+      <w:hyperlink r:id="rId1052">
         <w:r>
           <w:rPr>
             <w:lang w:val="pt_PT" w:bidi="pt_PT"/>
@@ -46026,7 +46032,7 @@
         </w:rPr>
         <w:t>). Uma história ilustra a necessidade de estar pronto para o retorno do Senhor (</w:t>
       </w:r>
-      <w:hyperlink r:id="rId1052">
+      <w:hyperlink r:id="rId1053">
         <w:r>
           <w:rPr>
             <w:lang w:val="pt_PT" w:bidi="pt_PT"/>
@@ -46044,7 +46050,7 @@
         </w:rPr>
         <w:t>), e sua aplicação repete a necessidade de vigiar para não serem encontrados despreparados (</w:t>
       </w:r>
-      <w:hyperlink r:id="rId1053">
+      <w:hyperlink r:id="rId1054">
         <w:r>
           <w:rPr>
             <w:lang w:val="pt_PT" w:bidi="pt_PT"/>
@@ -46062,7 +46068,7 @@
         </w:rPr>
         <w:t>); o aviso final também é para vigilância (</w:t>
       </w:r>
-      <w:hyperlink r:id="rId1054">
+      <w:hyperlink r:id="rId1055">
         <w:r>
           <w:rPr>
             <w:lang w:val="pt_PT" w:bidi="pt_PT"/>
@@ -46176,7 +46182,7 @@
         </w:rPr>
         <w:t xml:space="preserve">O ponto da história não é que o retorno do Senhor é incerto ou inesperado (ver </w:t>
       </w:r>
-      <w:hyperlink r:id="rId1055">
+      <w:hyperlink r:id="rId1056">
         <w:r>
           <w:rPr>
             <w:lang w:val="pt_PT" w:bidi="pt_PT"/>
@@ -46194,7 +46200,7 @@
         </w:rPr>
         <w:t xml:space="preserve">; </w:t>
       </w:r>
-      <w:hyperlink r:id="rId1056">
+      <w:hyperlink r:id="rId1057">
         <w:r>
           <w:rPr>
             <w:lang w:val="pt_PT" w:bidi="pt_PT"/>
@@ -46212,7 +46218,7 @@
         </w:rPr>
         <w:t xml:space="preserve">; </w:t>
       </w:r>
-      <w:hyperlink r:id="rId1057">
+      <w:hyperlink r:id="rId1058">
         <w:r>
           <w:rPr>
             <w:lang w:val="pt_PT" w:bidi="pt_PT"/>
@@ -46230,7 +46236,7 @@
         </w:rPr>
         <w:t xml:space="preserve">; </w:t>
       </w:r>
-      <w:hyperlink r:id="rId1058">
+      <w:hyperlink r:id="rId1059">
         <w:r>
           <w:rPr>
             <w:lang w:val="pt_PT" w:bidi="pt_PT"/>
@@ -46309,7 +46315,7 @@
         </w:rPr>
         <w:t xml:space="preserve">A passagem, originalmente dirigida aos discípulos (você, veja também </w:t>
       </w:r>
-      <w:hyperlink r:id="rId965">
+      <w:hyperlink r:id="rId966">
         <w:r>
           <w:rPr>
             <w:lang w:val="pt_PT" w:bidi="pt_PT"/>
@@ -46327,7 +46333,7 @@
         </w:rPr>
         <w:t xml:space="preserve">), também é direcionada a todos os leitores do Evangelho de Marcos (todos). • Fiquem atentos! Embora </w:t>
       </w:r>
-      <w:hyperlink r:id="rId928">
+      <w:hyperlink r:id="rId929">
         <w:r>
           <w:rPr>
             <w:lang w:val="pt_PT" w:bidi="pt_PT"/>
@@ -46345,7 +46351,7 @@
         </w:rPr>
         <w:t xml:space="preserve"> alerte sobre a prontidão, a igreja primitiva vivenciava essa vigilância como uma antecipação alegre "daquele maravilhoso dia em que a glória de nosso grande Deus e Salvador, Jesus Cristo, será revelada" (</w:t>
       </w:r>
-      <w:hyperlink r:id="rId1059">
+      <w:hyperlink r:id="rId1060">
         <w:r>
           <w:rPr>
             <w:lang w:val="pt_PT" w:bidi="pt_PT"/>
@@ -46376,7 +46382,7 @@
         </w:rPr>
         <w:t xml:space="preserve"> (“Vem, Senhor,” veja </w:t>
       </w:r>
-      <w:hyperlink r:id="rId1018">
+      <w:hyperlink r:id="rId1019">
         <w:r>
           <w:rPr>
             <w:lang w:val="pt_PT" w:bidi="pt_PT"/>
@@ -46394,7 +46400,7 @@
         </w:rPr>
         <w:t xml:space="preserve">; </w:t>
       </w:r>
-      <w:hyperlink r:id="rId1019">
+      <w:hyperlink r:id="rId1020">
         <w:r>
           <w:rPr>
             <w:lang w:val="pt_PT" w:bidi="pt_PT"/>
@@ -46412,7 +46418,7 @@
         </w:rPr>
         <w:t>) e hoje, ainda "aguardamos com ansiedade a sua manifestação" (</w:t>
       </w:r>
-      <w:hyperlink r:id="rId1060">
+      <w:hyperlink r:id="rId1061">
         <w:r>
           <w:rPr>
             <w:lang w:val="pt_PT" w:bidi="pt_PT"/>
@@ -46628,6 +46634,73 @@
         </w:rPr>
         <w:t>A história da unção de Jesus por uma mulher em Betânia (</w:t>
       </w:r>
+      <w:hyperlink r:id="rId732">
+        <w:r>
+          <w:rPr>
+            <w:lang w:val="pt_PT" w:bidi="pt_PT"/>
+          </w:rPr>
+          <w:rPr>
+            <w:color w:val="0000EE"/>
+            <w:u w:val="single"/>
+          </w:rPr>
+          <w:t>14.3–9</w:t>
+        </w:r>
+      </w:hyperlink>
+      <w:r>
+        <w:rPr>
+          <w:lang w:val="pt_PT" w:bidi="pt_PT"/>
+        </w:rPr>
+        <w:t>) prepara o cenário para os eventos seguintes. O relato de Lucas (</w:t>
+      </w:r>
+      <w:hyperlink r:id="rId187">
+        <w:r>
+          <w:rPr>
+            <w:lang w:val="pt_PT" w:bidi="pt_PT"/>
+          </w:rPr>
+          <w:rPr>
+            <w:color w:val="0000EE"/>
+            <w:u w:val="single"/>
+          </w:rPr>
+          <w:t>Lucas 7.36–50</w:t>
+        </w:r>
+      </w:hyperlink>
+      <w:r>
+        <w:rPr>
+          <w:lang w:val="pt_PT" w:bidi="pt_PT"/>
+        </w:rPr>
+        <w:t>) é significativamente diferente e pode ser um evento distinto. Este incidente ocorreu em Betânia</w:t>
+      </w:r>
+      <w:r>
+        <w:rPr>
+          <w:i/>
+          <w:lang w:val="pt_PT" w:bidi="pt_PT"/>
+        </w:rPr>
+        <w:t>,</w:t>
+      </w:r>
+      <w:r>
+        <w:rPr>
+          <w:lang w:val="pt_PT" w:bidi="pt_PT"/>
+        </w:rPr>
+        <w:t xml:space="preserve"> a 3,2 km a leste de Jerusalém na encosta inferior e oriental do Monte das Oliveiras, onde Jesus aparentemente ficava quando estava na Judeia (</w:t>
+      </w:r>
+      <w:hyperlink r:id="rId795">
+        <w:r>
+          <w:rPr>
+            <w:lang w:val="pt_PT" w:bidi="pt_PT"/>
+          </w:rPr>
+          <w:rPr>
+            <w:color w:val="0000EE"/>
+            <w:u w:val="single"/>
+          </w:rPr>
+          <w:t>Marcos 11.1</w:t>
+        </w:r>
+      </w:hyperlink>
+      <w:r>
+        <w:rPr>
+          <w:lang w:val="pt_PT" w:bidi="pt_PT"/>
+        </w:rPr>
+        <w:t>,</w:t>
+      </w:r>
       <w:hyperlink r:id="rId731">
         <w:r>
           <w:rPr>
@@ -46637,32 +46710,14 @@
             <w:color w:val="0000EE"/>
             <w:u w:val="single"/>
           </w:rPr>
-          <w:t>14.3–9</w:t>
-        </w:r>
-      </w:hyperlink>
-      <w:r>
-        <w:rPr>
-          <w:lang w:val="pt_PT" w:bidi="pt_PT"/>
-        </w:rPr>
-        <w:t>) prepara o cenário para os eventos seguintes. O relato de Lucas (</w:t>
-      </w:r>
-      <w:hyperlink r:id="rId187">
-        <w:r>
-          <w:rPr>
-            <w:lang w:val="pt_PT" w:bidi="pt_PT"/>
-          </w:rPr>
-          <w:rPr>
-            <w:color w:val="0000EE"/>
-            <w:u w:val="single"/>
-          </w:rPr>
-          <w:t>Lucas 7.36–50</w:t>
-        </w:r>
-      </w:hyperlink>
-      <w:r>
-        <w:rPr>
-          <w:lang w:val="pt_PT" w:bidi="pt_PT"/>
-        </w:rPr>
-        <w:t>) é significativamente diferente e pode ser um evento distinto. Este incidente ocorreu em Betânia</w:t>
+          <w:t>11–12</w:t>
+        </w:r>
+      </w:hyperlink>
+      <w:r>
+        <w:rPr>
+          <w:lang w:val="pt_PT" w:bidi="pt_PT"/>
+        </w:rPr>
+        <w:t>). A casa pertencia a Simão</w:t>
       </w:r>
       <w:r>
         <w:rPr>
@@ -46675,80 +46730,31 @@
         <w:rPr>
           <w:lang w:val="pt_PT" w:bidi="pt_PT"/>
         </w:rPr>
-        <w:t xml:space="preserve"> a 3,2 km a leste de Jerusalém na encosta inferior e oriental do Monte das Oliveiras, onde Jesus aparentemente ficava quando estava na Judeia (</w:t>
-      </w:r>
-      <w:hyperlink r:id="rId794">
-        <w:r>
-          <w:rPr>
-            <w:lang w:val="pt_PT" w:bidi="pt_PT"/>
-          </w:rPr>
-          <w:rPr>
-            <w:color w:val="0000EE"/>
-            <w:u w:val="single"/>
-          </w:rPr>
-          <w:t>Marcos 11.1</w:t>
-        </w:r>
-      </w:hyperlink>
-      <w:r>
-        <w:rPr>
-          <w:lang w:val="pt_PT" w:bidi="pt_PT"/>
-        </w:rPr>
-        <w:t>,</w:t>
-      </w:r>
-      <w:hyperlink r:id="rId730">
-        <w:r>
-          <w:rPr>
-            <w:lang w:val="pt_PT" w:bidi="pt_PT"/>
-          </w:rPr>
-          <w:rPr>
-            <w:color w:val="0000EE"/>
-            <w:u w:val="single"/>
-          </w:rPr>
-          <w:t>11–12</w:t>
-        </w:r>
-      </w:hyperlink>
-      <w:r>
-        <w:rPr>
-          <w:lang w:val="pt_PT" w:bidi="pt_PT"/>
-        </w:rPr>
-        <w:t>). A casa pertencia a Simão</w:t>
+        <w:t xml:space="preserve"> um ex-leproso (os leprosos eram isolados da sociedade; talvez ele tenha sido curado por Jesus; ver </w:t>
+      </w:r>
+      <w:hyperlink r:id="rId145">
+        <w:r>
+          <w:rPr>
+            <w:lang w:val="pt_PT" w:bidi="pt_PT"/>
+          </w:rPr>
+          <w:rPr>
+            <w:color w:val="0000EE"/>
+            <w:u w:val="single"/>
+          </w:rPr>
+          <w:t>1.40–45</w:t>
+        </w:r>
+      </w:hyperlink>
+      <w:r>
+        <w:rPr>
+          <w:lang w:val="pt_PT" w:bidi="pt_PT"/>
+        </w:rPr>
+        <w:t xml:space="preserve">). • comendo: Ou </w:t>
       </w:r>
       <w:r>
         <w:rPr>
           <w:i/>
           <w:lang w:val="pt_PT" w:bidi="pt_PT"/>
         </w:rPr>
-        <w:t>,</w:t>
-      </w:r>
-      <w:r>
-        <w:rPr>
-          <w:lang w:val="pt_PT" w:bidi="pt_PT"/>
-        </w:rPr>
-        <w:t xml:space="preserve"> um ex-leproso (os leprosos eram isolados da sociedade; talvez ele tenha sido curado por Jesus; ver </w:t>
-      </w:r>
-      <w:hyperlink r:id="rId145">
-        <w:r>
-          <w:rPr>
-            <w:lang w:val="pt_PT" w:bidi="pt_PT"/>
-          </w:rPr>
-          <w:rPr>
-            <w:color w:val="0000EE"/>
-            <w:u w:val="single"/>
-          </w:rPr>
-          <w:t>1.40–45</w:t>
-        </w:r>
-      </w:hyperlink>
-      <w:r>
-        <w:rPr>
-          <w:lang w:val="pt_PT" w:bidi="pt_PT"/>
-        </w:rPr>
-        <w:t xml:space="preserve">). • comendo: Ou </w:t>
-      </w:r>
-      <w:r>
-        <w:rPr>
-          <w:i/>
-          <w:lang w:val="pt_PT" w:bidi="pt_PT"/>
-        </w:rPr>
         <w:t>reclinando.</w:t>
       </w:r>
       <w:r>
@@ -46757,7 +46763,7 @@
         </w:rPr>
         <w:t xml:space="preserve"> A refeição era um banquete, como indicado pelo ato de se reclinarem. Uma mulher (ver </w:t>
       </w:r>
-      <w:hyperlink r:id="rId1061">
+      <w:hyperlink r:id="rId1062">
         <w:r>
           <w:rPr>
             <w:lang w:val="pt_PT" w:bidi="pt_PT"/>
@@ -46775,7 +46781,7 @@
         </w:rPr>
         <w:t xml:space="preserve">) quebrou o gargalo de um frasco de alabastro selado contendo perfume caro (nardo puro) e derramou tudo sobre a cabeça de Jesus (ver </w:t>
       </w:r>
-      <w:hyperlink r:id="rId1062">
+      <w:hyperlink r:id="rId1063">
         <w:r>
           <w:rPr>
             <w:lang w:val="pt_PT" w:bidi="pt_PT"/>
@@ -46793,7 +46799,7 @@
         </w:rPr>
         <w:t xml:space="preserve">; </w:t>
       </w:r>
-      <w:hyperlink r:id="rId1063">
+      <w:hyperlink r:id="rId1064">
         <w:r>
           <w:rPr>
             <w:lang w:val="pt_PT" w:bidi="pt_PT"/>
@@ -46859,7 +46865,7 @@
         </w:rPr>
         <w:t xml:space="preserve">Alguns (cp. </w:t>
       </w:r>
-      <w:hyperlink r:id="rId1064">
+      <w:hyperlink r:id="rId1065">
         <w:r>
           <w:rPr>
             <w:lang w:val="pt_PT" w:bidi="pt_PT"/>
@@ -46877,7 +46883,7 @@
         </w:rPr>
         <w:t xml:space="preserve">; </w:t>
       </w:r>
-      <w:hyperlink r:id="rId1065">
+      <w:hyperlink r:id="rId1066">
         <w:r>
           <w:rPr>
             <w:lang w:val="pt_PT" w:bidi="pt_PT"/>
@@ -47052,7 +47058,7 @@
         </w:rPr>
         <w:t>Embora Marcos não dê o nome da mulher, sua ação (</w:t>
       </w:r>
-      <w:hyperlink r:id="rId1066">
+      <w:hyperlink r:id="rId1067">
         <w:r>
           <w:rPr>
             <w:lang w:val="pt_PT" w:bidi="pt_PT"/>
@@ -47118,7 +47124,7 @@
         </w:rPr>
         <w:t>Em nítido contraste com a mulher, Judas Iscariotes, um dos doze discípulos, ofereceu-se para trair Jesus por dinheiro (</w:t>
       </w:r>
-      <w:hyperlink r:id="rId1067">
+      <w:hyperlink r:id="rId1068">
         <w:r>
           <w:rPr>
             <w:lang w:val="pt_PT" w:bidi="pt_PT"/>
@@ -47136,7 +47142,7 @@
         </w:rPr>
         <w:t xml:space="preserve">; </w:t>
       </w:r>
-      <w:hyperlink r:id="rId1068">
+      <w:hyperlink r:id="rId1069">
         <w:r>
           <w:rPr>
             <w:lang w:val="pt_PT" w:bidi="pt_PT"/>
@@ -47154,7 +47160,7 @@
         </w:rPr>
         <w:t>,</w:t>
       </w:r>
-      <w:hyperlink r:id="rId1069">
+      <w:hyperlink r:id="rId1070">
         <w:r>
           <w:rPr>
             <w:lang w:val="pt_PT" w:bidi="pt_PT"/>
@@ -47220,7 +47226,7 @@
         </w:rPr>
         <w:t>O momento em que o cordeiro da Páscoa é sacrificado era o crepúsculo do dia 14 de Nisan (</w:t>
       </w:r>
-      <w:hyperlink r:id="rId1070">
+      <w:hyperlink r:id="rId1071">
         <w:r>
           <w:rPr>
             <w:lang w:val="pt_PT" w:bidi="pt_PT"/>
@@ -47286,7 +47292,7 @@
         </w:rPr>
         <w:t>A preparação para a refeição da Páscoa (</w:t>
       </w:r>
-      <w:hyperlink r:id="rId1071">
+      <w:hyperlink r:id="rId1072">
         <w:r>
           <w:rPr>
             <w:lang w:val="pt_PT" w:bidi="pt_PT"/>
@@ -47322,7 +47328,7 @@
         </w:rPr>
         <w:t>). • A Última Ceia está associada à refeição da Páscoa (</w:t>
       </w:r>
-      <w:hyperlink r:id="rId1072">
+      <w:hyperlink r:id="rId1073">
         <w:r>
           <w:rPr>
             <w:lang w:val="pt_PT" w:bidi="pt_PT"/>
@@ -47340,7 +47346,7 @@
         </w:rPr>
         <w:t>,</w:t>
       </w:r>
-      <w:hyperlink r:id="rId666">
+      <w:hyperlink r:id="rId667">
         <w:r>
           <w:rPr>
             <w:lang w:val="pt_PT" w:bidi="pt_PT"/>
@@ -47358,7 +47364,7 @@
         </w:rPr>
         <w:t>,</w:t>
       </w:r>
-      <w:hyperlink r:id="rId1073">
+      <w:hyperlink r:id="rId1074">
         <w:r>
           <w:rPr>
             <w:lang w:val="pt_PT" w:bidi="pt_PT"/>
@@ -47376,7 +47382,7 @@
         </w:rPr>
         <w:t xml:space="preserve">; </w:t>
       </w:r>
-      <w:hyperlink r:id="rId1074">
+      <w:hyperlink r:id="rId1075">
         <w:r>
           <w:rPr>
             <w:lang w:val="pt_PT" w:bidi="pt_PT"/>
@@ -47394,7 +47400,7 @@
         </w:rPr>
         <w:t xml:space="preserve">; </w:t>
       </w:r>
-      <w:hyperlink r:id="rId1075">
+      <w:hyperlink r:id="rId1076">
         <w:r>
           <w:rPr>
             <w:lang w:val="pt_PT" w:bidi="pt_PT"/>
@@ -47412,7 +47418,7 @@
         </w:rPr>
         <w:t>,</w:t>
       </w:r>
-      <w:hyperlink r:id="rId1076">
+      <w:hyperlink r:id="rId1077">
         <w:r>
           <w:rPr>
             <w:lang w:val="pt_PT" w:bidi="pt_PT"/>
@@ -47430,7 +47436,7 @@
         </w:rPr>
         <w:t>,</w:t>
       </w:r>
-      <w:hyperlink r:id="rId1077">
+      <w:hyperlink r:id="rId1078">
         <w:r>
           <w:rPr>
             <w:lang w:val="pt_PT" w:bidi="pt_PT"/>
@@ -47448,7 +47454,7 @@
         </w:rPr>
         <w:t>,</w:t>
       </w:r>
-      <w:hyperlink r:id="rId1078">
+      <w:hyperlink r:id="rId1079">
         <w:r>
           <w:rPr>
             <w:lang w:val="pt_PT" w:bidi="pt_PT"/>
@@ -47466,7 +47472,7 @@
         </w:rPr>
         <w:t xml:space="preserve">; cp. </w:t>
       </w:r>
-      <w:hyperlink r:id="rId1079">
+      <w:hyperlink r:id="rId1080">
         <w:r>
           <w:rPr>
             <w:lang w:val="pt_PT" w:bidi="pt_PT"/>
@@ -47484,7 +47490,7 @@
         </w:rPr>
         <w:t xml:space="preserve">; </w:t>
       </w:r>
-      <w:hyperlink r:id="rId1080">
+      <w:hyperlink r:id="rId1081">
         <w:r>
           <w:rPr>
             <w:lang w:val="pt_PT" w:bidi="pt_PT"/>
@@ -47502,7 +47508,7 @@
         </w:rPr>
         <w:t xml:space="preserve">). Muitos peregrinos celebravam a Páscoa em Jerusalém, onde estava localizado o Templo de Deus (ver </w:t>
       </w:r>
-      <w:hyperlink r:id="rId1081">
+      <w:hyperlink r:id="rId1082">
         <w:r>
           <w:rPr>
             <w:lang w:val="pt_PT" w:bidi="pt_PT"/>
@@ -47568,7 +47574,7 @@
         </w:rPr>
         <w:t xml:space="preserve">As instruções de Jesus aos discípulos são semelhantes às de </w:t>
       </w:r>
-      <w:hyperlink r:id="rId1082">
+      <w:hyperlink r:id="rId1083">
         <w:r>
           <w:rPr>
             <w:lang w:val="pt_PT" w:bidi="pt_PT"/>
@@ -47599,7 +47605,7 @@
         </w:rPr>
         <w:t xml:space="preserve"> que incluía o cordeiro (que precisava ser sacrificado, esfolado, limpo e assado sobre fogo aberto), pão ázimo, uma tigela de água salgada, ervas amargas e uma tigela de purê de frutas, ou kharosheth. Bastante vinho misturado com água era necessário para que Jesus e os discípulos pudessem beber quatro taças cada um para celebrar as quatro bênçãos de Deus (</w:t>
       </w:r>
-      <w:hyperlink r:id="rId1083">
+      <w:hyperlink r:id="rId1084">
         <w:r>
           <w:rPr>
             <w:lang w:val="pt_PT" w:bidi="pt_PT"/>
@@ -47665,7 +47671,7 @@
         </w:rPr>
         <w:t>Com a chegada da noite, Jesus chegou com os Doze ao quarto de hóspedes no andar de cima. "Os Doze" se refere aos discípulos de Jesus como um grupo; dez chegaram com Jesus, pois dois deles já estavam lá (</w:t>
       </w:r>
-      <w:hyperlink r:id="rId1084">
+      <w:hyperlink r:id="rId1085">
         <w:r>
           <w:rPr>
             <w:lang w:val="pt_PT" w:bidi="pt_PT"/>
@@ -47731,7 +47737,7 @@
         </w:rPr>
         <w:t>Como estavam à mesa: A Páscoa era comida em posição reclinada, assim como outras refeições de banquete. Durante a refeição da Páscoa, alguém (geralmente o filho mais novo) perguntaria ao anfitrião: “Por que esta noite é diferente das outras noites?” O pai ou anfitrião então contaria as histórias da Páscoa e do Êxodo (</w:t>
       </w:r>
-      <w:hyperlink r:id="rId1085">
+      <w:hyperlink r:id="rId1086">
         <w:r>
           <w:rPr>
             <w:lang w:val="pt_PT" w:bidi="pt_PT"/>
@@ -47749,7 +47755,7 @@
         </w:rPr>
         <w:t>). Os elementos da refeição da Páscoa eram simbólicos. O cordeiro pascal servia como um lembrete do sangue dos cordeiros sacrificados que protegeram as casas dos israelitas do anjo da morte, que visitou os primogênitos no Egito (</w:t>
       </w:r>
-      <w:hyperlink r:id="rId1086">
+      <w:hyperlink r:id="rId1087">
         <w:r>
           <w:rPr>
             <w:lang w:val="pt_PT" w:bidi="pt_PT"/>
@@ -47767,7 +47773,7 @@
         </w:rPr>
         <w:t>). O pão sem fermento lembrava o rápido êxodo do povo de Deus (</w:t>
       </w:r>
-      <w:hyperlink r:id="rId1087">
+      <w:hyperlink r:id="rId1088">
         <w:r>
           <w:rPr>
             <w:lang w:val="pt_PT" w:bidi="pt_PT"/>
@@ -47785,7 +47791,7 @@
         </w:rPr>
         <w:t>,</w:t>
       </w:r>
-      <w:hyperlink r:id="rId1088">
+      <w:hyperlink r:id="rId1089">
         <w:r>
           <w:rPr>
             <w:lang w:val="pt_PT" w:bidi="pt_PT"/>
@@ -47803,7 +47809,7 @@
         </w:rPr>
         <w:t xml:space="preserve">). A água salgada representava as lágrimas de sua escravidão e a travessia do Mar Vermelho, e as ervas amargas sua escravidão. As quatro taças de vinho reconheciam a promessa quádrupla de Deus em </w:t>
       </w:r>
-      <w:hyperlink r:id="rId1083">
+      <w:hyperlink r:id="rId1084">
         <w:r>
           <w:rPr>
             <w:lang w:val="pt_PT" w:bidi="pt_PT"/>
@@ -47821,7 +47827,7 @@
         </w:rPr>
         <w:t xml:space="preserve">. • O terrível ato de trair Jesus foi mais hediondo pelo fato de que o traidor era um dos que comiam com ele (ver </w:t>
       </w:r>
-      <w:hyperlink r:id="rId1089">
+      <w:hyperlink r:id="rId1090">
         <w:r>
           <w:rPr>
             <w:lang w:val="pt_PT" w:bidi="pt_PT"/>
@@ -47839,7 +47845,7 @@
         </w:rPr>
         <w:t xml:space="preserve">; </w:t>
       </w:r>
-      <w:hyperlink r:id="rId1090">
+      <w:hyperlink r:id="rId1091">
         <w:r>
           <w:rPr>
             <w:lang w:val="pt_PT" w:bidi="pt_PT"/>
@@ -47905,7 +47911,7 @@
         </w:rPr>
         <w:t xml:space="preserve">Os discípulos ficaram chocados e tristes, perguntando: Sou eu? Esta foi a primeira vez que ouviram falar que Jesus seria traído (embora o leitor soubesse desde </w:t>
       </w:r>
-      <w:hyperlink r:id="rId1091">
+      <w:hyperlink r:id="rId1092">
         <w:r>
           <w:rPr>
             <w:lang w:val="pt_PT" w:bidi="pt_PT"/>
@@ -47989,7 +47995,7 @@
         </w:rPr>
         <w:t xml:space="preserve">. Jesus previu essa traição como parte do plano divino (cp. </w:t>
       </w:r>
-      <w:hyperlink r:id="rId694">
+      <w:hyperlink r:id="rId695">
         <w:r>
           <w:rPr>
             <w:lang w:val="pt_PT" w:bidi="pt_PT"/>
@@ -48007,7 +48013,7 @@
         </w:rPr>
         <w:t xml:space="preserve">), mas seu traidor foi condenado. Jesus e os escritores do Evangelho não explicam como a soberania de Deus e a responsabilidade humana de Judas podem coexistir, mas ambos são declarados sem um fato diminuir o outro (ver </w:t>
       </w:r>
-      <w:hyperlink r:id="rId1092">
+      <w:hyperlink r:id="rId1093">
         <w:r>
           <w:rPr>
             <w:lang w:val="pt_PT" w:bidi="pt_PT"/>
@@ -48099,7 +48105,7 @@
         </w:rPr>
         <w:t xml:space="preserve">). Nessas duas visões, quando alguém participa da Ceia do Senhor, ele realmente come e bebe o corpo e o sangue de Jesus. Uma terceira visão é que ao comer o pão e beber o vinho, os cristãos se alimentam espiritualmente de Jesus. Uma quarta visão é que a refeição é principalmente uma memória e os elementos são símbolos do sacrifício de Jesus em nosso favor. Veja também </w:t>
       </w:r>
-      <w:hyperlink r:id="rId1093">
+      <w:hyperlink r:id="rId1094">
         <w:r>
           <w:rPr>
             <w:lang w:val="pt_PT" w:bidi="pt_PT"/>
@@ -48195,7 +48201,7 @@
         </w:rPr>
         <w:t xml:space="preserve">; </w:t>
       </w:r>
-      <w:hyperlink r:id="rId715">
+      <w:hyperlink r:id="rId716">
         <w:r>
           <w:rPr>
             <w:lang w:val="pt_PT" w:bidi="pt_PT"/>
@@ -48213,7 +48219,7 @@
         </w:rPr>
         <w:t>). Isto inaugurou a aliança que Deus fez com seu povo (</w:t>
       </w:r>
-      <w:hyperlink r:id="rId1094">
+      <w:hyperlink r:id="rId1095">
         <w:r>
           <w:rPr>
             <w:lang w:val="pt_PT" w:bidi="pt_PT"/>
@@ -48231,7 +48237,7 @@
         </w:rPr>
         <w:t xml:space="preserve">; </w:t>
       </w:r>
-      <w:hyperlink r:id="rId1095">
+      <w:hyperlink r:id="rId1096">
         <w:r>
           <w:rPr>
             <w:lang w:val="pt_PT" w:bidi="pt_PT"/>
@@ -48249,7 +48255,7 @@
         </w:rPr>
         <w:t xml:space="preserve">; veja </w:t>
       </w:r>
-      <w:hyperlink r:id="rId1096">
+      <w:hyperlink r:id="rId1097">
         <w:r>
           <w:rPr>
             <w:lang w:val="pt_PT" w:bidi="pt_PT"/>
@@ -48267,7 +48273,7 @@
         </w:rPr>
         <w:t xml:space="preserve">; </w:t>
       </w:r>
-      <w:hyperlink r:id="rId1097">
+      <w:hyperlink r:id="rId1098">
         <w:r>
           <w:rPr>
             <w:lang w:val="pt_PT" w:bidi="pt_PT"/>
@@ -48285,7 +48291,7 @@
         </w:rPr>
         <w:t xml:space="preserve">; </w:t>
       </w:r>
-      <w:hyperlink r:id="rId1098">
+      <w:hyperlink r:id="rId1099">
         <w:r>
           <w:rPr>
             <w:lang w:val="pt_PT" w:bidi="pt_PT"/>
@@ -48303,7 +48309,7 @@
         </w:rPr>
         <w:t xml:space="preserve">; </w:t>
       </w:r>
-      <w:hyperlink r:id="rId1099">
+      <w:hyperlink r:id="rId1100">
         <w:r>
           <w:rPr>
             <w:lang w:val="pt_PT" w:bidi="pt_PT"/>
@@ -48339,7 +48345,7 @@
         </w:rPr>
         <w:t xml:space="preserve">; </w:t>
       </w:r>
-      <w:hyperlink r:id="rId1100">
+      <w:hyperlink r:id="rId1101">
         <w:r>
           <w:rPr>
             <w:lang w:val="pt_PT" w:bidi="pt_PT"/>
@@ -48466,7 +48472,7 @@
         </w:rPr>
         <w:t xml:space="preserve"> (</w:t>
       </w:r>
-      <w:hyperlink r:id="rId1101">
+      <w:hyperlink r:id="rId1102">
         <w:r>
           <w:rPr>
             <w:lang w:val="pt_PT" w:bidi="pt_PT"/>
@@ -48545,7 +48551,7 @@
         </w:rPr>
         <w:t xml:space="preserve"> ele encontrou os discípulos na Galileia (ver </w:t>
       </w:r>
-      <w:hyperlink r:id="rId1102">
+      <w:hyperlink r:id="rId1103">
         <w:r>
           <w:rPr>
             <w:lang w:val="pt_PT" w:bidi="pt_PT"/>
@@ -48563,7 +48569,7 @@
         </w:rPr>
         <w:t xml:space="preserve">), onde foram perdoados e restaurados (ver </w:t>
       </w:r>
-      <w:hyperlink r:id="rId1103">
+      <w:hyperlink r:id="rId1104">
         <w:r>
           <w:rPr>
             <w:lang w:val="pt_PT" w:bidi="pt_PT"/>
@@ -48695,7 +48701,7 @@
         </w:rPr>
         <w:t xml:space="preserve">Getsêmani (aramaico, "prensa de óleo") permanece como um olival até os dias de hoje. É chamado de jardim em </w:t>
       </w:r>
-      <w:hyperlink r:id="rId1104">
+      <w:hyperlink r:id="rId1105">
         <w:r>
           <w:rPr>
             <w:lang w:val="pt_PT" w:bidi="pt_PT"/>
@@ -48713,7 +48719,7 @@
         </w:rPr>
         <w:t xml:space="preserve">, e </w:t>
       </w:r>
-      <w:hyperlink r:id="rId1105">
+      <w:hyperlink r:id="rId1106">
         <w:r>
           <w:rPr>
             <w:lang w:val="pt_PT" w:bidi="pt_PT"/>
@@ -48779,7 +48785,7 @@
         </w:rPr>
         <w:t>Jesus foi adiante com Pedro, Tiago e João (</w:t>
       </w:r>
-      <w:hyperlink r:id="rId1106">
+      <w:hyperlink r:id="rId1107">
         <w:r>
           <w:rPr>
             <w:lang w:val="pt_PT" w:bidi="pt_PT"/>
@@ -48797,7 +48803,7 @@
         </w:rPr>
         <w:t xml:space="preserve">; </w:t>
       </w:r>
-      <w:hyperlink r:id="rId1107">
+      <w:hyperlink r:id="rId1108">
         <w:r>
           <w:rPr>
             <w:lang w:val="pt_PT" w:bidi="pt_PT"/>
@@ -48881,7 +48887,7 @@
         </w:rPr>
         <w:t xml:space="preserve">Jesus caiu no chão para orar por causa de sua profunda angústia (ver </w:t>
       </w:r>
-      <w:hyperlink r:id="rId1108">
+      <w:hyperlink r:id="rId1109">
         <w:r>
           <w:rPr>
             <w:lang w:val="pt_PT" w:bidi="pt_PT"/>
@@ -48899,7 +48905,7 @@
         </w:rPr>
         <w:t xml:space="preserve">; </w:t>
       </w:r>
-      <w:hyperlink r:id="rId1109">
+      <w:hyperlink r:id="rId1110">
         <w:r>
           <w:rPr>
             <w:lang w:val="pt_PT" w:bidi="pt_PT"/>
@@ -48917,7 +48923,7 @@
         </w:rPr>
         <w:t xml:space="preserve">; </w:t>
       </w:r>
-      <w:hyperlink r:id="rId1110">
+      <w:hyperlink r:id="rId1111">
         <w:r>
           <w:rPr>
             <w:lang w:val="pt_PT" w:bidi="pt_PT"/>
@@ -48935,7 +48941,7 @@
         </w:rPr>
         <w:t xml:space="preserve">; </w:t>
       </w:r>
-      <w:hyperlink r:id="rId1111">
+      <w:hyperlink r:id="rId1112">
         <w:r>
           <w:rPr>
             <w:lang w:val="pt_PT" w:bidi="pt_PT"/>
@@ -48966,7 +48972,7 @@
         </w:rPr>
         <w:t xml:space="preserve"> indicando sua relação próxima (ver </w:t>
       </w:r>
-      <w:hyperlink r:id="rId1112">
+      <w:hyperlink r:id="rId1113">
         <w:r>
           <w:rPr>
             <w:lang w:val="pt_PT" w:bidi="pt_PT"/>
@@ -49020,7 +49026,7 @@
         </w:rPr>
         <w:t xml:space="preserve">; </w:t>
       </w:r>
-      <w:hyperlink r:id="rId1113">
+      <w:hyperlink r:id="rId1114">
         <w:r>
           <w:rPr>
             <w:lang w:val="pt_PT" w:bidi="pt_PT"/>
@@ -49038,7 +49044,7 @@
         </w:rPr>
         <w:t xml:space="preserve">; </w:t>
       </w:r>
-      <w:hyperlink r:id="rId1114">
+      <w:hyperlink r:id="rId1115">
         <w:r>
           <w:rPr>
             <w:lang w:val="pt_PT" w:bidi="pt_PT"/>
@@ -49104,7 +49110,7 @@
         </w:rPr>
         <w:t xml:space="preserve">você está dormindo? A pergunta foi uma repreensão, pois Jesus sabia que Pedro estava dormindo. • Embora o espírito esteja disposto a evitar a tentação (ver </w:t>
       </w:r>
-      <w:hyperlink r:id="rId1115">
+      <w:hyperlink r:id="rId1116">
         <w:r>
           <w:rPr>
             <w:lang w:val="pt_PT" w:bidi="pt_PT"/>
@@ -49122,7 +49128,7 @@
         </w:rPr>
         <w:t>,</w:t>
       </w:r>
-      <w:hyperlink r:id="rId1116">
+      <w:hyperlink r:id="rId1117">
         <w:r>
           <w:rPr>
             <w:lang w:val="pt_PT" w:bidi="pt_PT"/>
@@ -49201,7 +49207,7 @@
         </w:rPr>
         <w:t xml:space="preserve">O conteúdo da oração de Jesus provavelmente foi o mesmo de antes (ver </w:t>
       </w:r>
-      <w:hyperlink r:id="rId1117">
+      <w:hyperlink r:id="rId1118">
         <w:r>
           <w:rPr>
             <w:lang w:val="pt_PT" w:bidi="pt_PT"/>
@@ -49219,7 +49225,7 @@
         </w:rPr>
         <w:t>,</w:t>
       </w:r>
-      <w:hyperlink r:id="rId1118">
+      <w:hyperlink r:id="rId1119">
         <w:r>
           <w:rPr>
             <w:lang w:val="pt_PT" w:bidi="pt_PT"/>
@@ -49255,7 +49261,7 @@
         </w:rPr>
         <w:t>,</w:t>
       </w:r>
-      <w:hyperlink r:id="rId1119">
+      <w:hyperlink r:id="rId1120">
         <w:r>
           <w:rPr>
             <w:lang w:val="pt_PT" w:bidi="pt_PT"/>
@@ -49286,7 +49292,7 @@
         </w:rPr>
         <w:t>) chegou: A paixão de Jesus havia começado, a hora de derramar o sangue do cordeiro sacrificial (</w:t>
       </w:r>
-      <w:hyperlink r:id="rId670">
+      <w:hyperlink r:id="rId671">
         <w:r>
           <w:rPr>
             <w:lang w:val="pt_PT" w:bidi="pt_PT"/>
@@ -49304,7 +49310,7 @@
         </w:rPr>
         <w:t>). Esta afirmação coincidiu com a chegada de Judas e da multidão armada procurando prender Jesus. Jesus foi traído nas mãos dos pecadores pelos quais ele voluntariamente foi para a cruz (</w:t>
       </w:r>
-      <w:hyperlink r:id="rId1120">
+      <w:hyperlink r:id="rId1121">
         <w:r>
           <w:rPr>
             <w:lang w:val="pt_PT" w:bidi="pt_PT"/>
@@ -49340,7 +49346,7 @@
         </w:rPr>
         <w:t xml:space="preserve">; </w:t>
       </w:r>
-      <w:hyperlink r:id="rId1121">
+      <w:hyperlink r:id="rId1122">
         <w:r>
           <w:rPr>
             <w:lang w:val="pt_PT" w:bidi="pt_PT"/>
@@ -49442,7 +49448,7 @@
         </w:rPr>
         <w:t xml:space="preserve">). Embora quisessem evitar um conflito, a multidão era grande o suficiente para sufocar qualquer resistência de Jesus ou de seus seguidores (cp. </w:t>
       </w:r>
-      <w:hyperlink r:id="rId1122">
+      <w:hyperlink r:id="rId1123">
         <w:r>
           <w:rPr>
             <w:lang w:val="pt_PT" w:bidi="pt_PT"/>
@@ -49460,7 +49466,7 @@
         </w:rPr>
         <w:t xml:space="preserve">; </w:t>
       </w:r>
-      <w:hyperlink r:id="rId1123">
+      <w:hyperlink r:id="rId1124">
         <w:r>
           <w:rPr>
             <w:lang w:val="pt_PT" w:bidi="pt_PT"/>
@@ -49526,7 +49532,7 @@
         </w:rPr>
         <w:t xml:space="preserve">Getsêmani estava escuro, e Jesus era pessoalmente desconhecido para a maioria da multidão enviada para prendê-lo (ver </w:t>
       </w:r>
-      <w:hyperlink r:id="rId1124">
+      <w:hyperlink r:id="rId1125">
         <w:r>
           <w:rPr>
             <w:lang w:val="pt_PT" w:bidi="pt_PT"/>
@@ -49557,7 +49563,7 @@
         </w:rPr>
         <w:t xml:space="preserve"> uma forma comum de cumprimento (</w:t>
       </w:r>
-      <w:hyperlink r:id="rId1125">
+      <w:hyperlink r:id="rId1126">
         <w:r>
           <w:rPr>
             <w:lang w:val="pt_PT" w:bidi="pt_PT"/>
@@ -49575,7 +49581,7 @@
         </w:rPr>
         <w:t xml:space="preserve">; </w:t>
       </w:r>
-      <w:hyperlink r:id="rId1126">
+      <w:hyperlink r:id="rId1127">
         <w:r>
           <w:rPr>
             <w:lang w:val="pt_PT" w:bidi="pt_PT"/>
@@ -49593,7 +49599,7 @@
         </w:rPr>
         <w:t xml:space="preserve">; </w:t>
       </w:r>
-      <w:hyperlink r:id="rId1127">
+      <w:hyperlink r:id="rId1128">
         <w:r>
           <w:rPr>
             <w:lang w:val="pt_PT" w:bidi="pt_PT"/>
@@ -49659,7 +49665,7 @@
         </w:rPr>
         <w:t xml:space="preserve">Um dos homens com Jesus (Pedro, ver </w:t>
       </w:r>
-      <w:hyperlink r:id="rId1128">
+      <w:hyperlink r:id="rId1129">
         <w:r>
           <w:rPr>
             <w:lang w:val="pt_PT" w:bidi="pt_PT"/>
@@ -49677,7 +49683,7 @@
         </w:rPr>
         <w:t xml:space="preserve">) tentou uma defesa apressada ao cortar a orelha do servo do sumo sacerdote (ver </w:t>
       </w:r>
-      <w:hyperlink r:id="rId1129">
+      <w:hyperlink r:id="rId1130">
         <w:r>
           <w:rPr>
             <w:lang w:val="pt_PT" w:bidi="pt_PT"/>
@@ -49743,7 +49749,7 @@
         </w:rPr>
         <w:t xml:space="preserve">Mas tudo estava acontecendo para cumprir o que as Escrituras dizem sobre Jesus. Marcos assim tranquilizou seus leitores de que esses eventos faziam parte do plano divino de Deus. Veja </w:t>
       </w:r>
-      <w:hyperlink r:id="rId1130">
+      <w:hyperlink r:id="rId1131">
         <w:r>
           <w:rPr>
             <w:lang w:val="pt_PT" w:bidi="pt_PT"/>
@@ -49809,7 +49815,7 @@
         </w:rPr>
         <w:t>Como Jesus havia previsto apenas algumas horas antes (</w:t>
       </w:r>
-      <w:hyperlink r:id="rId1131">
+      <w:hyperlink r:id="rId1132">
         <w:r>
           <w:rPr>
             <w:lang w:val="pt_PT" w:bidi="pt_PT"/>
@@ -49923,7 +49929,7 @@
         </w:rPr>
         <w:t>Os principais sacerdotes, os anciãos e os mestres da lei não eram sinônimos de "todo o conselho supremo" (</w:t>
       </w:r>
-      <w:hyperlink r:id="rId1132">
+      <w:hyperlink r:id="rId1133">
         <w:r>
           <w:rPr>
             <w:lang w:val="pt_PT" w:bidi="pt_PT"/>
@@ -49941,7 +49947,7 @@
         </w:rPr>
         <w:t xml:space="preserve">; </w:t>
       </w:r>
-      <w:hyperlink r:id="rId797">
+      <w:hyperlink r:id="rId798">
         <w:r>
           <w:rPr>
             <w:lang w:val="pt_PT" w:bidi="pt_PT"/>
@@ -49972,7 +49978,7 @@
         </w:rPr>
         <w:t xml:space="preserve"> onde o Sinédrio estava reunido. O palco está montado para a negação de Pedro (</w:t>
       </w:r>
-      <w:hyperlink r:id="rId1119">
+      <w:hyperlink r:id="rId1120">
         <w:r>
           <w:rPr>
             <w:lang w:val="pt_PT" w:bidi="pt_PT"/>
@@ -50077,38 +50083,38 @@
         </w:rPr>
         <w:t xml:space="preserve"> (ver </w:t>
       </w:r>
+      <w:hyperlink r:id="rId1134">
+        <w:r>
+          <w:rPr>
+            <w:lang w:val="pt_PT" w:bidi="pt_PT"/>
+          </w:rPr>
+          <w:rPr>
+            <w:color w:val="0000EE"/>
+            <w:u w:val="single"/>
+          </w:rPr>
+          <w:t>Atos 23.6–10</w:t>
+        </w:r>
+      </w:hyperlink>
+      <w:r>
+        <w:rPr>
+          <w:lang w:val="pt_PT" w:bidi="pt_PT"/>
+        </w:rPr>
+        <w:t xml:space="preserve">); (4) as regras encontradas em </w:t>
+      </w:r>
+      <w:r>
+        <w:rPr>
+          <w:i/>
+          <w:lang w:val="pt_PT" w:bidi="pt_PT"/>
+        </w:rPr>
+        <w:t>Mishná Sanhedrin</w:t>
+      </w:r>
+      <w:r>
+        <w:rPr>
+          <w:lang w:val="pt_PT" w:bidi="pt_PT"/>
+        </w:rPr>
+        <w:t xml:space="preserve"> às vezes entram em conflito com o que o historiador judeu Josefo escreveu; (5) as leis de conduta existentes não foram necessariamente seguidas—Jesus estava sendo julgado por um tribunal desonesto, no qual a sentença estava predeterminada e apenas a acusação para executá-la estava sendo procurada (</w:t>
+      </w:r>
       <w:hyperlink r:id="rId1133">
-        <w:r>
-          <w:rPr>
-            <w:lang w:val="pt_PT" w:bidi="pt_PT"/>
-          </w:rPr>
-          <w:rPr>
-            <w:color w:val="0000EE"/>
-            <w:u w:val="single"/>
-          </w:rPr>
-          <w:t>Atos 23.6–10</w:t>
-        </w:r>
-      </w:hyperlink>
-      <w:r>
-        <w:rPr>
-          <w:lang w:val="pt_PT" w:bidi="pt_PT"/>
-        </w:rPr>
-        <w:t xml:space="preserve">); (4) as regras encontradas em </w:t>
-      </w:r>
-      <w:r>
-        <w:rPr>
-          <w:i/>
-          <w:lang w:val="pt_PT" w:bidi="pt_PT"/>
-        </w:rPr>
-        <w:t>Mishná Sanhedrin</w:t>
-      </w:r>
-      <w:r>
-        <w:rPr>
-          <w:lang w:val="pt_PT" w:bidi="pt_PT"/>
-        </w:rPr>
-        <w:t xml:space="preserve"> às vezes entram em conflito com o que o historiador judeu Josefo escreveu; (5) as leis de conduta existentes não foram necessariamente seguidas—Jesus estava sendo julgado por um tribunal desonesto, no qual a sentença estava predeterminada e apenas a acusação para executá-la estava sendo procurada (</w:t>
-      </w:r>
-      <w:hyperlink r:id="rId1132">
         <w:r>
           <w:rPr>
             <w:lang w:val="pt_PT" w:bidi="pt_PT"/>
@@ -50200,7 +50206,7 @@
         </w:rPr>
         <w:t>O julgamento ocorreu diante de todo o alto conselho (o Sinédrio grego), que tinha setenta membros e era liderado pelo sumo sacerdote. Os Evangelhos retratam um julgamento formal: Houve uma busca por testemunhas (</w:t>
       </w:r>
-      <w:hyperlink r:id="rId1132">
+      <w:hyperlink r:id="rId1133">
         <w:r>
           <w:rPr>
             <w:lang w:val="pt_PT" w:bidi="pt_PT"/>
@@ -50218,7 +50224,7 @@
         </w:rPr>
         <w:t>), testemunho ocular (</w:t>
       </w:r>
-      <w:hyperlink r:id="rId1134">
+      <w:hyperlink r:id="rId1135">
         <w:r>
           <w:rPr>
             <w:lang w:val="pt_PT" w:bidi="pt_PT"/>
@@ -50236,7 +50242,7 @@
         </w:rPr>
         <w:t>), Jesus sendo colocado sob juramento (</w:t>
       </w:r>
-      <w:hyperlink r:id="rId1135">
+      <w:hyperlink r:id="rId1136">
         <w:r>
           <w:rPr>
             <w:lang w:val="pt_PT" w:bidi="pt_PT"/>
@@ -50254,7 +50260,7 @@
         </w:rPr>
         <w:t>), Jesus sendo permitido a se defender (</w:t>
       </w:r>
-      <w:hyperlink r:id="rId1136">
+      <w:hyperlink r:id="rId1137">
         <w:r>
           <w:rPr>
             <w:lang w:val="pt_PT" w:bidi="pt_PT"/>
@@ -50272,7 +50278,7 @@
         </w:rPr>
         <w:t>), o sumo sacerdote rasgando suas vestes (</w:t>
       </w:r>
-      <w:hyperlink r:id="rId1137">
+      <w:hyperlink r:id="rId1138">
         <w:r>
           <w:rPr>
             <w:lang w:val="pt_PT" w:bidi="pt_PT"/>
@@ -50290,7 +50296,7 @@
         </w:rPr>
         <w:t>), e o veredito final pelo Sinédrio (</w:t>
       </w:r>
-      <w:hyperlink r:id="rId1138">
+      <w:hyperlink r:id="rId1139">
         <w:r>
           <w:rPr>
             <w:lang w:val="pt_PT" w:bidi="pt_PT"/>
@@ -50308,7 +50314,7 @@
         </w:rPr>
         <w:t xml:space="preserve">). Isso não significa que tenha sido um julgamento justo — a decisão de condenar Jesus à morte já havia sido tomada. A evidência não foi buscada para determinar a verdade, mas para obter um veredicto de culpa e sentença de morte. • Testemunhas falsas dando falso testemunho distorceram o que Jesus disse sobre a destruição e reconstrução do Templo (ver </w:t>
       </w:r>
-      <w:hyperlink r:id="rId782">
+      <w:hyperlink r:id="rId783">
         <w:r>
           <w:rPr>
             <w:lang w:val="pt_PT" w:bidi="pt_PT"/>
@@ -50326,7 +50332,7 @@
         </w:rPr>
         <w:t xml:space="preserve">; </w:t>
       </w:r>
-      <w:hyperlink r:id="rId1139">
+      <w:hyperlink r:id="rId1140">
         <w:r>
           <w:rPr>
             <w:lang w:val="pt_PT" w:bidi="pt_PT"/>
@@ -50344,7 +50350,7 @@
         </w:rPr>
         <w:t xml:space="preserve">; </w:t>
       </w:r>
-      <w:hyperlink r:id="rId1140">
+      <w:hyperlink r:id="rId1141">
         <w:r>
           <w:rPr>
             <w:lang w:val="pt_PT" w:bidi="pt_PT"/>
@@ -50477,7 +50483,7 @@
         </w:rPr>
         <w:t>Uma vez que as testemunhas falsas não concordaram (</w:t>
       </w:r>
-      <w:hyperlink r:id="rId1141">
+      <w:hyperlink r:id="rId1142">
         <w:r>
           <w:rPr>
             <w:lang w:val="pt_PT" w:bidi="pt_PT"/>
@@ -50663,7 +50669,7 @@
         </w:rPr>
         <w:t>), e pelos discípulos (</w:t>
       </w:r>
-      <w:hyperlink r:id="rId1142">
+      <w:hyperlink r:id="rId1143">
         <w:r>
           <w:rPr>
             <w:lang w:val="pt_PT" w:bidi="pt_PT"/>
@@ -50694,7 +50700,7 @@
         </w:rPr>
         <w:t xml:space="preserve"> o que predizia sua ressurreição e ascensão (</w:t>
       </w:r>
-      <w:hyperlink r:id="rId1143">
+      <w:hyperlink r:id="rId1144">
         <w:r>
           <w:rPr>
             <w:lang w:val="pt_PT" w:bidi="pt_PT"/>
@@ -50712,7 +50718,7 @@
         </w:rPr>
         <w:t xml:space="preserve">; </w:t>
       </w:r>
-      <w:hyperlink r:id="rId1015">
+      <w:hyperlink r:id="rId1016">
         <w:r>
           <w:rPr>
             <w:lang w:val="pt_PT" w:bidi="pt_PT"/>
@@ -50730,7 +50736,7 @@
         </w:rPr>
         <w:t xml:space="preserve">; veja </w:t>
       </w:r>
-      <w:hyperlink r:id="rId1144">
+      <w:hyperlink r:id="rId1145">
         <w:r>
           <w:rPr>
             <w:lang w:val="pt_PT" w:bidi="pt_PT"/>
@@ -50748,7 +50754,7 @@
         </w:rPr>
         <w:t xml:space="preserve">; </w:t>
       </w:r>
-      <w:hyperlink r:id="rId1145">
+      <w:hyperlink r:id="rId1146">
         <w:r>
           <w:rPr>
             <w:lang w:val="pt_PT" w:bidi="pt_PT"/>
@@ -50832,7 +50838,7 @@
         </w:rPr>
         <w:t xml:space="preserve"> (ver </w:t>
       </w:r>
-      <w:hyperlink r:id="rId1146">
+      <w:hyperlink r:id="rId1147">
         <w:r>
           <w:rPr>
             <w:lang w:val="pt_PT" w:bidi="pt_PT"/>
@@ -50850,7 +50856,7 @@
         </w:rPr>
         <w:t xml:space="preserve">). No entanto, Marcos não está necessariamente repetindo as palavras reais que Jesus disse em seu julgamento (cp. </w:t>
       </w:r>
-      <w:hyperlink r:id="rId1147">
+      <w:hyperlink r:id="rId1148">
         <w:r>
           <w:rPr>
             <w:lang w:val="pt_PT" w:bidi="pt_PT"/>
@@ -50868,7 +50874,7 @@
         </w:rPr>
         <w:t xml:space="preserve">; </w:t>
       </w:r>
-      <w:hyperlink r:id="rId1148">
+      <w:hyperlink r:id="rId1149">
         <w:r>
           <w:rPr>
             <w:lang w:val="pt_PT" w:bidi="pt_PT"/>
@@ -50886,7 +50892,7 @@
         </w:rPr>
         <w:t xml:space="preserve">), então essas palavras poderiam simplesmente estar indicando a resposta afirmativa de Jesus à pergunta do sumo sacerdote. Ele era o Messias, o Filho de Deus. Durante a segunda revolta judaica contra Roma, Bar Kokhba (132–135 d.C.) afirmou ser o Messias, e isso não foi considerado blasfemo. A identificação de Jesus como o Filho do Homem não pode ter sido considerada blasfema, pois temos mais de cinquenta instâncias anteriores ao julgamento de Jesus em que ele usou esse título, e a acusação de blasfêmia nunca foi levantada. No entanto, foi demais para o sumo sacerdote e o Sinédrio quando Jesus claramente afirmou ser o Filho do Homem de </w:t>
       </w:r>
-      <w:hyperlink r:id="rId1149">
+      <w:hyperlink r:id="rId1150">
         <w:r>
           <w:rPr>
             <w:lang w:val="pt_PT" w:bidi="pt_PT"/>
@@ -50904,7 +50910,7 @@
         </w:rPr>
         <w:t xml:space="preserve"> vindo em nome de Deus para julgar o mundo. Esta declaração foi adicionada ao fato de que, durante seu ministério, Jesus perdoou pecados (</w:t>
       </w:r>
-      <w:hyperlink r:id="rId1150">
+      <w:hyperlink r:id="rId1151">
         <w:r>
           <w:rPr>
             <w:lang w:val="pt_PT" w:bidi="pt_PT"/>
@@ -50922,7 +50928,7 @@
         </w:rPr>
         <w:t xml:space="preserve">; </w:t>
       </w:r>
-      <w:hyperlink r:id="rId1151">
+      <w:hyperlink r:id="rId1152">
         <w:r>
           <w:rPr>
             <w:lang w:val="pt_PT" w:bidi="pt_PT"/>
@@ -50940,7 +50946,7 @@
         </w:rPr>
         <w:t>), afirmou ser o Filho de Deus (</w:t>
       </w:r>
-      <w:hyperlink r:id="rId1152">
+      <w:hyperlink r:id="rId1153">
         <w:r>
           <w:rPr>
             <w:lang w:val="pt_PT" w:bidi="pt_PT"/>
@@ -50976,7 +50982,7 @@
         </w:rPr>
         <w:t>), e afirmou ser o Senhor do Sábado (</w:t>
       </w:r>
-      <w:hyperlink r:id="rId747">
+      <w:hyperlink r:id="rId748">
         <w:r>
           <w:rPr>
             <w:lang w:val="pt_PT" w:bidi="pt_PT"/>
@@ -50994,7 +51000,7 @@
         </w:rPr>
         <w:t>). Já convencidos de que Jesus deveria ser condenado à morte, os líderes religiosos agora pronunciaram o veredito de culpa predeterminado (</w:t>
       </w:r>
-      <w:hyperlink r:id="rId1132">
+      <w:hyperlink r:id="rId1133">
         <w:r>
           <w:rPr>
             <w:lang w:val="pt_PT" w:bidi="pt_PT"/>
@@ -51060,7 +51066,7 @@
         </w:rPr>
         <w:t xml:space="preserve">cuspir: Veja </w:t>
       </w:r>
-      <w:hyperlink r:id="rId871">
+      <w:hyperlink r:id="rId872">
         <w:r>
           <w:rPr>
             <w:lang w:val="pt_PT" w:bidi="pt_PT"/>
@@ -51096,7 +51102,7 @@
         </w:rPr>
         <w:t>,</w:t>
       </w:r>
-      <w:hyperlink r:id="rId1153">
+      <w:hyperlink r:id="rId1154">
         <w:r>
           <w:rPr>
             <w:lang w:val="pt_PT" w:bidi="pt_PT"/>
@@ -51114,7 +51120,7 @@
         </w:rPr>
         <w:t xml:space="preserve">; </w:t>
       </w:r>
-      <w:hyperlink r:id="rId1154">
+      <w:hyperlink r:id="rId1155">
         <w:r>
           <w:rPr>
             <w:lang w:val="pt_PT" w:bidi="pt_PT"/>
@@ -51150,7 +51156,7 @@
         </w:rPr>
         <w:t>. • Um abuso semelhante seguiria seu julgamento diante de Pôncio Pilatos (</w:t>
       </w:r>
-      <w:hyperlink r:id="rId1155">
+      <w:hyperlink r:id="rId1156">
         <w:r>
           <w:rPr>
             <w:lang w:val="pt_PT" w:bidi="pt_PT"/>
@@ -51282,7 +51288,7 @@
         </w:rPr>
         <w:t>O título Jesus de Nazaré pode ter sido desprezível, pois os judeus tinham uma baixa opinião dos galileus (</w:t>
       </w:r>
-      <w:hyperlink r:id="rId1156">
+      <w:hyperlink r:id="rId1157">
         <w:r>
           <w:rPr>
             <w:lang w:val="pt_PT" w:bidi="pt_PT"/>
@@ -51300,7 +51306,7 @@
         </w:rPr>
         <w:t xml:space="preserve">; </w:t>
       </w:r>
-      <w:hyperlink r:id="rId1157">
+      <w:hyperlink r:id="rId1158">
         <w:r>
           <w:rPr>
             <w:lang w:val="pt_PT" w:bidi="pt_PT"/>
@@ -51318,7 +51324,7 @@
         </w:rPr>
         <w:t>,</w:t>
       </w:r>
-      <w:hyperlink r:id="rId1158">
+      <w:hyperlink r:id="rId1159">
         <w:r>
           <w:rPr>
             <w:lang w:val="pt_PT" w:bidi="pt_PT"/>
@@ -51432,7 +51438,7 @@
         </w:rPr>
         <w:t xml:space="preserve">A criada repetiu sua acusação para outros espectadores. Os outros pensaram que Pedro era seguidor de Jesus porque ele era galileu (ver </w:t>
       </w:r>
-      <w:hyperlink r:id="rId1159">
+      <w:hyperlink r:id="rId1160">
         <w:r>
           <w:rPr>
             <w:lang w:val="pt_PT" w:bidi="pt_PT"/>
@@ -51450,7 +51456,7 @@
         </w:rPr>
         <w:t xml:space="preserve">; cp. </w:t>
       </w:r>
-      <w:hyperlink r:id="rId1160">
+      <w:hyperlink r:id="rId1161">
         <w:r>
           <w:rPr>
             <w:lang w:val="pt_PT" w:bidi="pt_PT"/>
@@ -51661,7 +51667,7 @@
         </w:rPr>
         <w:t xml:space="preserve"> e continua a partir deste ponto. • Como o alto conselho não tinha autoridade para instituir a pena de morte (</w:t>
       </w:r>
-      <w:hyperlink r:id="rId696">
+      <w:hyperlink r:id="rId697">
         <w:r>
           <w:rPr>
             <w:lang w:val="pt_PT" w:bidi="pt_PT"/>
@@ -51775,7 +51781,7 @@
         </w:rPr>
         <w:t>A frase rei dos judeus é o equivalente gentio do título judaico, “Rei de Israel” (</w:t>
       </w:r>
-      <w:hyperlink r:id="rId1161">
+      <w:hyperlink r:id="rId1162">
         <w:r>
           <w:rPr>
             <w:lang w:val="pt_PT" w:bidi="pt_PT"/>
@@ -51793,7 +51799,7 @@
         </w:rPr>
         <w:t>). • Você disse isso: A resposta de Jesus à pergunta de Pilatos é encontrada nos quatro Evangelhos; Jesus claramente se entendia como rei (</w:t>
       </w:r>
-      <w:hyperlink r:id="rId1162">
+      <w:hyperlink r:id="rId1163">
         <w:r>
           <w:rPr>
             <w:lang w:val="pt_PT" w:bidi="pt_PT"/>
@@ -51811,7 +51817,7 @@
         </w:rPr>
         <w:t xml:space="preserve">; </w:t>
       </w:r>
-      <w:hyperlink r:id="rId1163">
+      <w:hyperlink r:id="rId1164">
         <w:r>
           <w:rPr>
             <w:lang w:val="pt_PT" w:bidi="pt_PT"/>
@@ -51865,7 +51871,7 @@
         </w:rPr>
         <w:t>), embora Pilatos tenha entendido que Jesus não representava uma ameaça política (</w:t>
       </w:r>
-      <w:hyperlink r:id="rId1164">
+      <w:hyperlink r:id="rId1165">
         <w:r>
           <w:rPr>
             <w:lang w:val="pt_PT" w:bidi="pt_PT"/>
@@ -51979,7 +51985,7 @@
         </w:rPr>
         <w:t xml:space="preserve">O costume descrito em </w:t>
       </w:r>
-      <w:hyperlink r:id="rId1165">
+      <w:hyperlink r:id="rId1166">
         <w:r>
           <w:rPr>
             <w:lang w:val="pt_PT" w:bidi="pt_PT"/>
@@ -51997,7 +52003,7 @@
         </w:rPr>
         <w:t xml:space="preserve"> não é conhecido fora dos Evangelhos, mas todos os quatro Evangelhos se referem a ele (</w:t>
       </w:r>
-      <w:hyperlink r:id="rId1166">
+      <w:hyperlink r:id="rId1167">
         <w:r>
           <w:rPr>
             <w:lang w:val="pt_PT" w:bidi="pt_PT"/>
@@ -52015,7 +52021,7 @@
         </w:rPr>
         <w:t xml:space="preserve">; </w:t>
       </w:r>
-      <w:hyperlink r:id="rId1167">
+      <w:hyperlink r:id="rId1168">
         <w:r>
           <w:rPr>
             <w:lang w:val="pt_PT" w:bidi="pt_PT"/>
@@ -52033,7 +52039,7 @@
         </w:rPr>
         <w:t xml:space="preserve">; </w:t>
       </w:r>
-      <w:hyperlink r:id="rId1168">
+      <w:hyperlink r:id="rId1169">
         <w:r>
           <w:rPr>
             <w:lang w:val="pt_PT" w:bidi="pt_PT"/>
@@ -52051,7 +52057,7 @@
         </w:rPr>
         <w:t xml:space="preserve">); em muitas instâncias, prisioneiros no mundo antigo eram libertados em feriados especiais. • Barrabás: Ver também </w:t>
       </w:r>
-      <w:hyperlink r:id="rId1169">
+      <w:hyperlink r:id="rId1170">
         <w:r>
           <w:rPr>
             <w:lang w:val="pt_PT" w:bidi="pt_PT"/>
@@ -52069,7 +52075,7 @@
         </w:rPr>
         <w:t xml:space="preserve">; </w:t>
       </w:r>
-      <w:hyperlink r:id="rId1170">
+      <w:hyperlink r:id="rId1171">
         <w:r>
           <w:rPr>
             <w:lang w:val="pt_PT" w:bidi="pt_PT"/>
@@ -52087,7 +52093,7 @@
         </w:rPr>
         <w:t>. • que havia cometido assassinato em uma revolta: A disposição de Pilatos em libertar Barrabás (</w:t>
       </w:r>
-      <w:hyperlink r:id="rId1171">
+      <w:hyperlink r:id="rId1172">
         <w:r>
           <w:rPr>
             <w:lang w:val="pt_PT" w:bidi="pt_PT"/>
@@ -52201,7 +52207,7 @@
         </w:rPr>
         <w:t xml:space="preserve">para pacificar a multidão: Para proteger seu trabalho, Pilatos ordenou que um homem completamente inocente fosse crucificado. • Ele ordenou que Jesus fosse açoitado: O castigo era preliminar à crucificação. Era feito com chicotes de couro pontiagudos com metal, pedra ou osso. Essa laceração da carne por si só poderia levar à morte. A predição de Jesus em </w:t>
       </w:r>
-      <w:hyperlink r:id="rId871">
+      <w:hyperlink r:id="rId872">
         <w:r>
           <w:rPr>
             <w:lang w:val="pt_PT" w:bidi="pt_PT"/>
@@ -52328,7 +52334,7 @@
         </w:rPr>
         <w:t>O relato da crucificação é um dos relatos mais historicamente certos da história antiga. Por que a igreja primitiva criaria uma história na qual o objeto de sua fé foi crucificado? Essa história era e ainda é uma ofensa para os judeus e um absurdo para os gentios (</w:t>
       </w:r>
-      <w:hyperlink r:id="rId1172">
+      <w:hyperlink r:id="rId1173">
         <w:r>
           <w:rPr>
             <w:lang w:val="pt_PT" w:bidi="pt_PT"/>
@@ -52394,7 +52400,7 @@
         </w:rPr>
         <w:t>uma túnica roxa: Pano roxo, feito com um corante caro, era usado pela realeza e por outros indivíduos ricos (</w:t>
       </w:r>
-      <w:hyperlink r:id="rId1173">
+      <w:hyperlink r:id="rId1174">
         <w:r>
           <w:rPr>
             <w:lang w:val="pt_PT" w:bidi="pt_PT"/>
@@ -52557,7 +52563,7 @@
         </w:rPr>
         <w:t xml:space="preserve">Depois que deixaram a cidade murada de Jerusalém, a força de Jesus aparentemente falhou. Os soldados romanos forçaram Simão... de Cirene, no norte da África, a carregar a cruz de Jesus (cp. </w:t>
       </w:r>
-      <w:hyperlink r:id="rId853">
+      <w:hyperlink r:id="rId854">
         <w:r>
           <w:rPr>
             <w:lang w:val="pt_PT" w:bidi="pt_PT"/>
@@ -52614,7 +52620,7 @@
         </w:rPr>
         <w:t xml:space="preserve"> que provavelmente eram conhecidos dos leitores de Marcos (cp. </w:t>
       </w:r>
-      <w:hyperlink r:id="rId1174">
+      <w:hyperlink r:id="rId1175">
         <w:r>
           <w:rPr>
             <w:lang w:val="pt_PT" w:bidi="pt_PT"/>
@@ -52645,7 +52651,7 @@
         </w:rPr>
         <w:t xml:space="preserve"> ("Calvário"). No tempo de Jesus, Gólgota ficava fora da cidade murada de Jerusalém (</w:t>
       </w:r>
-      <w:hyperlink r:id="rId1175">
+      <w:hyperlink r:id="rId1176">
         <w:r>
           <w:rPr>
             <w:lang w:val="pt_PT" w:bidi="pt_PT"/>
@@ -52663,7 +52669,7 @@
         </w:rPr>
         <w:t xml:space="preserve">; ver </w:t>
       </w:r>
-      <w:hyperlink r:id="rId1176">
+      <w:hyperlink r:id="rId1177">
         <w:r>
           <w:rPr>
             <w:lang w:val="pt_PT" w:bidi="pt_PT"/>
@@ -52681,7 +52687,7 @@
         </w:rPr>
         <w:t xml:space="preserve">; </w:t>
       </w:r>
-      <w:hyperlink r:id="rId1177">
+      <w:hyperlink r:id="rId1178">
         <w:r>
           <w:rPr>
             <w:lang w:val="pt_PT" w:bidi="pt_PT"/>
@@ -52747,7 +52753,7 @@
         </w:rPr>
         <w:t>Se foi oferecido a Jesus uma bebida de vinho misturado com mirra em bondade (</w:t>
       </w:r>
-      <w:hyperlink r:id="rId1178">
+      <w:hyperlink r:id="rId1179">
         <w:r>
           <w:rPr>
             <w:lang w:val="pt_PT" w:bidi="pt_PT"/>
@@ -52765,7 +52771,7 @@
         </w:rPr>
         <w:t>) ou em zombaria é incerto. Jesus recusou a bebida, pois tinha se comprometido a beber o cálice que Deus lhe tinha dado (</w:t>
       </w:r>
-      <w:hyperlink r:id="rId1179">
+      <w:hyperlink r:id="rId1180">
         <w:r>
           <w:rPr>
             <w:lang w:val="pt_PT" w:bidi="pt_PT"/>
@@ -52849,7 +52855,7 @@
         </w:rPr>
         <w:t>A crucificação remonta aos medos e persas nos anos 600 a.C. Espalhou-se para o mundo do Mediterrâneo oriental nos anos 300 a.C. através de Alexandre, o Grande, e tornou-se a forma dominante de punição capital no Império Romano até 337 d.C., quando foi proibida por Constantino. Era lenta, vergonhosa e torturante. A vítima às vezes vivia por dias, e corvos e cachorros se alimentavam das vítimas mesmo antes delas morrerem. Uma pessoa poderia ser fixada na cruz por cordas ou, como Jesus (</w:t>
       </w:r>
-      <w:hyperlink r:id="rId1180">
+      <w:hyperlink r:id="rId1181">
         <w:r>
           <w:rPr>
             <w:lang w:val="pt_PT" w:bidi="pt_PT"/>
@@ -52867,7 +52873,7 @@
         </w:rPr>
         <w:t xml:space="preserve">; </w:t>
       </w:r>
-      <w:hyperlink r:id="rId1181">
+      <w:hyperlink r:id="rId1182">
         <w:r>
           <w:rPr>
             <w:lang w:val="pt_PT" w:bidi="pt_PT"/>
@@ -52885,7 +52891,7 @@
         </w:rPr>
         <w:t>,</w:t>
       </w:r>
-      <w:hyperlink r:id="rId1182">
+      <w:hyperlink r:id="rId1183">
         <w:r>
           <w:rPr>
             <w:lang w:val="pt_PT" w:bidi="pt_PT"/>
@@ -52903,7 +52909,7 @@
         </w:rPr>
         <w:t xml:space="preserve">; veja </w:t>
       </w:r>
-      <w:hyperlink r:id="rId1183">
+      <w:hyperlink r:id="rId1184">
         <w:r>
           <w:rPr>
             <w:lang w:val="pt_PT" w:bidi="pt_PT"/>
@@ -52969,7 +52975,7 @@
         </w:rPr>
         <w:t xml:space="preserve">Marcos registra a crucificação de Jesus como ocorrendo na terceira hora, ou nove horas da manhã. </w:t>
       </w:r>
-      <w:hyperlink r:id="rId1080">
+      <w:hyperlink r:id="rId1081">
         <w:r>
           <w:rPr>
             <w:lang w:val="pt_PT" w:bidi="pt_PT"/>
@@ -52987,7 +52993,7 @@
         </w:rPr>
         <w:t xml:space="preserve"> dá o horário por volta da sexta hora, ou meio-dia. Estes são estimativas aproximadas de tempo, e eventos no final da manhã eram tipicamente descritos como ocorrendo por volta da terceira (</w:t>
       </w:r>
-      <w:hyperlink r:id="rId1184">
+      <w:hyperlink r:id="rId1185">
         <w:r>
           <w:rPr>
             <w:lang w:val="pt_PT" w:bidi="pt_PT"/>
@@ -53005,7 +53011,7 @@
         </w:rPr>
         <w:t xml:space="preserve">; </w:t>
       </w:r>
-      <w:hyperlink r:id="rId1185">
+      <w:hyperlink r:id="rId1186">
         <w:r>
           <w:rPr>
             <w:lang w:val="pt_PT" w:bidi="pt_PT"/>
@@ -53023,7 +53029,7 @@
         </w:rPr>
         <w:t>) ou sexta hora (</w:t>
       </w:r>
-      <w:hyperlink r:id="rId1186">
+      <w:hyperlink r:id="rId1187">
         <w:r>
           <w:rPr>
             <w:lang w:val="pt_PT" w:bidi="pt_PT"/>
@@ -53041,7 +53047,7 @@
         </w:rPr>
         <w:t xml:space="preserve">; </w:t>
       </w:r>
-      <w:hyperlink r:id="rId1187">
+      <w:hyperlink r:id="rId1188">
         <w:r>
           <w:rPr>
             <w:lang w:val="pt_PT" w:bidi="pt_PT"/>
@@ -53059,7 +53065,7 @@
         </w:rPr>
         <w:t xml:space="preserve">; </w:t>
       </w:r>
-      <w:hyperlink r:id="rId1188">
+      <w:hyperlink r:id="rId1189">
         <w:r>
           <w:rPr>
             <w:lang w:val="pt_PT" w:bidi="pt_PT"/>
@@ -53077,7 +53083,7 @@
         </w:rPr>
         <w:t xml:space="preserve">; </w:t>
       </w:r>
-      <w:hyperlink r:id="rId1189">
+      <w:hyperlink r:id="rId1190">
         <w:r>
           <w:rPr>
             <w:lang w:val="pt_PT" w:bidi="pt_PT"/>
@@ -53095,7 +53101,7 @@
         </w:rPr>
         <w:t xml:space="preserve">; </w:t>
       </w:r>
-      <w:hyperlink r:id="rId1190">
+      <w:hyperlink r:id="rId1191">
         <w:r>
           <w:rPr>
             <w:lang w:val="pt_PT" w:bidi="pt_PT"/>
@@ -53113,7 +53119,7 @@
         </w:rPr>
         <w:t xml:space="preserve">; </w:t>
       </w:r>
-      <w:hyperlink r:id="rId1080">
+      <w:hyperlink r:id="rId1081">
         <w:r>
           <w:rPr>
             <w:lang w:val="pt_PT" w:bidi="pt_PT"/>
@@ -53131,7 +53137,7 @@
         </w:rPr>
         <w:t xml:space="preserve">; </w:t>
       </w:r>
-      <w:hyperlink r:id="rId1191">
+      <w:hyperlink r:id="rId1192">
         <w:r>
           <w:rPr>
             <w:lang w:val="pt_PT" w:bidi="pt_PT"/>
@@ -53306,7 +53312,7 @@
         </w:rPr>
         <w:t xml:space="preserve">), balançavam a cabeça com desprezo (ver </w:t>
       </w:r>
-      <w:hyperlink r:id="rId1192">
+      <w:hyperlink r:id="rId1193">
         <w:r>
           <w:rPr>
             <w:lang w:val="pt_PT" w:bidi="pt_PT"/>
@@ -53390,7 +53396,7 @@
         </w:rPr>
         <w:t xml:space="preserve">Os dois homens que foram crucificados com Jesus também zombaram dele. Poderíamos esperar compaixão daqueles que sofrem um destino cruel semelhante (cp. </w:t>
       </w:r>
-      <w:hyperlink r:id="rId1193">
+      <w:hyperlink r:id="rId1194">
         <w:r>
           <w:rPr>
             <w:lang w:val="pt_PT" w:bidi="pt_PT"/>
@@ -53482,7 +53488,7 @@
         </w:rPr>
         <w:t xml:space="preserve">). A expressão "toda a terra" provavelmente se refere a toda a Judéia. A escuridão era tanto literal quanto simbólica - revelava a natureza sinistra do que estava acontecendo e era um prenúncio do juízo que Jesus previu que viria sobre Israel (ver </w:t>
       </w:r>
-      <w:hyperlink r:id="rId1194">
+      <w:hyperlink r:id="rId1195">
         <w:r>
           <w:rPr>
             <w:lang w:val="pt_PT" w:bidi="pt_PT"/>
@@ -53518,7 +53524,7 @@
         </w:rPr>
         <w:t xml:space="preserve">; </w:t>
       </w:r>
-      <w:hyperlink r:id="rId782">
+      <w:hyperlink r:id="rId783">
         <w:r>
           <w:rPr>
             <w:lang w:val="pt_PT" w:bidi="pt_PT"/>
@@ -53584,7 +53590,7 @@
         </w:rPr>
         <w:t xml:space="preserve">Eloí, Eloí... por que você me abandonou: o grito alto de Jesus é relatado em seu original aramaico e então traduzido para os leitores gregos. • “Meu Deus, meu Deus, por que você me abandonou?” Jesus cita </w:t>
       </w:r>
-      <w:hyperlink r:id="rId1195">
+      <w:hyperlink r:id="rId1196">
         <w:r>
           <w:rPr>
             <w:lang w:val="pt_PT" w:bidi="pt_PT"/>
@@ -53602,7 +53608,7 @@
         </w:rPr>
         <w:t xml:space="preserve">. Este ditado é melhor interpretado à luz de </w:t>
       </w:r>
-      <w:hyperlink r:id="rId1196">
+      <w:hyperlink r:id="rId1197">
         <w:r>
           <w:rPr>
             <w:lang w:val="pt_PT" w:bidi="pt_PT"/>
@@ -53638,7 +53644,7 @@
         </w:rPr>
         <w:t xml:space="preserve">; </w:t>
       </w:r>
-      <w:hyperlink r:id="rId1197">
+      <w:hyperlink r:id="rId1198">
         <w:r>
           <w:rPr>
             <w:lang w:val="pt_PT" w:bidi="pt_PT"/>
@@ -53656,7 +53662,7 @@
         </w:rPr>
         <w:t xml:space="preserve">; </w:t>
       </w:r>
-      <w:hyperlink r:id="rId1113">
+      <w:hyperlink r:id="rId1114">
         <w:r>
           <w:rPr>
             <w:lang w:val="pt_PT" w:bidi="pt_PT"/>
@@ -53674,7 +53680,7 @@
         </w:rPr>
         <w:t xml:space="preserve">; e </w:t>
       </w:r>
-      <w:hyperlink r:id="rId1114">
+      <w:hyperlink r:id="rId1115">
         <w:r>
           <w:rPr>
             <w:lang w:val="pt_PT" w:bidi="pt_PT"/>
@@ -53784,7 +53790,7 @@
         </w:rPr>
         <w:t xml:space="preserve"> (</w:t>
       </w:r>
-      <w:hyperlink r:id="rId1198">
+      <w:hyperlink r:id="rId1199">
         <w:r>
           <w:rPr>
             <w:lang w:val="pt_PT" w:bidi="pt_PT"/>
@@ -53916,7 +53922,7 @@
         </w:rPr>
         <w:t xml:space="preserve">A cortina que foi rasgada em dois pode ter sido aquela que separava o santuário do pátio (um magnífico tapete com oitenta pés de altura) ou aquela que separava o Lugar Santíssimo do resto do santuário. Se foi a primeira, o rasgo (assim como a escuridão, </w:t>
       </w:r>
-      <w:hyperlink r:id="rId1186">
+      <w:hyperlink r:id="rId1187">
         <w:r>
           <w:rPr>
             <w:lang w:val="pt_PT" w:bidi="pt_PT"/>
@@ -53952,7 +53958,7 @@
         </w:rPr>
         <w:t xml:space="preserve">; </w:t>
       </w:r>
-      <w:hyperlink r:id="rId782">
+      <w:hyperlink r:id="rId783">
         <w:r>
           <w:rPr>
             <w:lang w:val="pt_PT" w:bidi="pt_PT"/>
@@ -53970,7 +53976,7 @@
         </w:rPr>
         <w:t xml:space="preserve">) estava sendo cumprida espiritualmente (ver </w:t>
       </w:r>
-      <w:hyperlink r:id="rId1199">
+      <w:hyperlink r:id="rId1200">
         <w:r>
           <w:rPr>
             <w:lang w:val="pt_PT" w:bidi="pt_PT"/>
@@ -54000,7 +54006,7 @@
         </w:rPr>
         <w:t xml:space="preserve">), sua morte agora estendia esse acesso aos seus seguidores (ver </w:t>
       </w:r>
-      <w:hyperlink r:id="rId1200">
+      <w:hyperlink r:id="rId1201">
         <w:r>
           <w:rPr>
             <w:lang w:val="pt_PT" w:bidi="pt_PT"/>
@@ -54018,7 +54024,7 @@
         </w:rPr>
         <w:t xml:space="preserve">; </w:t>
       </w:r>
-      <w:hyperlink r:id="rId1201">
+      <w:hyperlink r:id="rId1202">
         <w:r>
           <w:rPr>
             <w:lang w:val="pt_PT" w:bidi="pt_PT"/>
@@ -54036,7 +54042,7 @@
         </w:rPr>
         <w:t xml:space="preserve">; </w:t>
       </w:r>
-      <w:hyperlink r:id="rId1202">
+      <w:hyperlink r:id="rId1203">
         <w:r>
           <w:rPr>
             <w:lang w:val="pt_PT" w:bidi="pt_PT"/>
@@ -54254,7 +54260,7 @@
         </w:rPr>
         <w:t>), por Jesus mesmo (</w:t>
       </w:r>
-      <w:hyperlink r:id="rId1152">
+      <w:hyperlink r:id="rId1153">
         <w:r>
           <w:rPr>
             <w:lang w:val="pt_PT" w:bidi="pt_PT"/>
@@ -54272,7 +54278,7 @@
         </w:rPr>
         <w:t xml:space="preserve">; </w:t>
       </w:r>
-      <w:hyperlink r:id="rId711">
+      <w:hyperlink r:id="rId712">
         <w:r>
           <w:rPr>
             <w:lang w:val="pt_PT" w:bidi="pt_PT"/>
@@ -54356,7 +54362,7 @@
         </w:rPr>
         <w:t xml:space="preserve">Essas mulheres haviam suprido algumas das necessidades econômicas de Jesus (ver </w:t>
       </w:r>
-      <w:hyperlink r:id="rId1203">
+      <w:hyperlink r:id="rId1204">
         <w:r>
           <w:rPr>
             <w:lang w:val="pt_PT" w:bidi="pt_PT"/>
@@ -54374,7 +54380,7 @@
         </w:rPr>
         <w:t>). Elas também estavam presentes no sepultamento (</w:t>
       </w:r>
-      <w:hyperlink r:id="rId1204">
+      <w:hyperlink r:id="rId1205">
         <w:r>
           <w:rPr>
             <w:lang w:val="pt_PT" w:bidi="pt_PT"/>
@@ -54392,7 +54398,7 @@
         </w:rPr>
         <w:t>) e no túmulo vazio (</w:t>
       </w:r>
-      <w:hyperlink r:id="rId1205">
+      <w:hyperlink r:id="rId1206">
         <w:r>
           <w:rPr>
             <w:lang w:val="pt_PT" w:bidi="pt_PT"/>
@@ -54423,7 +54429,7 @@
         </w:rPr>
         <w:t xml:space="preserve"> da vila de Magdala perto da margem do Mar da Galileia, foi uma figura chave nos relatos da ressurreição (</w:t>
       </w:r>
-      <w:hyperlink r:id="rId1206">
+      <w:hyperlink r:id="rId1207">
         <w:r>
           <w:rPr>
             <w:lang w:val="pt_PT" w:bidi="pt_PT"/>
@@ -54441,115 +54447,115 @@
         </w:rPr>
         <w:t>,</w:t>
       </w:r>
+      <w:hyperlink r:id="rId1208">
+        <w:r>
+          <w:rPr>
+            <w:lang w:val="pt_PT" w:bidi="pt_PT"/>
+          </w:rPr>
+          <w:rPr>
+            <w:color w:val="0000EE"/>
+            <w:u w:val="single"/>
+          </w:rPr>
+          <w:t>9</w:t>
+        </w:r>
+      </w:hyperlink>
+      <w:r>
+        <w:rPr>
+          <w:lang w:val="pt_PT" w:bidi="pt_PT"/>
+        </w:rPr>
+        <w:t xml:space="preserve">; </w:t>
+      </w:r>
+      <w:hyperlink r:id="rId1209">
+        <w:r>
+          <w:rPr>
+            <w:lang w:val="pt_PT" w:bidi="pt_PT"/>
+          </w:rPr>
+          <w:rPr>
+            <w:color w:val="0000EE"/>
+            <w:u w:val="single"/>
+          </w:rPr>
+          <w:t>Mt 28.1</w:t>
+        </w:r>
+      </w:hyperlink>
+      <w:r>
+        <w:rPr>
+          <w:lang w:val="pt_PT" w:bidi="pt_PT"/>
+        </w:rPr>
+        <w:t xml:space="preserve">; </w:t>
+      </w:r>
+      <w:hyperlink r:id="rId1210">
+        <w:r>
+          <w:rPr>
+            <w:lang w:val="pt_PT" w:bidi="pt_PT"/>
+          </w:rPr>
+          <w:rPr>
+            <w:color w:val="0000EE"/>
+            <w:u w:val="single"/>
+          </w:rPr>
+          <w:t>Lc 24.10</w:t>
+        </w:r>
+      </w:hyperlink>
+      <w:r>
+        <w:rPr>
+          <w:lang w:val="pt_PT" w:bidi="pt_PT"/>
+        </w:rPr>
+        <w:t xml:space="preserve">; </w:t>
+      </w:r>
+      <w:hyperlink r:id="rId1211">
+        <w:r>
+          <w:rPr>
+            <w:lang w:val="pt_PT" w:bidi="pt_PT"/>
+          </w:rPr>
+          <w:rPr>
+            <w:color w:val="0000EE"/>
+            <w:u w:val="single"/>
+          </w:rPr>
+          <w:t>Jo 20.1</w:t>
+        </w:r>
+      </w:hyperlink>
+      <w:r>
+        <w:rPr>
+          <w:lang w:val="pt_PT" w:bidi="pt_PT"/>
+        </w:rPr>
+        <w:t>,</w:t>
+      </w:r>
+      <w:hyperlink r:id="rId1212">
+        <w:r>
+          <w:rPr>
+            <w:lang w:val="pt_PT" w:bidi="pt_PT"/>
+          </w:rPr>
+          <w:rPr>
+            <w:color w:val="0000EE"/>
+            <w:u w:val="single"/>
+          </w:rPr>
+          <w:t>11–18</w:t>
+        </w:r>
+      </w:hyperlink>
+      <w:r>
+        <w:rPr>
+          <w:lang w:val="pt_PT" w:bidi="pt_PT"/>
+        </w:rPr>
+        <w:t>). • Maria (a mãe de Tiago, o menor): Este Tiago poderia ter sido Tiago, filho de Alfeu (</w:t>
+      </w:r>
+      <w:hyperlink r:id="rId1213">
+        <w:r>
+          <w:rPr>
+            <w:lang w:val="pt_PT" w:bidi="pt_PT"/>
+          </w:rPr>
+          <w:rPr>
+            <w:color w:val="0000EE"/>
+            <w:u w:val="single"/>
+          </w:rPr>
+          <w:t>Marcos 3.18</w:t>
+        </w:r>
+      </w:hyperlink>
+      <w:r>
+        <w:rPr>
+          <w:lang w:val="pt_PT" w:bidi="pt_PT"/>
+        </w:rPr>
+        <w:t xml:space="preserve">). • Salomé é mencionada apenas aqui e em </w:t>
+      </w:r>
       <w:hyperlink r:id="rId1207">
-        <w:r>
-          <w:rPr>
-            <w:lang w:val="pt_PT" w:bidi="pt_PT"/>
-          </w:rPr>
-          <w:rPr>
-            <w:color w:val="0000EE"/>
-            <w:u w:val="single"/>
-          </w:rPr>
-          <w:t>9</w:t>
-        </w:r>
-      </w:hyperlink>
-      <w:r>
-        <w:rPr>
-          <w:lang w:val="pt_PT" w:bidi="pt_PT"/>
-        </w:rPr>
-        <w:t xml:space="preserve">; </w:t>
-      </w:r>
-      <w:hyperlink r:id="rId1208">
-        <w:r>
-          <w:rPr>
-            <w:lang w:val="pt_PT" w:bidi="pt_PT"/>
-          </w:rPr>
-          <w:rPr>
-            <w:color w:val="0000EE"/>
-            <w:u w:val="single"/>
-          </w:rPr>
-          <w:t>Mt 28.1</w:t>
-        </w:r>
-      </w:hyperlink>
-      <w:r>
-        <w:rPr>
-          <w:lang w:val="pt_PT" w:bidi="pt_PT"/>
-        </w:rPr>
-        <w:t xml:space="preserve">; </w:t>
-      </w:r>
-      <w:hyperlink r:id="rId1209">
-        <w:r>
-          <w:rPr>
-            <w:lang w:val="pt_PT" w:bidi="pt_PT"/>
-          </w:rPr>
-          <w:rPr>
-            <w:color w:val="0000EE"/>
-            <w:u w:val="single"/>
-          </w:rPr>
-          <w:t>Lc 24.10</w:t>
-        </w:r>
-      </w:hyperlink>
-      <w:r>
-        <w:rPr>
-          <w:lang w:val="pt_PT" w:bidi="pt_PT"/>
-        </w:rPr>
-        <w:t xml:space="preserve">; </w:t>
-      </w:r>
-      <w:hyperlink r:id="rId1210">
-        <w:r>
-          <w:rPr>
-            <w:lang w:val="pt_PT" w:bidi="pt_PT"/>
-          </w:rPr>
-          <w:rPr>
-            <w:color w:val="0000EE"/>
-            <w:u w:val="single"/>
-          </w:rPr>
-          <w:t>Jo 20.1</w:t>
-        </w:r>
-      </w:hyperlink>
-      <w:r>
-        <w:rPr>
-          <w:lang w:val="pt_PT" w:bidi="pt_PT"/>
-        </w:rPr>
-        <w:t>,</w:t>
-      </w:r>
-      <w:hyperlink r:id="rId1211">
-        <w:r>
-          <w:rPr>
-            <w:lang w:val="pt_PT" w:bidi="pt_PT"/>
-          </w:rPr>
-          <w:rPr>
-            <w:color w:val="0000EE"/>
-            <w:u w:val="single"/>
-          </w:rPr>
-          <w:t>11–18</w:t>
-        </w:r>
-      </w:hyperlink>
-      <w:r>
-        <w:rPr>
-          <w:lang w:val="pt_PT" w:bidi="pt_PT"/>
-        </w:rPr>
-        <w:t>). • Maria (a mãe de Tiago, o menor): Este Tiago poderia ter sido Tiago, filho de Alfeu (</w:t>
-      </w:r>
-      <w:hyperlink r:id="rId1212">
-        <w:r>
-          <w:rPr>
-            <w:lang w:val="pt_PT" w:bidi="pt_PT"/>
-          </w:rPr>
-          <w:rPr>
-            <w:color w:val="0000EE"/>
-            <w:u w:val="single"/>
-          </w:rPr>
-          <w:t>Marcos 3.18</w:t>
-        </w:r>
-      </w:hyperlink>
-      <w:r>
-        <w:rPr>
-          <w:lang w:val="pt_PT" w:bidi="pt_PT"/>
-        </w:rPr>
-        <w:t xml:space="preserve">). • Salomé é mencionada apenas aqui e em </w:t>
-      </w:r>
-      <w:hyperlink r:id="rId1206">
         <w:r>
           <w:rPr>
             <w:lang w:val="pt_PT" w:bidi="pt_PT"/>
@@ -54615,7 +54621,7 @@
         </w:rPr>
         <w:t xml:space="preserve">José de Arimateia (possivelmente da aldeia de Ramataim, a vinte milhas (32,18 km) a noroeste de Jerusalém) era um membro honrado do alto conselho e um discípulo secreto de Jesus que estava esperando o Reino de Deus chegar (ver </w:t>
       </w:r>
-      <w:hyperlink r:id="rId1213">
+      <w:hyperlink r:id="rId1214">
         <w:r>
           <w:rPr>
             <w:lang w:val="pt_PT" w:bidi="pt_PT"/>
@@ -54633,7 +54639,7 @@
         </w:rPr>
         <w:t xml:space="preserve">; </w:t>
       </w:r>
-      <w:hyperlink r:id="rId1214">
+      <w:hyperlink r:id="rId1215">
         <w:r>
           <w:rPr>
             <w:lang w:val="pt_PT" w:bidi="pt_PT"/>
@@ -54651,7 +54657,7 @@
         </w:rPr>
         <w:t xml:space="preserve">; </w:t>
       </w:r>
-      <w:hyperlink r:id="rId1215">
+      <w:hyperlink r:id="rId1216">
         <w:r>
           <w:rPr>
             <w:lang w:val="pt_PT" w:bidi="pt_PT"/>
@@ -54669,7 +54675,7 @@
         </w:rPr>
         <w:t>). Ele corajosamente solicitou o corpo de Jesus a Pilatos para o sepultamento. Como ele era um membro do alto conselho e não era conhecido como discípulo de Jesus, servia aos propósitos de Roma conceder seu pedido: Isso satisfaria as preocupações judaicas sobre deixar os mortos expostos após o pôr do sol (</w:t>
       </w:r>
-      <w:hyperlink r:id="rId1216">
+      <w:hyperlink r:id="rId1217">
         <w:r>
           <w:rPr>
             <w:lang w:val="pt_PT" w:bidi="pt_PT"/>
@@ -54735,7 +54741,7 @@
         </w:rPr>
         <w:t xml:space="preserve">José preparou o corpo de Jesus para o sepultamento e o colocou em seu próprio túmulo (ver </w:t>
       </w:r>
-      <w:hyperlink r:id="rId1217">
+      <w:hyperlink r:id="rId1218">
         <w:r>
           <w:rPr>
             <w:lang w:val="pt_PT" w:bidi="pt_PT"/>
@@ -54801,7 +54807,7 @@
         </w:rPr>
         <w:t>No final do sábado, ao pôr do sol, as lojas reabriram e as mulheres puderam comprar especiarias para ungir o corpo de Jesus (</w:t>
       </w:r>
-      <w:hyperlink r:id="rId1206">
+      <w:hyperlink r:id="rId1207">
         <w:r>
           <w:rPr>
             <w:lang w:val="pt_PT" w:bidi="pt_PT"/>
@@ -54819,7 +54825,7 @@
         </w:rPr>
         <w:t>). Seu propósito não era embalsamar o corpo, mas aliviar o mau cheiro que um corpo em decomposição criaria. • As mulheres claramente não estavam antecipando a ressurreição de Jesus. Nem mesmo o túmulo vazio seria capaz de convencê-las de que Jesus havia ressuscitado dos mortos (</w:t>
       </w:r>
-      <w:hyperlink r:id="rId1218">
+      <w:hyperlink r:id="rId1219">
         <w:r>
           <w:rPr>
             <w:lang w:val="pt_PT" w:bidi="pt_PT"/>
@@ -54837,7 +54843,7 @@
         </w:rPr>
         <w:t>,</w:t>
       </w:r>
-      <w:hyperlink r:id="rId1219">
+      <w:hyperlink r:id="rId1220">
         <w:r>
           <w:rPr>
             <w:lang w:val="pt_PT" w:bidi="pt_PT"/>
@@ -54951,7 +54957,7 @@
         </w:rPr>
         <w:t>A mensagem do anjo para os discípulos repetiu a previsão e promessa de Jesus (</w:t>
       </w:r>
-      <w:hyperlink r:id="rId1220">
+      <w:hyperlink r:id="rId1221">
         <w:r>
           <w:rPr>
             <w:lang w:val="pt_PT" w:bidi="pt_PT"/>
@@ -55017,7 +55023,7 @@
         </w:rPr>
         <w:t xml:space="preserve">O relato termina com as mulheres fugindo do túmulo em perplexidade. • não disseram nada a ninguém: Isso pode ser entendido de forma positiva (elas não se distraíram de sua missão de contar aos discípulos, </w:t>
       </w:r>
-      <w:hyperlink r:id="rId1102">
+      <w:hyperlink r:id="rId1103">
         <w:r>
           <w:rPr>
             <w:lang w:val="pt_PT" w:bidi="pt_PT"/>
@@ -55035,7 +55041,7 @@
         </w:rPr>
         <w:t xml:space="preserve">; cp. </w:t>
       </w:r>
-      <w:hyperlink r:id="rId1221">
+      <w:hyperlink r:id="rId1222">
         <w:r>
           <w:rPr>
             <w:lang w:val="pt_PT" w:bidi="pt_PT"/>
@@ -55053,7 +55059,7 @@
         </w:rPr>
         <w:t xml:space="preserve">; </w:t>
       </w:r>
-      <w:hyperlink r:id="rId1222">
+      <w:hyperlink r:id="rId1223">
         <w:r>
           <w:rPr>
             <w:lang w:val="pt_PT" w:bidi="pt_PT"/>
@@ -55071,7 +55077,7 @@
         </w:rPr>
         <w:t xml:space="preserve">) ou de forma negativa (elas falharam em entregar a mensagem). Cp. </w:t>
       </w:r>
-      <w:hyperlink r:id="rId1223">
+      <w:hyperlink r:id="rId1224">
         <w:r>
           <w:rPr>
             <w:lang w:val="pt_PT" w:bidi="pt_PT"/>
@@ -55089,7 +55095,7 @@
         </w:rPr>
         <w:t xml:space="preserve">; </w:t>
       </w:r>
-      <w:hyperlink r:id="rId1224">
+      <w:hyperlink r:id="rId1225">
         <w:r>
           <w:rPr>
             <w:lang w:val="pt_PT" w:bidi="pt_PT"/>
@@ -55107,7 +55113,7 @@
         </w:rPr>
         <w:t>,</w:t>
       </w:r>
-      <w:hyperlink r:id="rId1225">
+      <w:hyperlink r:id="rId1226">
         <w:r>
           <w:rPr>
             <w:lang w:val="pt_PT" w:bidi="pt_PT"/>
@@ -55289,7 +55295,7 @@
         </w:rPr>
         <w:t xml:space="preserve">) e terminar com o medo das mulheres; (6) seria único para um livro grego antigo terminar com gar ("porque") como última palavra—nenhum outro exemplo disso foi encontrado; e (7) </w:t>
       </w:r>
-      <w:hyperlink r:id="rId1102">
+      <w:hyperlink r:id="rId1103">
         <w:r>
           <w:rPr>
             <w:lang w:val="pt_PT" w:bidi="pt_PT"/>

--- a/por/docx/41.content.docx
+++ b/por/docx/41.content.docx
@@ -48077,7 +48077,7 @@
         <w:rPr>
           <w:lang w:val="pt_PT" w:bidi="pt_PT"/>
         </w:rPr>
-        <w:t>A Última Ceia começou com uma bênção. Na prática moderna, os cristãos pedem a Deus que abençoe a comida; os judeus na época de Jesus bendiziam a Deus por fornecer a comida com as palavras: "Bendito és Tu, ó Senhor nosso Deus, Rei do universo, que faz brotar o pão da terra." • este é o meu corpo. . . . Este é o meu sangue: Alguns entendem essas palavras como significando que o pão e o vinho são transformados no próprio corpo e sangue de Jesus (</w:t>
+        <w:t>A Última Ceia começou com uma bênção. Na prática moderna, os cristãos pedem a Deus que abençoe a comida; os judeus na época de Jesus bendiziam a Deus por fornecer a comida com as palavras: "Bendito és Tu, ó Senhor nosso Deus, Rei do universo, que faz brotar o pão da terra." • este é o meu corpo. . . . Este é o meu sangue: Desde a Reforma, houve três interpretações dominantes das declarações de Jesus sobre o pão e o vinho: (1) que o pão e o vinho se transformam no corpo e sangue reais de Jesus Cristo (</w:t>
       </w:r>
       <w:r>
         <w:rPr>
@@ -48090,20 +48090,20 @@
         <w:rPr>
           <w:lang w:val="pt_PT" w:bidi="pt_PT"/>
         </w:rPr>
-        <w:t>); outros, que o pão e o vinho permanecem pão e vinho, mas que a presença real de Jesus é encontrada neles (</w:t>
+        <w:t>); (2) que Cristo é compreendido como estando verdadeiramente presente no sacramento de uma forma misteriosa, mas real, que está além da compreensão humana (presença real); (3) que o pão e o vinho simbolizam o corpo e o sangue de Cristo, beneficiando o receptor através do Espírito pela fé (</w:t>
       </w:r>
       <w:r>
         <w:rPr>
           <w:i/>
           <w:lang w:val="pt_PT" w:bidi="pt_PT"/>
         </w:rPr>
-        <w:t>consubstanciação</w:t>
-      </w:r>
-      <w:r>
-        <w:rPr>
-          <w:lang w:val="pt_PT" w:bidi="pt_PT"/>
-        </w:rPr>
-        <w:t xml:space="preserve">). Nessas duas visões, quando alguém participa da Ceia do Senhor, ele realmente come e bebe o corpo e o sangue de Jesus. Uma terceira visão é que ao comer o pão e beber o vinho, os cristãos se alimentam espiritualmente de Jesus. Uma quarta visão é que a refeição é principalmente uma memória e os elementos são símbolos do sacrifício de Jesus em nosso favor. Veja também </w:t>
+        <w:t>simbolismo</w:t>
+      </w:r>
+      <w:r>
+        <w:rPr>
+          <w:lang w:val="pt_PT" w:bidi="pt_PT"/>
+        </w:rPr>
+        <w:t xml:space="preserve">). Veja também </w:t>
       </w:r>
       <w:hyperlink r:id="rId1094">
         <w:r>
@@ -48117,18 +48117,6 @@
           <w:t>João 6.53–63</w:t>
         </w:r>
       </w:hyperlink>
-      <w:r>
-        <w:rPr>
-          <w:lang w:val="pt_PT" w:bidi="pt_PT"/>
-        </w:rPr>
-        <w:t xml:space="preserve"> e </w:t>
-      </w:r>
-      <w:r>
-        <w:rPr>
-          <w:lang w:val="pt_PT" w:bidi="pt_PT"/>
-        </w:rPr>
-        <w:t>nota de estudo correspondente</w:t>
-      </w:r>
       <w:r>
         <w:rPr>
           <w:lang w:val="pt_PT" w:bidi="pt_PT"/>

--- a/por/docx/41.content.docx
+++ b/por/docx/41.content.docx
@@ -31432,7 +31432,7 @@
         <w:rPr>
           <w:lang w:val="pt_PT" w:bidi="pt_PT"/>
         </w:rPr>
-        <w:t>) ou experimentar a ira divina como ele fez (</w:t>
+        <w:t>) ou vivenciar o sofrimento único que ele vivenciou na cruz (</w:t>
       </w:r>
       <w:hyperlink r:id="rId493">
         <w:r>

--- a/por/docx/41.content.docx
+++ b/por/docx/41.content.docx
@@ -19,7 +19,7 @@
         <w:rPr>
           <w:lang w:val="pt_PT" w:bidi="pt_PT"/>
         </w:rPr>
-        <w:t>Resource: Tyndale Open Study Notes</w:t>
+        <w:t>Resource: Aquifer Open Study Notes</w:t>
       </w:r>
       <w:r>
         <w:rPr>
@@ -112,7 +112,7 @@
         <w:rPr>
           <w:lang w:val="pt_PT" w:bidi="pt_PT"/>
         </w:rPr>
-        <w:t>Tyndale Open Study Notes</w:t>
+        <w:t>Aquifer Open Study Notes</w:t>
       </w:r>
     </w:p>
     <w:p>
